--- a/docs/开放复杂巨系统的活体表达与自洽可计算性.docx
+++ b/docs/开放复杂巨系统的活体表达与自洽可计算性.docx
@@ -6,12 +6,12 @@
       <w:pPr>
         <w:pStyle w:val="1"/>
       </w:pPr>
-      <w:bookmarkStart w:id="0" w:name="开放复杂巨系统的活体表达与自洽可计算性"/>
-      <w:r>
-        <w:rPr>
-          <w:rFonts w:hint="eastAsia"/>
-        </w:rPr>
-        <w:t>开放复杂巨系统的“活体表达”与“自洽可计算性”</w:t>
+      <w:bookmarkStart w:id="0" w:name="开放复杂巨系统的活体表达与闭环可计算性"/>
+      <w:r>
+        <w:rPr>
+          <w:rFonts w:hint="eastAsia"/>
+        </w:rPr>
+        <w:t>开放复杂巨系统的“活体表达”与“闭环可计算性”</w:t>
       </w:r>
     </w:p>
     <w:p>
@@ -88,7 +88,7 @@
     </w:p>
     <w:p>
       <w:r>
-        <w:pict w14:anchorId="1A412BDF">
+        <w:pict>
           <v:rect id="_x0000_i1025" style="width:0;height:1.5pt" o:hralign="center" o:hrstd="t" o:hr="t"/>
         </w:pict>
       </w:r>
@@ -299,7 +299,7 @@
     </w:p>
     <w:p>
       <w:r>
-        <w:pict w14:anchorId="513CC295">
+        <w:pict>
           <v:rect id="_x0000_i1026" style="width:0;height:1.5pt" o:hralign="center" o:hrstd="t" o:hr="t"/>
         </w:pict>
       </w:r>
@@ -355,24 +355,15 @@
             </m:ctrlPr>
           </m:sSubPr>
           <m:e>
-            <m:acc>
-              <m:accPr>
-                <m:chr m:val="⃗"/>
-                <m:ctrlPr>
-                  <w:rPr>
-                    <w:rFonts w:ascii="Cambria Math" w:hAnsi="Cambria Math"/>
-                  </w:rPr>
-                </m:ctrlPr>
-              </m:accPr>
-              <m:e>
-                <m:r>
-                  <w:rPr>
-                    <w:rFonts w:ascii="Cambria Math" w:hAnsi="Cambria Math"/>
-                  </w:rPr>
-                  <m:t>v</m:t>
-                </m:r>
-              </m:e>
-            </m:acc>
+            <m:r>
+              <m:rPr>
+                <m:sty m:val="bi"/>
+              </m:rPr>
+              <w:rPr>
+                <w:rFonts w:ascii="Cambria Math" w:hAnsi="Cambria Math"/>
+              </w:rPr>
+              <m:t>v</m:t>
+            </m:r>
           </m:e>
           <m:sub>
             <m:r>
@@ -401,24 +392,15 @@
             </m:ctrlPr>
           </m:sSubPr>
           <m:e>
-            <m:acc>
-              <m:accPr>
-                <m:chr m:val="⃗"/>
-                <m:ctrlPr>
-                  <w:rPr>
-                    <w:rFonts w:ascii="Cambria Math" w:hAnsi="Cambria Math"/>
-                  </w:rPr>
-                </m:ctrlPr>
-              </m:accPr>
-              <m:e>
-                <m:r>
-                  <w:rPr>
-                    <w:rFonts w:ascii="Cambria Math" w:hAnsi="Cambria Math"/>
-                  </w:rPr>
-                  <m:t>v</m:t>
-                </m:r>
-              </m:e>
-            </m:acc>
+            <m:r>
+              <m:rPr>
+                <m:sty m:val="bi"/>
+              </m:rPr>
+              <w:rPr>
+                <w:rFonts w:ascii="Cambria Math" w:hAnsi="Cambria Math"/>
+              </w:rPr>
+              <m:t>v</m:t>
+            </m:r>
           </m:e>
           <m:sub>
             <m:r>
@@ -555,24 +537,15 @@
               </m:ctrlPr>
             </m:sSubPr>
             <m:e>
-              <m:acc>
-                <m:accPr>
-                  <m:chr m:val="⃗"/>
-                  <m:ctrlPr>
-                    <w:rPr>
-                      <w:rFonts w:ascii="Cambria Math" w:hAnsi="Cambria Math"/>
-                    </w:rPr>
-                  </m:ctrlPr>
-                </m:accPr>
-                <m:e>
-                  <m:r>
-                    <w:rPr>
-                      <w:rFonts w:ascii="Cambria Math" w:hAnsi="Cambria Math"/>
-                    </w:rPr>
-                    <m:t>v</m:t>
-                  </m:r>
-                </m:e>
-              </m:acc>
+              <m:r>
+                <m:rPr>
+                  <m:sty m:val="bi"/>
+                </m:rPr>
+                <w:rPr>
+                  <w:rFonts w:ascii="Cambria Math" w:hAnsi="Cambria Math"/>
+                </w:rPr>
+                <m:t>v</m:t>
+              </m:r>
             </m:e>
             <m:sub>
               <m:r>
@@ -601,24 +574,15 @@
               </m:ctrlPr>
             </m:sSubPr>
             <m:e>
-              <m:acc>
-                <m:accPr>
-                  <m:chr m:val="⃗"/>
-                  <m:ctrlPr>
-                    <w:rPr>
-                      <w:rFonts w:ascii="Cambria Math" w:hAnsi="Cambria Math"/>
-                    </w:rPr>
-                  </m:ctrlPr>
-                </m:accPr>
-                <m:e>
-                  <m:r>
-                    <w:rPr>
-                      <w:rFonts w:ascii="Cambria Math" w:hAnsi="Cambria Math"/>
-                    </w:rPr>
-                    <m:t>v</m:t>
-                  </m:r>
-                </m:e>
-              </m:acc>
+              <m:r>
+                <m:rPr>
+                  <m:sty m:val="bi"/>
+                </m:rPr>
+                <w:rPr>
+                  <w:rFonts w:ascii="Cambria Math" w:hAnsi="Cambria Math"/>
+                </w:rPr>
+                <m:t>v</m:t>
+              </m:r>
             </m:e>
             <m:sub>
               <m:r>
@@ -946,7 +910,78 @@
         <w:t>流形在拓扑上呈现“刚性结构底流形</w:t>
       </w:r>
       <w:r>
-        <w:t xml:space="preserve"> , ,  + </w:t>
+        <w:t xml:space="preserve"> </w:t>
+      </w:r>
+      <m:oMath>
+        <m:r>
+          <m:rPr>
+            <m:sty m:val="p"/>
+          </m:rPr>
+          <w:rPr>
+            <w:rFonts w:ascii="Cambria Math" w:hAnsi="Cambria Math"/>
+          </w:rPr>
+          <m:t>⟨</m:t>
+        </m:r>
+        <m:r>
+          <m:rPr>
+            <m:scr m:val="script"/>
+            <m:sty m:val="p"/>
+          </m:rPr>
+          <w:rPr>
+            <w:rFonts w:ascii="Cambria Math" w:hAnsi="Cambria Math"/>
+          </w:rPr>
+          <m:t>N</m:t>
+        </m:r>
+        <m:r>
+          <m:rPr>
+            <m:sty m:val="p"/>
+          </m:rPr>
+          <w:rPr>
+            <w:rFonts w:ascii="Cambria Math" w:hAnsi="Cambria Math"/>
+          </w:rPr>
+          <m:t>,</m:t>
+        </m:r>
+        <m:r>
+          <m:rPr>
+            <m:scr m:val="script"/>
+            <m:sty m:val="p"/>
+          </m:rPr>
+          <w:rPr>
+            <w:rFonts w:ascii="Cambria Math" w:hAnsi="Cambria Math"/>
+          </w:rPr>
+          <m:t>T</m:t>
+        </m:r>
+        <m:r>
+          <m:rPr>
+            <m:sty m:val="p"/>
+          </m:rPr>
+          <w:rPr>
+            <w:rFonts w:ascii="Cambria Math" w:hAnsi="Cambria Math"/>
+          </w:rPr>
+          <m:t>,</m:t>
+        </m:r>
+        <m:r>
+          <m:rPr>
+            <m:scr m:val="script"/>
+            <m:sty m:val="p"/>
+          </m:rPr>
+          <w:rPr>
+            <w:rFonts w:ascii="Cambria Math" w:hAnsi="Cambria Math"/>
+          </w:rPr>
+          <m:t>C</m:t>
+        </m:r>
+        <m:r>
+          <m:rPr>
+            <m:sty m:val="p"/>
+          </m:rPr>
+          <w:rPr>
+            <w:rFonts w:ascii="Cambria Math" w:hAnsi="Cambria Math"/>
+          </w:rPr>
+          <m:t>⟩</m:t>
+        </m:r>
+      </m:oMath>
+      <w:r>
+        <w:t xml:space="preserve"> + </w:t>
       </w:r>
       <w:r>
         <w:rPr>
@@ -955,8 +990,49 @@
         <w:t>动态因果切纤维</w:t>
       </w:r>
       <w:r>
-        <w:t xml:space="preserve"> X, X </w:t>
-      </w:r>
+        <w:t xml:space="preserve"> </w:t>
+      </w:r>
+      <m:oMath>
+        <m:r>
+          <m:rPr>
+            <m:sty m:val="p"/>
+          </m:rPr>
+          <w:rPr>
+            <w:rFonts w:ascii="Cambria Math" w:hAnsi="Cambria Math"/>
+          </w:rPr>
+          <m:t>⟨</m:t>
+        </m:r>
+        <m:r>
+          <w:rPr>
+            <w:rFonts w:ascii="Cambria Math" w:hAnsi="Cambria Math"/>
+          </w:rPr>
+          <m:t>X</m:t>
+        </m:r>
+        <m:r>
+          <m:rPr>
+            <m:sty m:val="p"/>
+          </m:rPr>
+          <w:rPr>
+            <w:rFonts w:ascii="Cambria Math" w:hAnsi="Cambria Math"/>
+          </w:rPr>
+          <m:t>,Δ</m:t>
+        </m:r>
+        <m:r>
+          <w:rPr>
+            <w:rFonts w:ascii="Cambria Math" w:hAnsi="Cambria Math"/>
+          </w:rPr>
+          <m:t>X</m:t>
+        </m:r>
+        <m:r>
+          <m:rPr>
+            <m:sty m:val="p"/>
+          </m:rPr>
+          <w:rPr>
+            <w:rFonts w:ascii="Cambria Math" w:hAnsi="Cambria Math"/>
+          </w:rPr>
+          <m:t>⟩</m:t>
+        </m:r>
+      </m:oMath>
       <w:r>
         <w:rPr>
           <w:rFonts w:hint="eastAsia"/>
@@ -1191,6 +1267,7 @@
         <w:rPr>
           <w:rFonts w:hint="eastAsia"/>
         </w:rPr>
+        <w:lastRenderedPageBreak/>
         <w:t>剥离</w:t>
       </w:r>
       <w:r>
@@ -1251,7 +1328,6 @@
         <w:rPr>
           <w:rFonts w:hint="eastAsia"/>
         </w:rPr>
-        <w:lastRenderedPageBreak/>
         <w:t>剥离</w:t>
       </w:r>
       <w:r>
@@ -1572,780 +1648,6 @@
         </w:rPr>
         <w:t>动态闭合：</w:t>
       </w:r>
-      <w:r>
-        <w:br/>
-        <w:t xml:space="preserve">1. </w:t>
-      </w:r>
-      <w:r>
-        <w:rPr>
-          <w:rFonts w:hint="eastAsia"/>
-          <w:b/>
-          <w:bCs/>
-        </w:rPr>
-        <w:t>正向因果生成</w:t>
-      </w:r>
-      <w:r>
-        <w:rPr>
-          <w:rFonts w:hint="eastAsia"/>
-        </w:rPr>
-        <w:t>：推演侧</w:t>
-      </w:r>
-      <w:r>
-        <w:t xml:space="preserve"> </w:t>
-      </w:r>
-      <m:oMath>
-        <m:r>
-          <m:rPr>
-            <m:sty m:val="p"/>
-          </m:rPr>
-          <w:rPr>
-            <w:rFonts w:ascii="Cambria Math" w:hAnsi="Cambria Math"/>
-          </w:rPr>
-          <m:t>Δ</m:t>
-        </m:r>
-        <m:r>
-          <w:rPr>
-            <w:rFonts w:ascii="Cambria Math" w:hAnsi="Cambria Math"/>
-          </w:rPr>
-          <m:t>X</m:t>
-        </m:r>
-      </m:oMath>
-      <w:r>
-        <w:t xml:space="preserve"> </w:t>
-      </w:r>
-      <w:r>
-        <w:rPr>
-          <w:rFonts w:hint="eastAsia"/>
-        </w:rPr>
-        <w:t>承载由前序状态向后序目标精准锁定的</w:t>
-      </w:r>
-      <w:r>
-        <w:rPr>
-          <w:rFonts w:hint="eastAsia"/>
-          <w:b/>
-          <w:bCs/>
-        </w:rPr>
-        <w:t>实例化因果链（谁转化为谁，如水到冰的相变因果做功）</w:t>
-      </w:r>
-      <w:r>
-        <w:rPr>
-          <w:rFonts w:hint="eastAsia"/>
-        </w:rPr>
-        <w:t>，推导生成下一时刻计划态</w:t>
-      </w:r>
-      <w:r>
-        <w:t xml:space="preserve"> </w:t>
-      </w:r>
-      <m:oMath>
-        <m:sSub>
-          <m:sSubPr>
-            <m:ctrlPr>
-              <w:rPr>
-                <w:rFonts w:ascii="Cambria Math" w:hAnsi="Cambria Math"/>
-              </w:rPr>
-            </m:ctrlPr>
-          </m:sSubPr>
-          <m:e>
-            <m:r>
-              <w:rPr>
-                <w:rFonts w:ascii="Cambria Math" w:hAnsi="Cambria Math"/>
-              </w:rPr>
-              <m:t>X</m:t>
-            </m:r>
-          </m:e>
-          <m:sub>
-            <m:r>
-              <m:rPr>
-                <m:nor/>
-              </m:rPr>
-              <m:t>plan</m:t>
-            </m:r>
-          </m:sub>
-        </m:sSub>
-      </m:oMath>
-      <w:r>
-        <w:rPr>
-          <w:rFonts w:hint="eastAsia"/>
-        </w:rPr>
-        <w:t>；</w:t>
-      </w:r>
-      <w:r>
-        <w:br/>
-        <w:t xml:space="preserve">2. </w:t>
-      </w:r>
-      <w:r>
-        <w:rPr>
-          <w:rFonts w:hint="eastAsia"/>
-          <w:b/>
-          <w:bCs/>
-        </w:rPr>
-        <w:t>逆向残差显化</w:t>
-      </w:r>
-      <w:r>
-        <w:rPr>
-          <w:rFonts w:hint="eastAsia"/>
-        </w:rPr>
-        <w:t>：实测态</w:t>
-      </w:r>
-      <w:r>
-        <w:t xml:space="preserve"> </w:t>
-      </w:r>
-      <m:oMath>
-        <m:sSub>
-          <m:sSubPr>
-            <m:ctrlPr>
-              <w:rPr>
-                <w:rFonts w:ascii="Cambria Math" w:hAnsi="Cambria Math"/>
-              </w:rPr>
-            </m:ctrlPr>
-          </m:sSubPr>
-          <m:e>
-            <m:r>
-              <w:rPr>
-                <w:rFonts w:ascii="Cambria Math" w:hAnsi="Cambria Math"/>
-              </w:rPr>
-              <m:t>X</m:t>
-            </m:r>
-          </m:e>
-          <m:sub>
-            <m:r>
-              <m:rPr>
-                <m:nor/>
-              </m:rPr>
-              <m:t>real</m:t>
-            </m:r>
-          </m:sub>
-        </m:sSub>
-      </m:oMath>
-      <w:r>
-        <w:t xml:space="preserve"> </w:t>
-      </w:r>
-      <w:r>
-        <w:rPr>
-          <w:rFonts w:hint="eastAsia"/>
-        </w:rPr>
-        <w:t>显影后，母方程移项比对，衍生出</w:t>
-      </w:r>
-      <w:r>
-        <w:rPr>
-          <w:rFonts w:hint="eastAsia"/>
-          <w:b/>
-          <w:bCs/>
-        </w:rPr>
-        <w:t>【带着因果的残差】</w:t>
-      </w:r>
-      <w:r>
-        <w:t xml:space="preserve"> </w:t>
-      </w:r>
-      <m:oMath>
-        <m:r>
-          <m:rPr>
-            <m:sty m:val="p"/>
-          </m:rPr>
-          <w:rPr>
-            <w:rFonts w:ascii="Cambria Math" w:hAnsi="Cambria Math"/>
-          </w:rPr>
-          <m:t>Δ</m:t>
-        </m:r>
-        <m:sSub>
-          <m:sSubPr>
-            <m:ctrlPr>
-              <w:rPr>
-                <w:rFonts w:ascii="Cambria Math" w:hAnsi="Cambria Math"/>
-              </w:rPr>
-            </m:ctrlPr>
-          </m:sSubPr>
-          <m:e>
-            <m:r>
-              <w:rPr>
-                <w:rFonts w:ascii="Cambria Math" w:hAnsi="Cambria Math"/>
-              </w:rPr>
-              <m:t>X</m:t>
-            </m:r>
-          </m:e>
-          <m:sub>
-            <m:r>
-              <m:rPr>
-                <m:nor/>
-              </m:rPr>
-              <m:t>residual</m:t>
-            </m:r>
-          </m:sub>
-        </m:sSub>
-        <m:r>
-          <m:rPr>
-            <m:sty m:val="p"/>
-          </m:rPr>
-          <w:rPr>
-            <w:rFonts w:ascii="Cambria Math" w:hAnsi="Cambria Math"/>
-          </w:rPr>
-          <m:t>=</m:t>
-        </m:r>
-        <m:sSub>
-          <m:sSubPr>
-            <m:ctrlPr>
-              <w:rPr>
-                <w:rFonts w:ascii="Cambria Math" w:hAnsi="Cambria Math"/>
-              </w:rPr>
-            </m:ctrlPr>
-          </m:sSubPr>
-          <m:e>
-            <m:r>
-              <w:rPr>
-                <w:rFonts w:ascii="Cambria Math" w:hAnsi="Cambria Math"/>
-              </w:rPr>
-              <m:t>X</m:t>
-            </m:r>
-          </m:e>
-          <m:sub>
-            <m:r>
-              <m:rPr>
-                <m:nor/>
-              </m:rPr>
-              <m:t>real</m:t>
-            </m:r>
-          </m:sub>
-        </m:sSub>
-        <m:r>
-          <m:rPr>
-            <m:sty m:val="p"/>
-          </m:rPr>
-          <w:rPr>
-            <w:rFonts w:ascii="Cambria Math" w:hAnsi="Cambria Math"/>
-          </w:rPr>
-          <m:t>⊖</m:t>
-        </m:r>
-        <m:sSub>
-          <m:sSubPr>
-            <m:ctrlPr>
-              <w:rPr>
-                <w:rFonts w:ascii="Cambria Math" w:hAnsi="Cambria Math"/>
-              </w:rPr>
-            </m:ctrlPr>
-          </m:sSubPr>
-          <m:e>
-            <m:r>
-              <w:rPr>
-                <w:rFonts w:ascii="Cambria Math" w:hAnsi="Cambria Math"/>
-              </w:rPr>
-              <m:t>X</m:t>
-            </m:r>
-          </m:e>
-          <m:sub>
-            <m:r>
-              <m:rPr>
-                <m:nor/>
-              </m:rPr>
-              <m:t>plan</m:t>
-            </m:r>
-          </m:sub>
-        </m:sSub>
-      </m:oMath>
-      <w:r>
-        <w:rPr>
-          <w:rFonts w:hint="eastAsia"/>
-        </w:rPr>
-        <w:t>；</w:t>
-      </w:r>
-      <w:r>
-        <w:br/>
-        <w:t xml:space="preserve">3. </w:t>
-      </w:r>
-      <w:r>
-        <w:rPr>
-          <w:rFonts w:hint="eastAsia"/>
-          <w:b/>
-          <w:bCs/>
-        </w:rPr>
-        <w:t>沿因果链溯源判决</w:t>
-      </w:r>
-      <w:r>
-        <w:rPr>
-          <w:rFonts w:hint="eastAsia"/>
-        </w:rPr>
-        <w:t>：残差沿原因果链逆向回溯排查——若因果链成立仅物理实体受阻，判定“世界偏了”，下达控制做功治理世界；若因果链断裂可行域为空，判定“模型错了”，激活二阶自省算符</w:t>
-      </w:r>
-      <w:r>
-        <w:t xml:space="preserve"> </w:t>
-      </w:r>
-      <m:oMath>
-        <m:r>
-          <m:rPr>
-            <m:sty m:val="b"/>
-          </m:rPr>
-          <w:rPr>
-            <w:rFonts w:ascii="Cambria Math" w:hAnsi="Cambria Math"/>
-          </w:rPr>
-          <m:t>Φ</m:t>
-        </m:r>
-      </m:oMath>
-      <w:r>
-        <w:t xml:space="preserve"> </w:t>
-      </w:r>
-      <w:r>
-        <w:rPr>
-          <w:rFonts w:hint="eastAsia"/>
-        </w:rPr>
-        <w:t>修宪重构模型。世界偏了调执行，模型错了二阶修宪！</w:t>
-      </w:r>
-    </w:p>
-    <w:p>
-      <w:pPr>
-        <w:pStyle w:val="2"/>
-      </w:pPr>
-      <w:bookmarkStart w:id="5" w:name="X880c70842444091a703a493230fae76f3461ffa"/>
-      <w:bookmarkEnd w:id="4"/>
-      <w:bookmarkEnd w:id="2"/>
-      <w:r>
-        <w:t xml:space="preserve">2. </w:t>
-      </w:r>
-      <w:r>
-        <w:rPr>
-          <w:rFonts w:hint="eastAsia"/>
-        </w:rPr>
-        <w:t>双螺旋结构</w:t>
-      </w:r>
-      <w:r>
-        <w:t xml:space="preserve"> </w:t>
-      </w:r>
-      <m:oMath>
-        <m:r>
-          <m:rPr>
-            <m:sty m:val="bi"/>
-          </m:rPr>
-          <w:rPr>
-            <w:rFonts w:ascii="Cambria Math" w:hAnsi="Cambria Math"/>
-          </w:rPr>
-          <m:t>S</m:t>
-        </m:r>
-        <m:r>
-          <m:rPr>
-            <m:sty m:val="b"/>
-          </m:rPr>
-          <w:rPr>
-            <w:rFonts w:ascii="Cambria Math" w:hAnsi="Cambria Math"/>
-          </w:rPr>
-          <m:t>=</m:t>
-        </m:r>
-        <m:sSub>
-          <m:sSubPr>
-            <m:ctrlPr>
-              <w:rPr>
-                <w:rFonts w:ascii="Cambria Math" w:hAnsi="Cambria Math"/>
-              </w:rPr>
-            </m:ctrlPr>
-          </m:sSubPr>
-          <m:e>
-            <m:r>
-              <m:rPr>
-                <m:scr m:val="script"/>
-                <m:sty m:val="b"/>
-              </m:rPr>
-              <w:rPr>
-                <w:rFonts w:ascii="Cambria Math" w:hAnsi="Cambria Math"/>
-              </w:rPr>
-              <m:t>M</m:t>
-            </m:r>
-          </m:e>
-          <m:sub>
-            <m:r>
-              <m:rPr>
-                <m:nor/>
-              </m:rPr>
-              <m:t>model</m:t>
-            </m:r>
-          </m:sub>
-        </m:sSub>
-        <m:r>
-          <m:rPr>
-            <m:sty m:val="b"/>
-          </m:rPr>
-          <w:rPr>
-            <w:rFonts w:ascii="Cambria Math" w:hAnsi="Cambria Math"/>
-          </w:rPr>
-          <m:t>⊗</m:t>
-        </m:r>
-        <m:r>
-          <m:rPr>
-            <m:scr m:val="script"/>
-            <m:sty m:val="b"/>
-          </m:rPr>
-          <w:rPr>
-            <w:rFonts w:ascii="Cambria Math" w:hAnsi="Cambria Math"/>
-          </w:rPr>
-          <m:t>A</m:t>
-        </m:r>
-      </m:oMath>
-      <w:r>
-        <w:t xml:space="preserve"> </w:t>
-      </w:r>
-      <w:r>
-        <w:rPr>
-          <w:rFonts w:hint="eastAsia"/>
-        </w:rPr>
-        <w:t>及其物理命题</w:t>
-      </w:r>
-    </w:p>
-    <w:p>
-      <w:pPr>
-        <w:pStyle w:val="FirstParagraph"/>
-      </w:pPr>
-      <w:r>
-        <w:rPr>
-          <w:rFonts w:hint="eastAsia"/>
-        </w:rPr>
-        <w:t>系统全息表达定义为拓扑流形</w:t>
-      </w:r>
-      <w:r>
-        <w:t xml:space="preserve"> </w:t>
-      </w:r>
-      <m:oMath>
-        <m:sSub>
-          <m:sSubPr>
-            <m:ctrlPr>
-              <w:rPr>
-                <w:rFonts w:ascii="Cambria Math" w:hAnsi="Cambria Math"/>
-              </w:rPr>
-            </m:ctrlPr>
-          </m:sSubPr>
-          <m:e>
-            <m:r>
-              <m:rPr>
-                <m:scr m:val="script"/>
-                <m:sty m:val="p"/>
-              </m:rPr>
-              <w:rPr>
-                <w:rFonts w:ascii="Cambria Math" w:hAnsi="Cambria Math"/>
-              </w:rPr>
-              <m:t>M</m:t>
-            </m:r>
-          </m:e>
-          <m:sub>
-            <m:r>
-              <m:rPr>
-                <m:nor/>
-              </m:rPr>
-              <m:t>model</m:t>
-            </m:r>
-          </m:sub>
-        </m:sSub>
-      </m:oMath>
-      <w:r>
-        <w:rPr>
-          <w:rFonts w:hint="eastAsia"/>
-        </w:rPr>
-        <w:t>（“体”）与前向因果演化算子</w:t>
-      </w:r>
-      <w:r>
-        <w:t xml:space="preserve"> </w:t>
-      </w:r>
-      <m:oMath>
-        <m:r>
-          <m:rPr>
-            <m:scr m:val="script"/>
-            <m:sty m:val="p"/>
-          </m:rPr>
-          <w:rPr>
-            <w:rFonts w:ascii="Cambria Math" w:hAnsi="Cambria Math"/>
-          </w:rPr>
-          <m:t>A</m:t>
-        </m:r>
-        <m:r>
-          <m:rPr>
-            <m:sty m:val="p"/>
-          </m:rPr>
-          <w:rPr>
-            <w:rFonts w:ascii="Cambria Math" w:hAnsi="Cambria Math"/>
-          </w:rPr>
-          <m:t>=</m:t>
-        </m:r>
-        <m:sSubSup>
-          <m:sSubSupPr>
-            <m:ctrlPr>
-              <w:rPr>
-                <w:rFonts w:ascii="Cambria Math" w:hAnsi="Cambria Math"/>
-              </w:rPr>
-            </m:ctrlPr>
-          </m:sSubSupPr>
-          <m:e>
-            <m:r>
-              <m:rPr>
-                <m:sty m:val="p"/>
-              </m:rPr>
-              <w:rPr>
-                <w:rFonts w:ascii="Cambria Math" w:hAnsi="Cambria Math"/>
-              </w:rPr>
-              <m:t>⨀</m:t>
-            </m:r>
-          </m:e>
-          <m:sub>
-            <m:r>
-              <w:rPr>
-                <w:rFonts w:ascii="Cambria Math" w:hAnsi="Cambria Math"/>
-              </w:rPr>
-              <m:t>k</m:t>
-            </m:r>
-            <m:r>
-              <m:rPr>
-                <m:sty m:val="p"/>
-              </m:rPr>
-              <w:rPr>
-                <w:rFonts w:ascii="Cambria Math" w:hAnsi="Cambria Math"/>
-              </w:rPr>
-              <m:t>=</m:t>
-            </m:r>
-            <m:r>
-              <w:rPr>
-                <w:rFonts w:ascii="Cambria Math" w:hAnsi="Cambria Math"/>
-              </w:rPr>
-              <m:t>1</m:t>
-            </m:r>
-          </m:sub>
-          <m:sup>
-            <m:r>
-              <w:rPr>
-                <w:rFonts w:ascii="Cambria Math" w:hAnsi="Cambria Math"/>
-              </w:rPr>
-              <m:t>K</m:t>
-            </m:r>
-          </m:sup>
-        </m:sSubSup>
-        <m:r>
-          <m:rPr>
-            <m:sty m:val="p"/>
-          </m:rPr>
-          <w:rPr>
-            <w:rFonts w:ascii="Cambria Math" w:hAnsi="Cambria Math"/>
-          </w:rPr>
-          <m:t>(</m:t>
-        </m:r>
-        <m:sSub>
-          <m:sSubPr>
-            <m:ctrlPr>
-              <w:rPr>
-                <w:rFonts w:ascii="Cambria Math" w:hAnsi="Cambria Math"/>
-              </w:rPr>
-            </m:ctrlPr>
-          </m:sSubPr>
-          <m:e>
-            <m:r>
-              <m:rPr>
-                <m:scr m:val="script"/>
-                <m:sty m:val="p"/>
-              </m:rPr>
-              <w:rPr>
-                <w:rFonts w:ascii="Cambria Math" w:hAnsi="Cambria Math"/>
-              </w:rPr>
-              <m:t>B</m:t>
-            </m:r>
-          </m:e>
-          <m:sub>
-            <m:r>
-              <w:rPr>
-                <w:rFonts w:ascii="Cambria Math" w:hAnsi="Cambria Math"/>
-              </w:rPr>
-              <m:t>k</m:t>
-            </m:r>
-          </m:sub>
-        </m:sSub>
-        <m:r>
-          <m:rPr>
-            <m:sty m:val="p"/>
-          </m:rPr>
-          <w:rPr>
-            <w:rFonts w:ascii="Cambria Math" w:hAnsi="Cambria Math"/>
-          </w:rPr>
-          <m:t>∘</m:t>
-        </m:r>
-        <m:sSub>
-          <m:sSubPr>
-            <m:ctrlPr>
-              <w:rPr>
-                <w:rFonts w:ascii="Cambria Math" w:hAnsi="Cambria Math"/>
-              </w:rPr>
-            </m:ctrlPr>
-          </m:sSubPr>
-          <m:e>
-            <m:r>
-              <m:rPr>
-                <m:scr m:val="script"/>
-                <m:sty m:val="p"/>
-              </m:rPr>
-              <w:rPr>
-                <w:rFonts w:ascii="Cambria Math" w:hAnsi="Cambria Math"/>
-              </w:rPr>
-              <m:t>P</m:t>
-            </m:r>
-          </m:e>
-          <m:sub>
-            <m:r>
-              <w:rPr>
-                <w:rFonts w:ascii="Cambria Math" w:hAnsi="Cambria Math"/>
-              </w:rPr>
-              <m:t>k</m:t>
-            </m:r>
-          </m:sub>
-        </m:sSub>
-        <m:r>
-          <m:rPr>
-            <m:sty m:val="p"/>
-          </m:rPr>
-          <w:rPr>
-            <w:rFonts w:ascii="Cambria Math" w:hAnsi="Cambria Math"/>
-          </w:rPr>
-          <m:t>)</m:t>
-        </m:r>
-      </m:oMath>
-      <w:r>
-        <w:rPr>
-          <w:rFonts w:hint="eastAsia"/>
-        </w:rPr>
-        <w:t>（“用”）的双螺旋张量积：</w:t>
-      </w:r>
-      <m:oMath>
-        <m:r>
-          <w:rPr>
-            <w:rFonts w:ascii="Cambria Math" w:hAnsi="Cambria Math"/>
-          </w:rPr>
-          <m:t>S</m:t>
-        </m:r>
-        <m:r>
-          <m:rPr>
-            <m:sty m:val="p"/>
-          </m:rPr>
-          <w:rPr>
-            <w:rFonts w:ascii="Cambria Math" w:hAnsi="Cambria Math"/>
-          </w:rPr>
-          <m:t>=</m:t>
-        </m:r>
-        <m:sSub>
-          <m:sSubPr>
-            <m:ctrlPr>
-              <w:rPr>
-                <w:rFonts w:ascii="Cambria Math" w:hAnsi="Cambria Math"/>
-              </w:rPr>
-            </m:ctrlPr>
-          </m:sSubPr>
-          <m:e>
-            <m:r>
-              <m:rPr>
-                <m:scr m:val="script"/>
-                <m:sty m:val="p"/>
-              </m:rPr>
-              <w:rPr>
-                <w:rFonts w:ascii="Cambria Math" w:hAnsi="Cambria Math"/>
-              </w:rPr>
-              <m:t>M</m:t>
-            </m:r>
-          </m:e>
-          <m:sub>
-            <m:r>
-              <m:rPr>
-                <m:nor/>
-              </m:rPr>
-              <m:t>model</m:t>
-            </m:r>
-          </m:sub>
-        </m:sSub>
-        <m:r>
-          <m:rPr>
-            <m:sty m:val="p"/>
-          </m:rPr>
-          <w:rPr>
-            <w:rFonts w:ascii="Cambria Math" w:hAnsi="Cambria Math"/>
-          </w:rPr>
-          <m:t>⊗</m:t>
-        </m:r>
-        <m:r>
-          <m:rPr>
-            <m:scr m:val="script"/>
-            <m:sty m:val="p"/>
-          </m:rPr>
-          <w:rPr>
-            <w:rFonts w:ascii="Cambria Math" w:hAnsi="Cambria Math"/>
-          </w:rPr>
-          <m:t>A</m:t>
-        </m:r>
-      </m:oMath>
-      <w:r>
-        <w:t>。</w:t>
-      </w:r>
-    </w:p>
-    <w:p>
-      <w:pPr>
-        <w:pStyle w:val="3"/>
-      </w:pPr>
-      <w:bookmarkStart w:id="6" w:name="右螺旋用定理-2.1闭环可计算定理"/>
-      <w:r>
-        <w:t xml:space="preserve">2.1 </w:t>
-      </w:r>
-      <w:r>
-        <w:rPr>
-          <w:rFonts w:hint="eastAsia"/>
-        </w:rPr>
-        <w:t>右螺旋（用）：定理</w:t>
-      </w:r>
-      <w:r>
-        <w:t xml:space="preserve"> </w:t>
-      </w:r>
-      <w:r>
-        <w:rPr>
-          <w:rFonts w:hint="eastAsia"/>
-        </w:rPr>
-        <w:t>2.1</w:t>
-      </w:r>
-      <w:r>
-        <w:rPr>
-          <w:rFonts w:hint="eastAsia"/>
-        </w:rPr>
-        <w:t>（闭环可计算定理）</w:t>
-      </w:r>
-    </w:p>
-    <w:p>
-      <w:pPr>
-        <w:pStyle w:val="aa"/>
-      </w:pPr>
-      <w:r>
-        <w:rPr>
-          <w:rFonts w:hint="eastAsia"/>
-          <w:b/>
-          <w:bCs/>
-        </w:rPr>
-        <w:t>物理证明（时钟离散与弛豫有界</w:t>
-      </w:r>
-      <w:r>
-        <w:rPr>
-          <w:b/>
-          <w:bCs/>
-        </w:rPr>
-        <w:t xml:space="preserve"> </w:t>
-      </w:r>
-      <m:oMath>
-        <m:r>
-          <m:rPr>
-            <m:sty m:val="p"/>
-          </m:rPr>
-          <w:rPr>
-            <w:rFonts w:ascii="Cambria Math" w:hAnsi="Cambria Math"/>
-          </w:rPr>
-          <m:t>⟹</m:t>
-        </m:r>
-      </m:oMath>
-      <w:r>
-        <w:rPr>
-          <w:b/>
-          <w:bCs/>
-        </w:rPr>
-        <w:t xml:space="preserve"> </w:t>
-      </w:r>
-      <w:r>
-        <w:rPr>
-          <w:rFonts w:hint="eastAsia"/>
-          <w:b/>
-          <w:bCs/>
-        </w:rPr>
-        <w:t>多项式闭环可计算）</w:t>
-      </w:r>
     </w:p>
     <w:p>
       <w:pPr>
@@ -2358,31 +1660,95 @@
       <w:r>
         <w:rPr>
           <w:rFonts w:hint="eastAsia"/>
-        </w:rPr>
-        <w:t>划界动作将相空间约束为有限实体规模（</w:t>
+          <w:b/>
+          <w:bCs/>
+        </w:rPr>
+        <w:t>正向因果生成</w:t>
+      </w:r>
+      <w:r>
+        <w:rPr>
+          <w:rFonts w:hint="eastAsia"/>
+        </w:rPr>
+        <w:t>：推演侧</w:t>
+      </w:r>
+      <w:r>
+        <w:t xml:space="preserve"> </w:t>
       </w:r>
       <m:oMath>
         <m:r>
-          <w:rPr>
-            <w:rFonts w:ascii="Cambria Math" w:hAnsi="Cambria Math"/>
-          </w:rPr>
-          <m:t>N</m:t>
-        </m:r>
-        <m:r>
-          <m:rPr>
-            <m:sty m:val="p"/>
-          </m:rPr>
-          <w:rPr>
-            <w:rFonts w:ascii="Cambria Math" w:hAnsi="Cambria Math"/>
-          </w:rPr>
-          <m:t>&lt;+∞</m:t>
+          <m:rPr>
+            <m:sty m:val="p"/>
+          </m:rPr>
+          <w:rPr>
+            <w:rFonts w:ascii="Cambria Math" w:hAnsi="Cambria Math"/>
+          </w:rPr>
+          <m:t>Δ</m:t>
+        </m:r>
+        <m:r>
+          <w:rPr>
+            <w:rFonts w:ascii="Cambria Math" w:hAnsi="Cambria Math"/>
+          </w:rPr>
+          <m:t>X</m:t>
         </m:r>
       </m:oMath>
       <w:r>
-        <w:rPr>
-          <w:rFonts w:hint="eastAsia"/>
-        </w:rPr>
-        <w:t>）；</w:t>
+        <w:t xml:space="preserve"> </w:t>
+      </w:r>
+      <w:r>
+        <w:rPr>
+          <w:rFonts w:hint="eastAsia"/>
+        </w:rPr>
+        <w:t>承载由前序状态向后序目标精准锁定的</w:t>
+      </w:r>
+      <w:r>
+        <w:rPr>
+          <w:rFonts w:hint="eastAsia"/>
+          <w:b/>
+          <w:bCs/>
+        </w:rPr>
+        <w:t>实例化因果链（谁转化为谁，如水到冰的相变因果做功）</w:t>
+      </w:r>
+      <w:r>
+        <w:rPr>
+          <w:rFonts w:hint="eastAsia"/>
+        </w:rPr>
+        <w:t>，推导生成下一时刻计划态</w:t>
+      </w:r>
+      <w:r>
+        <w:t xml:space="preserve"> </w:t>
+      </w:r>
+      <m:oMath>
+        <m:sSub>
+          <m:sSubPr>
+            <m:ctrlPr>
+              <w:rPr>
+                <w:rFonts w:ascii="Cambria Math" w:hAnsi="Cambria Math"/>
+              </w:rPr>
+            </m:ctrlPr>
+          </m:sSubPr>
+          <m:e>
+            <m:r>
+              <w:rPr>
+                <w:rFonts w:ascii="Cambria Math" w:hAnsi="Cambria Math"/>
+              </w:rPr>
+              <m:t>X</m:t>
+            </m:r>
+          </m:e>
+          <m:sub>
+            <m:r>
+              <m:rPr>
+                <m:nor/>
+              </m:rPr>
+              <m:t>plan</m:t>
+            </m:r>
+          </m:sub>
+        </m:sSub>
+      </m:oMath>
+      <w:r>
+        <w:rPr>
+          <w:rFonts w:hint="eastAsia"/>
+        </w:rPr>
+        <w:t>；</w:t>
       </w:r>
       <w:r>
         <w:br/>
@@ -2394,6 +1760,818 @@
         <w:numPr>
           <w:ilvl w:val="0"/>
           <w:numId w:val="4"/>
+        </w:numPr>
+      </w:pPr>
+      <w:r>
+        <w:rPr>
+          <w:rFonts w:hint="eastAsia"/>
+          <w:b/>
+          <w:bCs/>
+        </w:rPr>
+        <w:t>逆向残差显化</w:t>
+      </w:r>
+      <w:r>
+        <w:rPr>
+          <w:rFonts w:hint="eastAsia"/>
+        </w:rPr>
+        <w:t>：实测态</w:t>
+      </w:r>
+      <w:r>
+        <w:t xml:space="preserve"> </w:t>
+      </w:r>
+      <m:oMath>
+        <m:sSub>
+          <m:sSubPr>
+            <m:ctrlPr>
+              <w:rPr>
+                <w:rFonts w:ascii="Cambria Math" w:hAnsi="Cambria Math"/>
+              </w:rPr>
+            </m:ctrlPr>
+          </m:sSubPr>
+          <m:e>
+            <m:r>
+              <w:rPr>
+                <w:rFonts w:ascii="Cambria Math" w:hAnsi="Cambria Math"/>
+              </w:rPr>
+              <m:t>X</m:t>
+            </m:r>
+          </m:e>
+          <m:sub>
+            <m:r>
+              <m:rPr>
+                <m:nor/>
+              </m:rPr>
+              <m:t>real</m:t>
+            </m:r>
+          </m:sub>
+        </m:sSub>
+      </m:oMath>
+      <w:r>
+        <w:t xml:space="preserve"> </w:t>
+      </w:r>
+      <w:r>
+        <w:rPr>
+          <w:rFonts w:hint="eastAsia"/>
+        </w:rPr>
+        <w:t>显影后，母方程移项比对，衍生出</w:t>
+      </w:r>
+      <w:r>
+        <w:rPr>
+          <w:rFonts w:hint="eastAsia"/>
+          <w:b/>
+          <w:bCs/>
+        </w:rPr>
+        <w:t>【带着因果的残差】</w:t>
+      </w:r>
+      <w:r>
+        <w:t xml:space="preserve"> </w:t>
+      </w:r>
+      <m:oMath>
+        <m:r>
+          <m:rPr>
+            <m:sty m:val="p"/>
+          </m:rPr>
+          <w:rPr>
+            <w:rFonts w:ascii="Cambria Math" w:hAnsi="Cambria Math"/>
+          </w:rPr>
+          <m:t>Δ</m:t>
+        </m:r>
+        <m:sSub>
+          <m:sSubPr>
+            <m:ctrlPr>
+              <w:rPr>
+                <w:rFonts w:ascii="Cambria Math" w:hAnsi="Cambria Math"/>
+              </w:rPr>
+            </m:ctrlPr>
+          </m:sSubPr>
+          <m:e>
+            <m:r>
+              <w:rPr>
+                <w:rFonts w:ascii="Cambria Math" w:hAnsi="Cambria Math"/>
+              </w:rPr>
+              <m:t>X</m:t>
+            </m:r>
+          </m:e>
+          <m:sub>
+            <m:r>
+              <m:rPr>
+                <m:nor/>
+              </m:rPr>
+              <m:t>residual</m:t>
+            </m:r>
+          </m:sub>
+        </m:sSub>
+        <m:r>
+          <m:rPr>
+            <m:sty m:val="p"/>
+          </m:rPr>
+          <w:rPr>
+            <w:rFonts w:ascii="Cambria Math" w:hAnsi="Cambria Math"/>
+          </w:rPr>
+          <m:t>=</m:t>
+        </m:r>
+        <m:sSub>
+          <m:sSubPr>
+            <m:ctrlPr>
+              <w:rPr>
+                <w:rFonts w:ascii="Cambria Math" w:hAnsi="Cambria Math"/>
+              </w:rPr>
+            </m:ctrlPr>
+          </m:sSubPr>
+          <m:e>
+            <m:r>
+              <w:rPr>
+                <w:rFonts w:ascii="Cambria Math" w:hAnsi="Cambria Math"/>
+              </w:rPr>
+              <m:t>X</m:t>
+            </m:r>
+          </m:e>
+          <m:sub>
+            <m:r>
+              <m:rPr>
+                <m:nor/>
+              </m:rPr>
+              <m:t>real</m:t>
+            </m:r>
+          </m:sub>
+        </m:sSub>
+        <m:r>
+          <m:rPr>
+            <m:sty m:val="p"/>
+          </m:rPr>
+          <w:rPr>
+            <w:rFonts w:ascii="Cambria Math" w:hAnsi="Cambria Math"/>
+          </w:rPr>
+          <m:t>⊖</m:t>
+        </m:r>
+        <m:sSub>
+          <m:sSubPr>
+            <m:ctrlPr>
+              <w:rPr>
+                <w:rFonts w:ascii="Cambria Math" w:hAnsi="Cambria Math"/>
+              </w:rPr>
+            </m:ctrlPr>
+          </m:sSubPr>
+          <m:e>
+            <m:r>
+              <w:rPr>
+                <w:rFonts w:ascii="Cambria Math" w:hAnsi="Cambria Math"/>
+              </w:rPr>
+              <m:t>X</m:t>
+            </m:r>
+          </m:e>
+          <m:sub>
+            <m:r>
+              <m:rPr>
+                <m:nor/>
+              </m:rPr>
+              <m:t>plan</m:t>
+            </m:r>
+          </m:sub>
+        </m:sSub>
+      </m:oMath>
+      <w:r>
+        <w:rPr>
+          <w:rFonts w:hint="eastAsia"/>
+        </w:rPr>
+        <w:t>；</w:t>
+      </w:r>
+      <w:r>
+        <w:br/>
+      </w:r>
+    </w:p>
+    <w:p>
+      <w:pPr>
+        <w:pStyle w:val="Compact"/>
+        <w:numPr>
+          <w:ilvl w:val="0"/>
+          <w:numId w:val="4"/>
+        </w:numPr>
+      </w:pPr>
+      <w:r>
+        <w:rPr>
+          <w:rFonts w:hint="eastAsia"/>
+          <w:b/>
+          <w:bCs/>
+        </w:rPr>
+        <w:t>沿因果链溯源判决</w:t>
+      </w:r>
+      <w:r>
+        <w:rPr>
+          <w:rFonts w:hint="eastAsia"/>
+        </w:rPr>
+        <w:t>：残差沿原因果链逆向回溯排查——若因果链成立仅物理实体受阻，判定“世界偏了”，下达控制做功治理世界；若因果链断裂可行域为空，判定“模型错了”，激活二阶自省算符</w:t>
+      </w:r>
+      <w:r>
+        <w:t xml:space="preserve"> </w:t>
+      </w:r>
+      <m:oMath>
+        <m:r>
+          <m:rPr>
+            <m:sty m:val="p"/>
+          </m:rPr>
+          <w:rPr>
+            <w:rFonts w:ascii="Cambria Math" w:hAnsi="Cambria Math"/>
+          </w:rPr>
+          <m:t>Φ</m:t>
+        </m:r>
+      </m:oMath>
+      <w:r>
+        <w:t xml:space="preserve"> </w:t>
+      </w:r>
+      <w:r>
+        <w:rPr>
+          <w:rFonts w:hint="eastAsia"/>
+        </w:rPr>
+        <w:t>修宪重构模型。世界偏了调执行，模型错了二阶修宪！</w:t>
+      </w:r>
+    </w:p>
+    <w:p>
+      <w:pPr>
+        <w:pStyle w:val="2"/>
+      </w:pPr>
+      <w:bookmarkStart w:id="5" w:name="X880c70842444091a703a493230fae76f3461ffa"/>
+      <w:bookmarkEnd w:id="4"/>
+      <w:bookmarkEnd w:id="2"/>
+      <w:r>
+        <w:t xml:space="preserve">2. </w:t>
+      </w:r>
+      <w:r>
+        <w:rPr>
+          <w:rFonts w:hint="eastAsia"/>
+        </w:rPr>
+        <w:t>双螺旋结构</w:t>
+      </w:r>
+      <w:r>
+        <w:t xml:space="preserve"> </w:t>
+      </w:r>
+      <m:oMath>
+        <m:r>
+          <m:rPr>
+            <m:sty m:val="bi"/>
+          </m:rPr>
+          <w:rPr>
+            <w:rFonts w:ascii="Cambria Math" w:hAnsi="Cambria Math"/>
+          </w:rPr>
+          <m:t>S</m:t>
+        </m:r>
+        <m:r>
+          <m:rPr>
+            <m:sty m:val="b"/>
+          </m:rPr>
+          <w:rPr>
+            <w:rFonts w:ascii="Cambria Math" w:hAnsi="Cambria Math"/>
+          </w:rPr>
+          <m:t>=</m:t>
+        </m:r>
+        <m:sSub>
+          <m:sSubPr>
+            <m:ctrlPr>
+              <w:rPr>
+                <w:rFonts w:ascii="Cambria Math" w:hAnsi="Cambria Math"/>
+              </w:rPr>
+            </m:ctrlPr>
+          </m:sSubPr>
+          <m:e>
+            <m:r>
+              <m:rPr>
+                <m:scr m:val="script"/>
+                <m:sty m:val="b"/>
+              </m:rPr>
+              <w:rPr>
+                <w:rFonts w:ascii="Cambria Math" w:hAnsi="Cambria Math"/>
+              </w:rPr>
+              <m:t>M</m:t>
+            </m:r>
+          </m:e>
+          <m:sub>
+            <m:r>
+              <m:rPr>
+                <m:nor/>
+              </m:rPr>
+              <m:t>model</m:t>
+            </m:r>
+          </m:sub>
+        </m:sSub>
+        <m:r>
+          <m:rPr>
+            <m:sty m:val="b"/>
+          </m:rPr>
+          <w:rPr>
+            <w:rFonts w:ascii="Cambria Math" w:hAnsi="Cambria Math"/>
+          </w:rPr>
+          <m:t>⊗</m:t>
+        </m:r>
+        <m:r>
+          <m:rPr>
+            <m:scr m:val="script"/>
+            <m:sty m:val="b"/>
+          </m:rPr>
+          <w:rPr>
+            <w:rFonts w:ascii="Cambria Math" w:hAnsi="Cambria Math"/>
+          </w:rPr>
+          <m:t>A</m:t>
+        </m:r>
+      </m:oMath>
+      <w:r>
+        <w:t xml:space="preserve"> </w:t>
+      </w:r>
+      <w:r>
+        <w:rPr>
+          <w:rFonts w:hint="eastAsia"/>
+        </w:rPr>
+        <w:t>及其物理命题</w:t>
+      </w:r>
+    </w:p>
+    <w:p>
+      <w:pPr>
+        <w:pStyle w:val="FirstParagraph"/>
+      </w:pPr>
+      <w:r>
+        <w:rPr>
+          <w:rFonts w:hint="eastAsia"/>
+        </w:rPr>
+        <w:t>系统全息表达定义为拓扑流形</w:t>
+      </w:r>
+      <w:r>
+        <w:t xml:space="preserve"> </w:t>
+      </w:r>
+      <m:oMath>
+        <m:sSub>
+          <m:sSubPr>
+            <m:ctrlPr>
+              <w:rPr>
+                <w:rFonts w:ascii="Cambria Math" w:hAnsi="Cambria Math"/>
+              </w:rPr>
+            </m:ctrlPr>
+          </m:sSubPr>
+          <m:e>
+            <m:r>
+              <m:rPr>
+                <m:scr m:val="script"/>
+                <m:sty m:val="p"/>
+              </m:rPr>
+              <w:rPr>
+                <w:rFonts w:ascii="Cambria Math" w:hAnsi="Cambria Math"/>
+              </w:rPr>
+              <m:t>M</m:t>
+            </m:r>
+          </m:e>
+          <m:sub>
+            <m:r>
+              <m:rPr>
+                <m:nor/>
+              </m:rPr>
+              <m:t>model</m:t>
+            </m:r>
+          </m:sub>
+        </m:sSub>
+      </m:oMath>
+      <w:r>
+        <w:rPr>
+          <w:rFonts w:hint="eastAsia"/>
+        </w:rPr>
+        <w:t>（“体”）与前向因果演化算子</w:t>
+      </w:r>
+      <w:r>
+        <w:t xml:space="preserve"> </w:t>
+      </w:r>
+      <m:oMath>
+        <m:r>
+          <m:rPr>
+            <m:scr m:val="script"/>
+            <m:sty m:val="p"/>
+          </m:rPr>
+          <w:rPr>
+            <w:rFonts w:ascii="Cambria Math" w:hAnsi="Cambria Math"/>
+          </w:rPr>
+          <m:t>A</m:t>
+        </m:r>
+        <m:r>
+          <m:rPr>
+            <m:sty m:val="p"/>
+          </m:rPr>
+          <w:rPr>
+            <w:rFonts w:ascii="Cambria Math" w:hAnsi="Cambria Math"/>
+          </w:rPr>
+          <m:t>=</m:t>
+        </m:r>
+        <m:sSubSup>
+          <m:sSubSupPr>
+            <m:ctrlPr>
+              <w:rPr>
+                <w:rFonts w:ascii="Cambria Math" w:hAnsi="Cambria Math"/>
+              </w:rPr>
+            </m:ctrlPr>
+          </m:sSubSupPr>
+          <m:e>
+            <m:r>
+              <m:rPr>
+                <m:sty m:val="p"/>
+              </m:rPr>
+              <w:rPr>
+                <w:rFonts w:ascii="Cambria Math" w:hAnsi="Cambria Math"/>
+              </w:rPr>
+              <m:t>⨀</m:t>
+            </m:r>
+          </m:e>
+          <m:sub>
+            <m:r>
+              <w:rPr>
+                <w:rFonts w:ascii="Cambria Math" w:hAnsi="Cambria Math"/>
+              </w:rPr>
+              <m:t>k</m:t>
+            </m:r>
+            <m:r>
+              <m:rPr>
+                <m:sty m:val="p"/>
+              </m:rPr>
+              <w:rPr>
+                <w:rFonts w:ascii="Cambria Math" w:hAnsi="Cambria Math"/>
+              </w:rPr>
+              <m:t>=</m:t>
+            </m:r>
+            <m:r>
+              <w:rPr>
+                <w:rFonts w:ascii="Cambria Math" w:hAnsi="Cambria Math"/>
+              </w:rPr>
+              <m:t>1</m:t>
+            </m:r>
+          </m:sub>
+          <m:sup>
+            <m:r>
+              <w:rPr>
+                <w:rFonts w:ascii="Cambria Math" w:hAnsi="Cambria Math"/>
+              </w:rPr>
+              <m:t>K</m:t>
+            </m:r>
+          </m:sup>
+        </m:sSubSup>
+        <m:r>
+          <m:rPr>
+            <m:sty m:val="p"/>
+          </m:rPr>
+          <w:rPr>
+            <w:rFonts w:ascii="Cambria Math" w:hAnsi="Cambria Math"/>
+          </w:rPr>
+          <m:t>(</m:t>
+        </m:r>
+        <m:sSub>
+          <m:sSubPr>
+            <m:ctrlPr>
+              <w:rPr>
+                <w:rFonts w:ascii="Cambria Math" w:hAnsi="Cambria Math"/>
+              </w:rPr>
+            </m:ctrlPr>
+          </m:sSubPr>
+          <m:e>
+            <m:r>
+              <m:rPr>
+                <m:scr m:val="script"/>
+                <m:sty m:val="p"/>
+              </m:rPr>
+              <w:rPr>
+                <w:rFonts w:ascii="Cambria Math" w:hAnsi="Cambria Math"/>
+              </w:rPr>
+              <m:t>B</m:t>
+            </m:r>
+          </m:e>
+          <m:sub>
+            <m:r>
+              <w:rPr>
+                <w:rFonts w:ascii="Cambria Math" w:hAnsi="Cambria Math"/>
+              </w:rPr>
+              <m:t>k</m:t>
+            </m:r>
+          </m:sub>
+        </m:sSub>
+        <m:r>
+          <m:rPr>
+            <m:sty m:val="p"/>
+          </m:rPr>
+          <w:rPr>
+            <w:rFonts w:ascii="Cambria Math" w:hAnsi="Cambria Math"/>
+          </w:rPr>
+          <m:t>∘</m:t>
+        </m:r>
+        <m:sSub>
+          <m:sSubPr>
+            <m:ctrlPr>
+              <w:rPr>
+                <w:rFonts w:ascii="Cambria Math" w:hAnsi="Cambria Math"/>
+              </w:rPr>
+            </m:ctrlPr>
+          </m:sSubPr>
+          <m:e>
+            <m:r>
+              <m:rPr>
+                <m:scr m:val="script"/>
+                <m:sty m:val="p"/>
+              </m:rPr>
+              <w:rPr>
+                <w:rFonts w:ascii="Cambria Math" w:hAnsi="Cambria Math"/>
+              </w:rPr>
+              <m:t>P</m:t>
+            </m:r>
+          </m:e>
+          <m:sub>
+            <m:r>
+              <w:rPr>
+                <w:rFonts w:ascii="Cambria Math" w:hAnsi="Cambria Math"/>
+              </w:rPr>
+              <m:t>k</m:t>
+            </m:r>
+          </m:sub>
+        </m:sSub>
+        <m:r>
+          <m:rPr>
+            <m:sty m:val="p"/>
+          </m:rPr>
+          <w:rPr>
+            <w:rFonts w:ascii="Cambria Math" w:hAnsi="Cambria Math"/>
+          </w:rPr>
+          <m:t>)</m:t>
+        </m:r>
+      </m:oMath>
+      <w:r>
+        <w:rPr>
+          <w:rFonts w:hint="eastAsia"/>
+        </w:rPr>
+        <w:t>（“用”）的双螺旋张量积：</w:t>
+      </w:r>
+      <m:oMath>
+        <m:r>
+          <w:rPr>
+            <w:rFonts w:ascii="Cambria Math" w:hAnsi="Cambria Math"/>
+          </w:rPr>
+          <m:t>S</m:t>
+        </m:r>
+        <m:r>
+          <m:rPr>
+            <m:sty m:val="p"/>
+          </m:rPr>
+          <w:rPr>
+            <w:rFonts w:ascii="Cambria Math" w:hAnsi="Cambria Math"/>
+          </w:rPr>
+          <m:t>=</m:t>
+        </m:r>
+        <m:sSub>
+          <m:sSubPr>
+            <m:ctrlPr>
+              <w:rPr>
+                <w:rFonts w:ascii="Cambria Math" w:hAnsi="Cambria Math"/>
+              </w:rPr>
+            </m:ctrlPr>
+          </m:sSubPr>
+          <m:e>
+            <m:r>
+              <m:rPr>
+                <m:scr m:val="script"/>
+                <m:sty m:val="p"/>
+              </m:rPr>
+              <w:rPr>
+                <w:rFonts w:ascii="Cambria Math" w:hAnsi="Cambria Math"/>
+              </w:rPr>
+              <m:t>M</m:t>
+            </m:r>
+          </m:e>
+          <m:sub>
+            <m:r>
+              <m:rPr>
+                <m:nor/>
+              </m:rPr>
+              <m:t>model</m:t>
+            </m:r>
+          </m:sub>
+        </m:sSub>
+        <m:r>
+          <m:rPr>
+            <m:sty m:val="p"/>
+          </m:rPr>
+          <w:rPr>
+            <w:rFonts w:ascii="Cambria Math" w:hAnsi="Cambria Math"/>
+          </w:rPr>
+          <m:t>⊗</m:t>
+        </m:r>
+        <m:r>
+          <m:rPr>
+            <m:scr m:val="script"/>
+            <m:sty m:val="p"/>
+          </m:rPr>
+          <w:rPr>
+            <w:rFonts w:ascii="Cambria Math" w:hAnsi="Cambria Math"/>
+          </w:rPr>
+          <m:t>A</m:t>
+        </m:r>
+      </m:oMath>
+      <w:r>
+        <w:t>。</w:t>
+      </w:r>
+    </w:p>
+    <w:p>
+      <w:pPr>
+        <w:pStyle w:val="3"/>
+      </w:pPr>
+      <w:bookmarkStart w:id="6" w:name="右螺旋用定理-2.1闭环可计算定理"/>
+      <w:r>
+        <w:t xml:space="preserve">2.1 </w:t>
+      </w:r>
+      <w:r>
+        <w:rPr>
+          <w:rFonts w:hint="eastAsia"/>
+        </w:rPr>
+        <w:t>右螺旋（用）：定理</w:t>
+      </w:r>
+      <w:r>
+        <w:t xml:space="preserve"> </w:t>
+      </w:r>
+      <w:r>
+        <w:rPr>
+          <w:rFonts w:hint="eastAsia"/>
+        </w:rPr>
+        <w:t>2.1</w:t>
+      </w:r>
+      <w:r>
+        <w:rPr>
+          <w:rFonts w:hint="eastAsia"/>
+        </w:rPr>
+        <w:t>（闭环可计算定理）</w:t>
+      </w:r>
+    </w:p>
+    <w:p>
+      <w:pPr>
+        <w:pStyle w:val="aa"/>
+      </w:pPr>
+      <w:r>
+        <w:rPr>
+          <w:rFonts w:hint="eastAsia"/>
+          <w:i/>
+          <w:iCs/>
+        </w:rPr>
+        <w:t>注：本文定理</w:t>
+      </w:r>
+      <w:r>
+        <w:rPr>
+          <w:i/>
+          <w:iCs/>
+        </w:rPr>
+        <w:t xml:space="preserve"> 2.1 </w:t>
+      </w:r>
+      <w:r>
+        <w:rPr>
+          <w:rFonts w:hint="eastAsia"/>
+          <w:i/>
+          <w:iCs/>
+        </w:rPr>
+        <w:t>与《秩序》篇“因果有限性引理</w:t>
+      </w:r>
+      <w:r>
+        <w:rPr>
+          <w:i/>
+          <w:iCs/>
+        </w:rPr>
+        <w:t xml:space="preserve"> </w:t>
+      </w:r>
+      <w:r>
+        <w:rPr>
+          <w:rFonts w:hint="eastAsia"/>
+          <w:i/>
+          <w:iCs/>
+        </w:rPr>
+        <w:t>1.1</w:t>
+      </w:r>
+      <w:r>
+        <w:rPr>
+          <w:rFonts w:hint="eastAsia"/>
+          <w:i/>
+          <w:iCs/>
+        </w:rPr>
+        <w:t>”及《第二次文艺复兴》定理</w:t>
+      </w:r>
+      <w:r>
+        <w:rPr>
+          <w:i/>
+          <w:iCs/>
+        </w:rPr>
+        <w:t xml:space="preserve"> 7.2 / </w:t>
+      </w:r>
+      <w:r>
+        <w:rPr>
+          <w:rFonts w:hint="eastAsia"/>
+          <w:i/>
+          <w:iCs/>
+        </w:rPr>
+        <w:t>命题</w:t>
+      </w:r>
+      <w:r>
+        <w:rPr>
+          <w:i/>
+          <w:iCs/>
+        </w:rPr>
+        <w:t xml:space="preserve"> 7.3 </w:t>
+      </w:r>
+      <w:r>
+        <w:rPr>
+          <w:rFonts w:hint="eastAsia"/>
+          <w:i/>
+          <w:iCs/>
+        </w:rPr>
+        <w:t>结论一致，编号差异因各篇独立成文。</w:t>
+      </w:r>
+    </w:p>
+    <w:p>
+      <w:pPr>
+        <w:pStyle w:val="aa"/>
+      </w:pPr>
+      <w:r>
+        <w:rPr>
+          <w:rFonts w:hint="eastAsia"/>
+          <w:b/>
+          <w:bCs/>
+        </w:rPr>
+        <w:t>物理证明（时钟离散与弛豫有界</w:t>
+      </w:r>
+      <w:r>
+        <w:rPr>
+          <w:b/>
+          <w:bCs/>
+        </w:rPr>
+        <w:t xml:space="preserve"> </w:t>
+      </w:r>
+      <m:oMath>
+        <m:r>
+          <m:rPr>
+            <m:sty m:val="p"/>
+          </m:rPr>
+          <w:rPr>
+            <w:rFonts w:ascii="Cambria Math" w:hAnsi="Cambria Math"/>
+          </w:rPr>
+          <m:t>⟹</m:t>
+        </m:r>
+      </m:oMath>
+      <w:r>
+        <w:rPr>
+          <w:b/>
+          <w:bCs/>
+        </w:rPr>
+        <w:t xml:space="preserve"> </w:t>
+      </w:r>
+      <w:r>
+        <w:rPr>
+          <w:rFonts w:hint="eastAsia"/>
+          <w:b/>
+          <w:bCs/>
+        </w:rPr>
+        <w:t>多项式闭环可计算）</w:t>
+      </w:r>
+    </w:p>
+    <w:p>
+      <w:pPr>
+        <w:pStyle w:val="Compact"/>
+        <w:numPr>
+          <w:ilvl w:val="0"/>
+          <w:numId w:val="5"/>
+        </w:numPr>
+      </w:pPr>
+      <w:r>
+        <w:rPr>
+          <w:rFonts w:hint="eastAsia"/>
+        </w:rPr>
+        <w:t>划界动作将相空间约束为有限实体规模（</w:t>
+      </w:r>
+      <m:oMath>
+        <m:r>
+          <w:rPr>
+            <w:rFonts w:ascii="Cambria Math" w:hAnsi="Cambria Math"/>
+          </w:rPr>
+          <m:t>N</m:t>
+        </m:r>
+        <m:r>
+          <m:rPr>
+            <m:sty m:val="p"/>
+          </m:rPr>
+          <w:rPr>
+            <w:rFonts w:ascii="Cambria Math" w:hAnsi="Cambria Math"/>
+          </w:rPr>
+          <m:t>&lt;+∞</m:t>
+        </m:r>
+      </m:oMath>
+      <w:r>
+        <w:rPr>
+          <w:rFonts w:hint="eastAsia"/>
+        </w:rPr>
+        <w:t>）；</w:t>
+      </w:r>
+      <w:r>
+        <w:br/>
+      </w:r>
+    </w:p>
+    <w:p>
+      <w:pPr>
+        <w:pStyle w:val="Compact"/>
+        <w:numPr>
+          <w:ilvl w:val="0"/>
+          <w:numId w:val="5"/>
         </w:numPr>
       </w:pPr>
       <w:r>
@@ -2632,13 +2810,14 @@
         <w:pStyle w:val="Compact"/>
         <w:numPr>
           <w:ilvl w:val="0"/>
-          <w:numId w:val="4"/>
+          <w:numId w:val="5"/>
         </w:numPr>
       </w:pPr>
       <w:r>
         <w:rPr>
           <w:rFonts w:hint="eastAsia"/>
         </w:rPr>
+        <w:lastRenderedPageBreak/>
         <w:t>单向因果流水线中，算子</w:t>
       </w:r>
       <w:r>
@@ -3270,7 +3449,6 @@
       <w:bookmarkStart w:id="7" w:name="左螺旋体命题-2.2走通即零对消零对消即界内最优的三位一体等价命题"/>
       <w:bookmarkEnd w:id="6"/>
       <w:r>
-        <w:lastRenderedPageBreak/>
         <w:t xml:space="preserve">2.2 </w:t>
       </w:r>
       <w:r>
@@ -3605,24 +3783,15 @@
             </m:ctrlPr>
           </m:sSubPr>
           <m:e>
-            <m:acc>
-              <m:accPr>
-                <m:chr m:val="⃗"/>
-                <m:ctrlPr>
-                  <w:rPr>
-                    <w:rFonts w:ascii="Cambria Math" w:hAnsi="Cambria Math"/>
-                  </w:rPr>
-                </m:ctrlPr>
-              </m:accPr>
-              <m:e>
-                <m:r>
-                  <w:rPr>
-                    <w:rFonts w:ascii="Cambria Math" w:hAnsi="Cambria Math"/>
-                  </w:rPr>
-                  <m:t>v</m:t>
-                </m:r>
-              </m:e>
-            </m:acc>
+            <m:r>
+              <m:rPr>
+                <m:sty m:val="bi"/>
+              </m:rPr>
+              <w:rPr>
+                <w:rFonts w:ascii="Cambria Math" w:hAnsi="Cambria Math"/>
+              </w:rPr>
+              <m:t>v</m:t>
+            </m:r>
           </m:e>
           <m:sub>
             <m:r>
@@ -3651,24 +3820,15 @@
             </m:ctrlPr>
           </m:sSubPr>
           <m:e>
-            <m:acc>
-              <m:accPr>
-                <m:chr m:val="⃗"/>
-                <m:ctrlPr>
-                  <w:rPr>
-                    <w:rFonts w:ascii="Cambria Math" w:hAnsi="Cambria Math"/>
-                  </w:rPr>
-                </m:ctrlPr>
-              </m:accPr>
-              <m:e>
-                <m:r>
-                  <w:rPr>
-                    <w:rFonts w:ascii="Cambria Math" w:hAnsi="Cambria Math"/>
-                  </w:rPr>
-                  <m:t>v</m:t>
-                </m:r>
-              </m:e>
-            </m:acc>
+            <m:r>
+              <m:rPr>
+                <m:sty m:val="bi"/>
+              </m:rPr>
+              <w:rPr>
+                <w:rFonts w:ascii="Cambria Math" w:hAnsi="Cambria Math"/>
+              </w:rPr>
+              <m:t>v</m:t>
+            </m:r>
           </m:e>
           <m:sub>
             <m:r>
@@ -3728,7 +3888,7 @@
           <m:e>
             <m:r>
               <m:rPr>
-                <m:sty m:val="b"/>
+                <m:sty m:val="p"/>
               </m:rPr>
               <w:rPr>
                 <w:rFonts w:ascii="Cambria Math" w:hAnsi="Cambria Math"/>
@@ -3763,291 +3923,327 @@
       <w:pPr>
         <w:pStyle w:val="aa"/>
       </w:pPr>
-      <m:oMath>
-        <m:r>
-          <m:rPr>
-            <m:nor/>
-          </m:rPr>
-          <m:t>算法成功走通</m:t>
-        </m:r>
-        <m:r>
-          <m:rPr>
-            <m:nor/>
-          </m:rPr>
-          <m:t xml:space="preserve"> </m:t>
-        </m:r>
-        <m:sSubSup>
-          <m:sSubSupPr>
-            <m:ctrlPr>
-              <w:rPr>
-                <w:rFonts w:ascii="Cambria Math" w:hAnsi="Cambria Math"/>
-              </w:rPr>
-            </m:ctrlPr>
-          </m:sSubSupPr>
-          <m:e>
-            <m:r>
-              <w:rPr>
-                <w:rFonts w:ascii="Cambria Math" w:hAnsi="Cambria Math"/>
-              </w:rPr>
-              <m:t>S</m:t>
-            </m:r>
-          </m:e>
-          <m:sub>
-            <m:r>
-              <w:rPr>
-                <w:rFonts w:ascii="Cambria Math" w:hAnsi="Cambria Math"/>
-              </w:rPr>
-              <m:t>k</m:t>
-            </m:r>
-          </m:sub>
-          <m:sup>
-            <m:r>
-              <m:rPr>
-                <m:sty m:val="p"/>
-              </m:rPr>
-              <w:rPr>
-                <w:rFonts w:ascii="Cambria Math" w:hAnsi="Cambria Math"/>
-              </w:rPr>
-              <m:t>*</m:t>
-            </m:r>
-          </m:sup>
-        </m:sSubSup>
-        <m:r>
-          <m:rPr>
-            <m:sty m:val="p"/>
-          </m:rPr>
-          <w:rPr>
-            <w:rFonts w:ascii="Cambria Math" w:hAnsi="Cambria Math"/>
-          </w:rPr>
-          <m:t>⇔</m:t>
-        </m:r>
-        <m:r>
-          <m:rPr>
-            <m:nor/>
-          </m:rPr>
-          <m:t>全程零矢量对消</m:t>
-        </m:r>
-        <m:r>
-          <m:rPr>
-            <m:nor/>
-          </m:rPr>
-          <m:t xml:space="preserve"> </m:t>
-        </m:r>
-        <m:r>
-          <m:rPr>
-            <m:sty m:val="p"/>
-          </m:rPr>
-          <w:rPr>
-            <w:rFonts w:ascii="Cambria Math" w:hAnsi="Cambria Math"/>
-          </w:rPr>
-          <m:t>(</m:t>
-        </m:r>
-        <m:sSub>
-          <m:sSubPr>
-            <m:ctrlPr>
-              <w:rPr>
-                <w:rFonts w:ascii="Cambria Math" w:hAnsi="Cambria Math"/>
-              </w:rPr>
-            </m:ctrlPr>
-          </m:sSubPr>
-          <m:e>
-            <m:r>
-              <m:rPr>
-                <m:scr m:val="script"/>
-                <m:sty m:val="p"/>
-              </m:rPr>
-              <w:rPr>
-                <w:rFonts w:ascii="Cambria Math" w:hAnsi="Cambria Math"/>
-              </w:rPr>
-              <m:t>W</m:t>
-            </m:r>
-          </m:e>
-          <m:sub>
-            <m:r>
-              <m:rPr>
-                <m:nor/>
-              </m:rPr>
-              <m:t>heat</m:t>
-            </m:r>
-          </m:sub>
-        </m:sSub>
-        <m:r>
-          <m:rPr>
-            <m:sty m:val="p"/>
-          </m:rPr>
-          <w:rPr>
-            <w:rFonts w:ascii="Cambria Math" w:hAnsi="Cambria Math"/>
-          </w:rPr>
-          <m:t>[</m:t>
-        </m:r>
-        <m:sSubSup>
-          <m:sSubSupPr>
-            <m:ctrlPr>
-              <w:rPr>
-                <w:rFonts w:ascii="Cambria Math" w:hAnsi="Cambria Math"/>
-              </w:rPr>
-            </m:ctrlPr>
-          </m:sSubSupPr>
-          <m:e>
-            <m:r>
-              <w:rPr>
-                <w:rFonts w:ascii="Cambria Math" w:hAnsi="Cambria Math"/>
-              </w:rPr>
-              <m:t>S</m:t>
-            </m:r>
-          </m:e>
-          <m:sub>
-            <m:r>
-              <w:rPr>
-                <w:rFonts w:ascii="Cambria Math" w:hAnsi="Cambria Math"/>
-              </w:rPr>
-              <m:t>k</m:t>
-            </m:r>
-          </m:sub>
-          <m:sup>
-            <m:r>
-              <m:rPr>
-                <m:sty m:val="p"/>
-              </m:rPr>
-              <w:rPr>
-                <w:rFonts w:ascii="Cambria Math" w:hAnsi="Cambria Math"/>
-              </w:rPr>
-              <m:t>*</m:t>
-            </m:r>
-          </m:sup>
-        </m:sSubSup>
-        <m:r>
-          <m:rPr>
-            <m:sty m:val="p"/>
-          </m:rPr>
-          <w:rPr>
-            <w:rFonts w:ascii="Cambria Math" w:hAnsi="Cambria Math"/>
-          </w:rPr>
-          <m:t>]=</m:t>
-        </m:r>
-        <m:r>
-          <w:rPr>
-            <w:rFonts w:ascii="Cambria Math" w:hAnsi="Cambria Math"/>
-          </w:rPr>
-          <m:t>0</m:t>
-        </m:r>
-        <m:r>
-          <m:rPr>
-            <m:sty m:val="p"/>
-          </m:rPr>
-          <w:rPr>
-            <w:rFonts w:ascii="Cambria Math" w:hAnsi="Cambria Math"/>
-          </w:rPr>
-          <m:t>)⇔</m:t>
-        </m:r>
-        <m:r>
-          <m:rPr>
-            <m:nor/>
-          </m:rPr>
-          <m:t>界内全局绝对最优轨形</m:t>
-        </m:r>
-        <m:r>
-          <m:rPr>
-            <m:nor/>
-          </m:rPr>
-          <m:t xml:space="preserve"> </m:t>
-        </m:r>
-        <m:r>
-          <m:rPr>
-            <m:sty m:val="p"/>
-          </m:rPr>
-          <w:rPr>
-            <w:rFonts w:ascii="Cambria Math" w:hAnsi="Cambria Math"/>
-          </w:rPr>
-          <m:t>(</m:t>
-        </m:r>
-        <m:sSubSup>
-          <m:sSubSupPr>
-            <m:ctrlPr>
-              <w:rPr>
-                <w:rFonts w:ascii="Cambria Math" w:hAnsi="Cambria Math"/>
-              </w:rPr>
-            </m:ctrlPr>
-          </m:sSubSupPr>
-          <m:e>
-            <m:r>
-              <w:rPr>
-                <w:rFonts w:ascii="Cambria Math" w:hAnsi="Cambria Math"/>
-              </w:rPr>
-              <m:t>S</m:t>
-            </m:r>
-          </m:e>
-          <m:sub>
-            <m:r>
-              <w:rPr>
-                <w:rFonts w:ascii="Cambria Math" w:hAnsi="Cambria Math"/>
-              </w:rPr>
-              <m:t>k</m:t>
-            </m:r>
-          </m:sub>
-          <m:sup>
-            <m:r>
-              <m:rPr>
-                <m:sty m:val="p"/>
-              </m:rPr>
-              <w:rPr>
-                <w:rFonts w:ascii="Cambria Math" w:hAnsi="Cambria Math"/>
-              </w:rPr>
-              <m:t>*</m:t>
-            </m:r>
-          </m:sup>
-        </m:sSubSup>
-        <m:r>
-          <m:rPr>
-            <m:sty m:val="p"/>
-          </m:rPr>
-          <w:rPr>
-            <w:rFonts w:ascii="Cambria Math" w:hAnsi="Cambria Math"/>
-          </w:rPr>
-          <m:t>=argmin</m:t>
-        </m:r>
-        <m:sSub>
-          <m:sSubPr>
-            <m:ctrlPr>
-              <w:rPr>
-                <w:rFonts w:ascii="Cambria Math" w:hAnsi="Cambria Math"/>
-              </w:rPr>
-            </m:ctrlPr>
-          </m:sSubPr>
-          <m:e>
-            <m:r>
-              <m:rPr>
-                <m:scr m:val="script"/>
-                <m:sty m:val="p"/>
-              </m:rPr>
-              <w:rPr>
-                <w:rFonts w:ascii="Cambria Math" w:hAnsi="Cambria Math"/>
-              </w:rPr>
-              <m:t>W</m:t>
-            </m:r>
-          </m:e>
-          <m:sub>
-            <m:r>
-              <m:rPr>
-                <m:nor/>
-              </m:rPr>
-              <m:t>heat</m:t>
-            </m:r>
-          </m:sub>
-        </m:sSub>
-        <m:r>
-          <m:rPr>
-            <m:sty m:val="p"/>
-          </m:rPr>
-          <w:rPr>
-            <w:rFonts w:ascii="Cambria Math" w:hAnsi="Cambria Math"/>
-          </w:rPr>
-          <m:t>)</m:t>
-        </m:r>
-      </m:oMath>
-      <w:r>
-        <w:t>​</w:t>
-      </w:r>
+      <m:oMathPara>
+        <m:oMathParaPr>
+          <m:jc m:val="center"/>
+        </m:oMathParaPr>
+        <m:oMath>
+          <m:eqArr>
+            <m:eqArrPr>
+              <m:ctrlPr>
+                <w:rPr>
+                  <w:rFonts w:ascii="Cambria Math" w:hAnsi="Cambria Math"/>
+                </w:rPr>
+              </m:ctrlPr>
+            </m:eqArrPr>
+            <m:e>
+              <m:r>
+                <m:rPr>
+                  <m:nor/>
+                </m:rPr>
+                <m:t>算法成功走通</m:t>
+              </m:r>
+              <m:r>
+                <m:rPr>
+                  <m:nor/>
+                </m:rPr>
+                <m:t xml:space="preserve"> </m:t>
+              </m:r>
+              <m:sSubSup>
+                <m:sSubSupPr>
+                  <m:ctrlPr>
+                    <w:rPr>
+                      <w:rFonts w:ascii="Cambria Math" w:hAnsi="Cambria Math"/>
+                    </w:rPr>
+                  </m:ctrlPr>
+                </m:sSubSupPr>
+                <m:e>
+                  <m:r>
+                    <w:rPr>
+                      <w:rFonts w:ascii="Cambria Math" w:hAnsi="Cambria Math"/>
+                    </w:rPr>
+                    <m:t>S</m:t>
+                  </m:r>
+                </m:e>
+                <m:sub>
+                  <m:r>
+                    <w:rPr>
+                      <w:rFonts w:ascii="Cambria Math" w:hAnsi="Cambria Math"/>
+                    </w:rPr>
+                    <m:t>k</m:t>
+                  </m:r>
+                </m:sub>
+                <m:sup>
+                  <m:r>
+                    <m:rPr>
+                      <m:sty m:val="p"/>
+                    </m:rPr>
+                    <w:rPr>
+                      <w:rFonts w:ascii="Cambria Math" w:hAnsi="Cambria Math"/>
+                    </w:rPr>
+                    <m:t>*</m:t>
+                  </m:r>
+                </m:sup>
+              </m:sSubSup>
+              <m:r>
+                <w:rPr>
+                  <w:rFonts w:ascii="Cambria Math" w:hAnsi="Cambria Math"/>
+                </w:rPr>
+                <m:t>&amp;</m:t>
+              </m:r>
+              <m:r>
+                <m:rPr>
+                  <m:sty m:val="p"/>
+                </m:rPr>
+                <w:rPr>
+                  <w:rFonts w:ascii="Cambria Math" w:hAnsi="Cambria Math"/>
+                </w:rPr>
+                <m:t>⇔</m:t>
+              </m:r>
+              <m:r>
+                <m:rPr>
+                  <m:nor/>
+                </m:rPr>
+                <m:t>全程零矢量对消</m:t>
+              </m:r>
+              <m:r>
+                <m:rPr>
+                  <m:nor/>
+                </m:rPr>
+                <m:t xml:space="preserve"> </m:t>
+              </m:r>
+              <m:r>
+                <m:rPr>
+                  <m:sty m:val="p"/>
+                </m:rPr>
+                <w:rPr>
+                  <w:rFonts w:ascii="Cambria Math" w:hAnsi="Cambria Math"/>
+                </w:rPr>
+                <m:t>(</m:t>
+              </m:r>
+              <m:sSub>
+                <m:sSubPr>
+                  <m:ctrlPr>
+                    <w:rPr>
+                      <w:rFonts w:ascii="Cambria Math" w:hAnsi="Cambria Math"/>
+                    </w:rPr>
+                  </m:ctrlPr>
+                </m:sSubPr>
+                <m:e>
+                  <m:r>
+                    <m:rPr>
+                      <m:scr m:val="script"/>
+                      <m:sty m:val="p"/>
+                    </m:rPr>
+                    <w:rPr>
+                      <w:rFonts w:ascii="Cambria Math" w:hAnsi="Cambria Math"/>
+                    </w:rPr>
+                    <m:t>W</m:t>
+                  </m:r>
+                </m:e>
+                <m:sub>
+                  <m:r>
+                    <m:rPr>
+                      <m:nor/>
+                    </m:rPr>
+                    <m:t>heat</m:t>
+                  </m:r>
+                </m:sub>
+              </m:sSub>
+              <m:r>
+                <m:rPr>
+                  <m:sty m:val="p"/>
+                </m:rPr>
+                <w:rPr>
+                  <w:rFonts w:ascii="Cambria Math" w:hAnsi="Cambria Math"/>
+                </w:rPr>
+                <m:t>[</m:t>
+              </m:r>
+              <m:sSubSup>
+                <m:sSubSupPr>
+                  <m:ctrlPr>
+                    <w:rPr>
+                      <w:rFonts w:ascii="Cambria Math" w:hAnsi="Cambria Math"/>
+                    </w:rPr>
+                  </m:ctrlPr>
+                </m:sSubSupPr>
+                <m:e>
+                  <m:r>
+                    <w:rPr>
+                      <w:rFonts w:ascii="Cambria Math" w:hAnsi="Cambria Math"/>
+                    </w:rPr>
+                    <m:t>S</m:t>
+                  </m:r>
+                </m:e>
+                <m:sub>
+                  <m:r>
+                    <w:rPr>
+                      <w:rFonts w:ascii="Cambria Math" w:hAnsi="Cambria Math"/>
+                    </w:rPr>
+                    <m:t>k</m:t>
+                  </m:r>
+                </m:sub>
+                <m:sup>
+                  <m:r>
+                    <m:rPr>
+                      <m:sty m:val="p"/>
+                    </m:rPr>
+                    <w:rPr>
+                      <w:rFonts w:ascii="Cambria Math" w:hAnsi="Cambria Math"/>
+                    </w:rPr>
+                    <m:t>*</m:t>
+                  </m:r>
+                </m:sup>
+              </m:sSubSup>
+              <m:r>
+                <m:rPr>
+                  <m:sty m:val="p"/>
+                </m:rPr>
+                <w:rPr>
+                  <w:rFonts w:ascii="Cambria Math" w:hAnsi="Cambria Math"/>
+                </w:rPr>
+                <m:t>]=</m:t>
+              </m:r>
+              <m:r>
+                <w:rPr>
+                  <w:rFonts w:ascii="Cambria Math" w:hAnsi="Cambria Math"/>
+                </w:rPr>
+                <m:t>0</m:t>
+              </m:r>
+              <m:r>
+                <m:rPr>
+                  <m:sty m:val="p"/>
+                </m:rPr>
+                <w:rPr>
+                  <w:rFonts w:ascii="Cambria Math" w:hAnsi="Cambria Math"/>
+                </w:rPr>
+                <m:t>)</m:t>
+              </m:r>
+            </m:e>
+            <m:e>
+              <m:r>
+                <w:rPr>
+                  <w:rFonts w:ascii="Cambria Math" w:hAnsi="Cambria Math"/>
+                </w:rPr>
+                <m:t>&amp;</m:t>
+              </m:r>
+              <m:r>
+                <m:rPr>
+                  <m:sty m:val="p"/>
+                </m:rPr>
+                <w:rPr>
+                  <w:rFonts w:ascii="Cambria Math" w:hAnsi="Cambria Math"/>
+                </w:rPr>
+                <m:t>⇔</m:t>
+              </m:r>
+              <m:r>
+                <m:rPr>
+                  <m:nor/>
+                </m:rPr>
+                <m:t>界内全局绝对最优轨形</m:t>
+              </m:r>
+              <m:r>
+                <m:rPr>
+                  <m:nor/>
+                </m:rPr>
+                <m:t xml:space="preserve"> </m:t>
+              </m:r>
+              <m:r>
+                <m:rPr>
+                  <m:sty m:val="p"/>
+                </m:rPr>
+                <w:rPr>
+                  <w:rFonts w:ascii="Cambria Math" w:hAnsi="Cambria Math"/>
+                </w:rPr>
+                <m:t>(</m:t>
+              </m:r>
+              <m:sSubSup>
+                <m:sSubSupPr>
+                  <m:ctrlPr>
+                    <w:rPr>
+                      <w:rFonts w:ascii="Cambria Math" w:hAnsi="Cambria Math"/>
+                    </w:rPr>
+                  </m:ctrlPr>
+                </m:sSubSupPr>
+                <m:e>
+                  <m:r>
+                    <w:rPr>
+                      <w:rFonts w:ascii="Cambria Math" w:hAnsi="Cambria Math"/>
+                    </w:rPr>
+                    <m:t>S</m:t>
+                  </m:r>
+                </m:e>
+                <m:sub>
+                  <m:r>
+                    <w:rPr>
+                      <w:rFonts w:ascii="Cambria Math" w:hAnsi="Cambria Math"/>
+                    </w:rPr>
+                    <m:t>k</m:t>
+                  </m:r>
+                </m:sub>
+                <m:sup>
+                  <m:r>
+                    <m:rPr>
+                      <m:sty m:val="p"/>
+                    </m:rPr>
+                    <w:rPr>
+                      <w:rFonts w:ascii="Cambria Math" w:hAnsi="Cambria Math"/>
+                    </w:rPr>
+                    <m:t>*</m:t>
+                  </m:r>
+                </m:sup>
+              </m:sSubSup>
+              <m:r>
+                <m:rPr>
+                  <m:sty m:val="p"/>
+                </m:rPr>
+                <w:rPr>
+                  <w:rFonts w:ascii="Cambria Math" w:hAnsi="Cambria Math"/>
+                </w:rPr>
+                <m:t>=argmin</m:t>
+              </m:r>
+              <m:sSub>
+                <m:sSubPr>
+                  <m:ctrlPr>
+                    <w:rPr>
+                      <w:rFonts w:ascii="Cambria Math" w:hAnsi="Cambria Math"/>
+                    </w:rPr>
+                  </m:ctrlPr>
+                </m:sSubPr>
+                <m:e>
+                  <m:r>
+                    <m:rPr>
+                      <m:scr m:val="script"/>
+                      <m:sty m:val="p"/>
+                    </m:rPr>
+                    <w:rPr>
+                      <w:rFonts w:ascii="Cambria Math" w:hAnsi="Cambria Math"/>
+                    </w:rPr>
+                    <m:t>W</m:t>
+                  </m:r>
+                </m:e>
+                <m:sub>
+                  <m:r>
+                    <m:rPr>
+                      <m:nor/>
+                    </m:rPr>
+                    <m:t>heat</m:t>
+                  </m:r>
+                </m:sub>
+              </m:sSub>
+              <m:r>
+                <m:rPr>
+                  <m:sty m:val="p"/>
+                </m:rPr>
+                <w:rPr>
+                  <w:rFonts w:ascii="Cambria Math" w:hAnsi="Cambria Math"/>
+                </w:rPr>
+                <m:t>)</m:t>
+              </m:r>
+            </m:e>
+          </m:eqArr>
+        </m:oMath>
+      </m:oMathPara>
     </w:p>
     <w:p>
       <w:pPr>
@@ -4066,652 +4262,6 @@
           <w:rFonts w:hint="eastAsia"/>
         </w:rPr>
         <w:t>：</w:t>
-      </w:r>
-    </w:p>
-    <w:p>
-      <w:pPr>
-        <w:pStyle w:val="Compact"/>
-        <w:numPr>
-          <w:ilvl w:val="0"/>
-          <w:numId w:val="5"/>
-        </w:numPr>
-      </w:pPr>
-      <w:r>
-        <w:rPr>
-          <w:rFonts w:hint="eastAsia"/>
-          <w:b/>
-          <w:bCs/>
-        </w:rPr>
-        <w:t>最优的物理定义</w:t>
-      </w:r>
-      <w:r>
-        <w:rPr>
-          <w:rFonts w:hint="eastAsia"/>
-        </w:rPr>
-        <w:t>：在开放复杂巨系统控制论中，“最优”的物理本质即为全域做功废热</w:t>
-      </w:r>
-      <w:r>
-        <w:rPr>
-          <w:rFonts w:hint="eastAsia"/>
-        </w:rPr>
-        <w:t>/</w:t>
-      </w:r>
-      <w:r>
-        <w:rPr>
-          <w:rFonts w:hint="eastAsia"/>
-        </w:rPr>
-        <w:t>内耗泛函最小化。由于废热泛函天然满足非负下界</w:t>
-      </w:r>
-      <w:r>
-        <w:t xml:space="preserve"> </w:t>
-      </w:r>
-      <m:oMath>
-        <m:sSub>
-          <m:sSubPr>
-            <m:ctrlPr>
-              <w:rPr>
-                <w:rFonts w:ascii="Cambria Math" w:hAnsi="Cambria Math"/>
-              </w:rPr>
-            </m:ctrlPr>
-          </m:sSubPr>
-          <m:e>
-            <m:r>
-              <m:rPr>
-                <m:scr m:val="script"/>
-                <m:sty m:val="p"/>
-              </m:rPr>
-              <w:rPr>
-                <w:rFonts w:ascii="Cambria Math" w:hAnsi="Cambria Math"/>
-              </w:rPr>
-              <m:t>W</m:t>
-            </m:r>
-          </m:e>
-          <m:sub>
-            <m:r>
-              <m:rPr>
-                <m:nor/>
-              </m:rPr>
-              <m:t>heat</m:t>
-            </m:r>
-          </m:sub>
-        </m:sSub>
-        <m:r>
-          <m:rPr>
-            <m:sty m:val="p"/>
-          </m:rPr>
-          <w:rPr>
-            <w:rFonts w:ascii="Cambria Math" w:hAnsi="Cambria Math"/>
-          </w:rPr>
-          <m:t>[</m:t>
-        </m:r>
-        <m:r>
-          <w:rPr>
-            <w:rFonts w:ascii="Cambria Math" w:hAnsi="Cambria Math"/>
-          </w:rPr>
-          <m:t>S</m:t>
-        </m:r>
-        <m:r>
-          <m:rPr>
-            <m:sty m:val="p"/>
-          </m:rPr>
-          <w:rPr>
-            <w:rFonts w:ascii="Cambria Math" w:hAnsi="Cambria Math"/>
-          </w:rPr>
-          <m:t>]≥</m:t>
-        </m:r>
-        <m:r>
-          <w:rPr>
-            <w:rFonts w:ascii="Cambria Math" w:hAnsi="Cambria Math"/>
-          </w:rPr>
-          <m:t>0</m:t>
-        </m:r>
-      </m:oMath>
-      <w:r>
-        <w:rPr>
-          <w:rFonts w:hint="eastAsia"/>
-        </w:rPr>
-        <w:t>，故界内全局绝对最优解的物理充要条件即为无矢量对消（</w:t>
-      </w:r>
-      <m:oMath>
-        <m:sSub>
-          <m:sSubPr>
-            <m:ctrlPr>
-              <w:rPr>
-                <w:rFonts w:ascii="Cambria Math" w:hAnsi="Cambria Math"/>
-              </w:rPr>
-            </m:ctrlPr>
-          </m:sSubPr>
-          <m:e>
-            <m:r>
-              <m:rPr>
-                <m:scr m:val="script"/>
-                <m:sty m:val="p"/>
-              </m:rPr>
-              <w:rPr>
-                <w:rFonts w:ascii="Cambria Math" w:hAnsi="Cambria Math"/>
-              </w:rPr>
-              <m:t>W</m:t>
-            </m:r>
-          </m:e>
-          <m:sub>
-            <m:r>
-              <m:rPr>
-                <m:nor/>
-              </m:rPr>
-              <m:t>heat</m:t>
-            </m:r>
-          </m:sub>
-        </m:sSub>
-        <m:r>
-          <m:rPr>
-            <m:sty m:val="p"/>
-          </m:rPr>
-          <w:rPr>
-            <w:rFonts w:ascii="Cambria Math" w:hAnsi="Cambria Math"/>
-          </w:rPr>
-          <m:t>[</m:t>
-        </m:r>
-        <m:sSubSup>
-          <m:sSubSupPr>
-            <m:ctrlPr>
-              <w:rPr>
-                <w:rFonts w:ascii="Cambria Math" w:hAnsi="Cambria Math"/>
-              </w:rPr>
-            </m:ctrlPr>
-          </m:sSubSupPr>
-          <m:e>
-            <m:r>
-              <w:rPr>
-                <w:rFonts w:ascii="Cambria Math" w:hAnsi="Cambria Math"/>
-              </w:rPr>
-              <m:t>S</m:t>
-            </m:r>
-          </m:e>
-          <m:sub>
-            <m:r>
-              <w:rPr>
-                <w:rFonts w:ascii="Cambria Math" w:hAnsi="Cambria Math"/>
-              </w:rPr>
-              <m:t>k</m:t>
-            </m:r>
-          </m:sub>
-          <m:sup>
-            <m:r>
-              <m:rPr>
-                <m:sty m:val="p"/>
-              </m:rPr>
-              <w:rPr>
-                <w:rFonts w:ascii="Cambria Math" w:hAnsi="Cambria Math"/>
-              </w:rPr>
-              <m:t>*</m:t>
-            </m:r>
-          </m:sup>
-        </m:sSubSup>
-        <m:r>
-          <m:rPr>
-            <m:sty m:val="p"/>
-          </m:rPr>
-          <w:rPr>
-            <w:rFonts w:ascii="Cambria Math" w:hAnsi="Cambria Math"/>
-          </w:rPr>
-          <m:t>]=</m:t>
-        </m:r>
-        <m:r>
-          <w:rPr>
-            <w:rFonts w:ascii="Cambria Math" w:hAnsi="Cambria Math"/>
-          </w:rPr>
-          <m:t>0</m:t>
-        </m:r>
-      </m:oMath>
-      <w:r>
-        <w:rPr>
-          <w:rFonts w:hint="eastAsia"/>
-        </w:rPr>
-        <w:t>）；</w:t>
-      </w:r>
-      <w:r>
-        <w:br/>
-      </w:r>
-    </w:p>
-    <w:p>
-      <w:pPr>
-        <w:pStyle w:val="Compact"/>
-        <w:numPr>
-          <w:ilvl w:val="0"/>
-          <w:numId w:val="5"/>
-        </w:numPr>
-      </w:pPr>
-      <w:r>
-        <w:rPr>
-          <w:rFonts w:hint="eastAsia"/>
-          <w:b/>
-          <w:bCs/>
-        </w:rPr>
-        <w:t>零对消的算法条件</w:t>
-      </w:r>
-      <w:r>
-        <w:rPr>
-          <w:rFonts w:hint="eastAsia"/>
-        </w:rPr>
-        <w:t>：算法</w:t>
-      </w:r>
-      <w:r>
-        <w:t xml:space="preserve"> </w:t>
-      </w:r>
-      <m:oMath>
-        <m:r>
-          <m:rPr>
-            <m:scr m:val="script"/>
-            <m:sty m:val="p"/>
-          </m:rPr>
-          <w:rPr>
-            <w:rFonts w:ascii="Cambria Math" w:hAnsi="Cambria Math"/>
-          </w:rPr>
-          <m:t>A</m:t>
-        </m:r>
-      </m:oMath>
-      <w:r>
-        <w:t xml:space="preserve"> </w:t>
-      </w:r>
-      <w:r>
-        <w:rPr>
-          <w:rFonts w:hint="eastAsia"/>
-        </w:rPr>
-        <w:t>顺因果特征线推进，剪枝算子</w:t>
-      </w:r>
-      <w:r>
-        <w:t xml:space="preserve"> </w:t>
-      </w:r>
-      <m:oMath>
-        <m:sSub>
-          <m:sSubPr>
-            <m:ctrlPr>
-              <w:rPr>
-                <w:rFonts w:ascii="Cambria Math" w:hAnsi="Cambria Math"/>
-              </w:rPr>
-            </m:ctrlPr>
-          </m:sSubPr>
-          <m:e>
-            <m:r>
-              <m:rPr>
-                <m:sty m:val="b"/>
-              </m:rPr>
-              <w:rPr>
-                <w:rFonts w:ascii="Cambria Math" w:hAnsi="Cambria Math"/>
-              </w:rPr>
-              <m:t>Π</m:t>
-            </m:r>
-          </m:e>
-          <m:sub>
-            <m:r>
-              <m:rPr>
-                <m:sty m:val="p"/>
-              </m:rPr>
-              <w:rPr>
-                <w:rFonts w:ascii="Cambria Math" w:hAnsi="Cambria Math"/>
-              </w:rPr>
-              <m:t>⊥</m:t>
-            </m:r>
-          </m:sub>
-        </m:sSub>
-      </m:oMath>
-      <w:r>
-        <w:t xml:space="preserve"> </w:t>
-      </w:r>
-      <w:r>
-        <w:rPr>
-          <w:rFonts w:hint="eastAsia"/>
-        </w:rPr>
-        <w:t>刚性剪除产生法向剪切分量（</w:t>
-      </w:r>
-      <m:oMath>
-        <m:sSub>
-          <m:sSubPr>
-            <m:ctrlPr>
-              <w:rPr>
-                <w:rFonts w:ascii="Cambria Math" w:hAnsi="Cambria Math"/>
-              </w:rPr>
-            </m:ctrlPr>
-          </m:sSubPr>
-          <m:e>
-            <m:acc>
-              <m:accPr>
-                <m:chr m:val="⃗"/>
-                <m:ctrlPr>
-                  <w:rPr>
-                    <w:rFonts w:ascii="Cambria Math" w:hAnsi="Cambria Math"/>
-                  </w:rPr>
-                </m:ctrlPr>
-              </m:accPr>
-              <m:e>
-                <m:r>
-                  <w:rPr>
-                    <w:rFonts w:ascii="Cambria Math" w:hAnsi="Cambria Math"/>
-                  </w:rPr>
-                  <m:t>v</m:t>
-                </m:r>
-              </m:e>
-            </m:acc>
-          </m:e>
-          <m:sub>
-            <m:r>
-              <m:rPr>
-                <m:sty m:val="p"/>
-              </m:rPr>
-              <w:rPr>
-                <w:rFonts w:ascii="Cambria Math" w:hAnsi="Cambria Math"/>
-              </w:rPr>
-              <m:t>⊥</m:t>
-            </m:r>
-          </m:sub>
-        </m:sSub>
-        <m:r>
-          <m:rPr>
-            <m:sty m:val="p"/>
-          </m:rPr>
-          <w:rPr>
-            <w:rFonts w:ascii="Cambria Math" w:hAnsi="Cambria Math"/>
-          </w:rPr>
-          <m:t>≠</m:t>
-        </m:r>
-        <m:r>
-          <w:rPr>
-            <w:rFonts w:ascii="Cambria Math" w:hAnsi="Cambria Math"/>
-          </w:rPr>
-          <m:t>0</m:t>
-        </m:r>
-      </m:oMath>
-      <w:r>
-        <w:rPr>
-          <w:rFonts w:hint="eastAsia"/>
-        </w:rPr>
-        <w:t>）的死锁分支，使得每一步推进均满足</w:t>
-      </w:r>
-      <w:r>
-        <w:t xml:space="preserve"> </w:t>
-      </w:r>
-      <m:oMath>
-        <m:r>
-          <w:rPr>
-            <w:rFonts w:ascii="Cambria Math" w:hAnsi="Cambria Math"/>
-          </w:rPr>
-          <m:t>δ</m:t>
-        </m:r>
-        <m:sSubSup>
-          <m:sSubSupPr>
-            <m:ctrlPr>
-              <w:rPr>
-                <w:rFonts w:ascii="Cambria Math" w:hAnsi="Cambria Math"/>
-              </w:rPr>
-            </m:ctrlPr>
-          </m:sSubSupPr>
-          <m:e>
-            <m:r>
-              <w:rPr>
-                <w:rFonts w:ascii="Cambria Math" w:hAnsi="Cambria Math"/>
-              </w:rPr>
-              <m:t>W</m:t>
-            </m:r>
-          </m:e>
-          <m:sub>
-            <m:r>
-              <m:rPr>
-                <m:nor/>
-              </m:rPr>
-              <m:t>heat</m:t>
-            </m:r>
-          </m:sub>
-          <m:sup>
-            <m:r>
-              <m:rPr>
-                <m:sty m:val="p"/>
-              </m:rPr>
-              <w:rPr>
-                <w:rFonts w:ascii="Cambria Math" w:hAnsi="Cambria Math"/>
-              </w:rPr>
-              <m:t>(</m:t>
-            </m:r>
-            <m:r>
-              <w:rPr>
-                <w:rFonts w:ascii="Cambria Math" w:hAnsi="Cambria Math"/>
-              </w:rPr>
-              <m:t>k</m:t>
-            </m:r>
-            <m:r>
-              <m:rPr>
-                <m:sty m:val="p"/>
-              </m:rPr>
-              <w:rPr>
-                <w:rFonts w:ascii="Cambria Math" w:hAnsi="Cambria Math"/>
-              </w:rPr>
-              <m:t>)</m:t>
-            </m:r>
-          </m:sup>
-        </m:sSubSup>
-        <m:r>
-          <m:rPr>
-            <m:sty m:val="p"/>
-          </m:rPr>
-          <w:rPr>
-            <w:rFonts w:ascii="Cambria Math" w:hAnsi="Cambria Math"/>
-          </w:rPr>
-          <m:t>=</m:t>
-        </m:r>
-        <m:r>
-          <w:rPr>
-            <w:rFonts w:ascii="Cambria Math" w:hAnsi="Cambria Math"/>
-          </w:rPr>
-          <m:t>0</m:t>
-        </m:r>
-      </m:oMath>
-      <w:r>
-        <w:rPr>
-          <w:rFonts w:hint="eastAsia"/>
-        </w:rPr>
-        <w:t>；</w:t>
-      </w:r>
-      <w:r>
-        <w:br/>
-      </w:r>
-    </w:p>
-    <w:p>
-      <w:pPr>
-        <w:pStyle w:val="Compact"/>
-        <w:numPr>
-          <w:ilvl w:val="0"/>
-          <w:numId w:val="5"/>
-        </w:numPr>
-      </w:pPr>
-      <w:r>
-        <w:rPr>
-          <w:rFonts w:hint="eastAsia"/>
-          <w:b/>
-          <w:bCs/>
-        </w:rPr>
-        <w:t>走通即界内最优（三位一体等价）</w:t>
-      </w:r>
-      <w:r>
-        <w:rPr>
-          <w:rFonts w:hint="eastAsia"/>
-        </w:rPr>
-        <w:t>：由于算法每一步均强制满足同向条件，若策略路径在有限步</w:t>
-      </w:r>
-      <w:r>
-        <w:t xml:space="preserve"> </w:t>
-      </w:r>
-      <m:oMath>
-        <m:r>
-          <w:rPr>
-            <w:rFonts w:ascii="Cambria Math" w:hAnsi="Cambria Math"/>
-          </w:rPr>
-          <m:t>K</m:t>
-        </m:r>
-      </m:oMath>
-      <w:r>
-        <w:t xml:space="preserve"> </w:t>
-      </w:r>
-      <w:r>
-        <w:rPr>
-          <w:rFonts w:hint="eastAsia"/>
-        </w:rPr>
-        <w:t>内成功走通（符合约束集</w:t>
-      </w:r>
-      <w:r>
-        <w:t xml:space="preserve"> </w:t>
-      </w:r>
-      <m:oMath>
-        <m:sSub>
-          <m:sSubPr>
-            <m:ctrlPr>
-              <w:rPr>
-                <w:rFonts w:ascii="Cambria Math" w:hAnsi="Cambria Math"/>
-              </w:rPr>
-            </m:ctrlPr>
-          </m:sSubPr>
-          <m:e>
-            <m:r>
-              <w:rPr>
-                <w:rFonts w:ascii="Cambria Math" w:hAnsi="Cambria Math"/>
-              </w:rPr>
-              <m:t>C</m:t>
-            </m:r>
-          </m:e>
-          <m:sub>
-            <m:r>
-              <w:rPr>
-                <w:rFonts w:ascii="Cambria Math" w:hAnsi="Cambria Math"/>
-              </w:rPr>
-              <m:t>k</m:t>
-            </m:r>
-          </m:sub>
-        </m:sSub>
-      </m:oMath>
-      <w:r>
-        <w:rPr>
-          <w:rFonts w:hint="eastAsia"/>
-        </w:rPr>
-        <w:t>），则全程累积内耗必定为零（</w:t>
-      </w:r>
-      <m:oMath>
-        <m:sSub>
-          <m:sSubPr>
-            <m:ctrlPr>
-              <w:rPr>
-                <w:rFonts w:ascii="Cambria Math" w:hAnsi="Cambria Math"/>
-              </w:rPr>
-            </m:ctrlPr>
-          </m:sSubPr>
-          <m:e>
-            <m:r>
-              <m:rPr>
-                <m:scr m:val="script"/>
-                <m:sty m:val="p"/>
-              </m:rPr>
-              <w:rPr>
-                <w:rFonts w:ascii="Cambria Math" w:hAnsi="Cambria Math"/>
-              </w:rPr>
-              <m:t>W</m:t>
-            </m:r>
-          </m:e>
-          <m:sub>
-            <m:r>
-              <m:rPr>
-                <m:nor/>
-              </m:rPr>
-              <m:t>heat</m:t>
-            </m:r>
-          </m:sub>
-        </m:sSub>
-        <m:r>
-          <m:rPr>
-            <m:sty m:val="p"/>
-          </m:rPr>
-          <w:rPr>
-            <w:rFonts w:ascii="Cambria Math" w:hAnsi="Cambria Math"/>
-          </w:rPr>
-          <m:t>[</m:t>
-        </m:r>
-        <m:sSubSup>
-          <m:sSubSupPr>
-            <m:ctrlPr>
-              <w:rPr>
-                <w:rFonts w:ascii="Cambria Math" w:hAnsi="Cambria Math"/>
-              </w:rPr>
-            </m:ctrlPr>
-          </m:sSubSupPr>
-          <m:e>
-            <m:r>
-              <w:rPr>
-                <w:rFonts w:ascii="Cambria Math" w:hAnsi="Cambria Math"/>
-              </w:rPr>
-              <m:t>S</m:t>
-            </m:r>
-          </m:e>
-          <m:sub>
-            <m:r>
-              <w:rPr>
-                <w:rFonts w:ascii="Cambria Math" w:hAnsi="Cambria Math"/>
-              </w:rPr>
-              <m:t>k</m:t>
-            </m:r>
-          </m:sub>
-          <m:sup>
-            <m:r>
-              <m:rPr>
-                <m:sty m:val="p"/>
-              </m:rPr>
-              <w:rPr>
-                <w:rFonts w:ascii="Cambria Math" w:hAnsi="Cambria Math"/>
-              </w:rPr>
-              <m:t>*</m:t>
-            </m:r>
-          </m:sup>
-        </m:sSubSup>
-        <m:r>
-          <m:rPr>
-            <m:sty m:val="p"/>
-          </m:rPr>
-          <w:rPr>
-            <w:rFonts w:ascii="Cambria Math" w:hAnsi="Cambria Math"/>
-          </w:rPr>
-          <m:t>]=</m:t>
-        </m:r>
-        <m:r>
-          <w:rPr>
-            <w:rFonts w:ascii="Cambria Math" w:hAnsi="Cambria Math"/>
-          </w:rPr>
-          <m:t>0</m:t>
-        </m:r>
-      </m:oMath>
-      <w:r>
-        <w:rPr>
-          <w:rFonts w:hint="eastAsia"/>
-        </w:rPr>
-        <w:t>）。零即物理下界，故走通的路径天然且必然是界内全局绝对最优路径！</w:t>
-      </w:r>
-    </w:p>
-    <w:p>
-      <w:r>
-        <w:pict w14:anchorId="2301AD4A">
-          <v:rect id="_x0000_i1027" style="width:0;height:1.5pt" o:hralign="center" o:hrstd="t" o:hr="t"/>
-        </w:pict>
-      </w:r>
-    </w:p>
-    <w:p>
-      <w:pPr>
-        <w:pStyle w:val="2"/>
-      </w:pPr>
-      <w:bookmarkStart w:id="8" w:name="哥德尔不完备与元认知动态再划界"/>
-      <w:bookmarkEnd w:id="7"/>
-      <w:bookmarkEnd w:id="5"/>
-      <w:r>
-        <w:t xml:space="preserve">3. </w:t>
-      </w:r>
-      <w:r>
-        <w:rPr>
-          <w:rFonts w:hint="eastAsia"/>
-        </w:rPr>
-        <w:t>哥德尔不完备与元认知动态再划界</w:t>
       </w:r>
     </w:p>
     <w:p>
@@ -4728,13 +4278,25 @@
           <w:b/>
           <w:bCs/>
         </w:rPr>
-        <w:t>哥德尔残差</w:t>
-      </w:r>
-      <w:r>
-        <w:rPr>
-          <w:rFonts w:hint="eastAsia"/>
-        </w:rPr>
-        <w:t>：开放复杂巨系统必然与外界持续交换质能信。依据哥德尔不完备定理，任何有限划界</w:t>
+        <w:t>最优的物理定义</w:t>
+      </w:r>
+      <w:r>
+        <w:rPr>
+          <w:rFonts w:hint="eastAsia"/>
+        </w:rPr>
+        <w:t>：在开放复杂巨系统控制论中，“最优”的物理本质即为全域做功废热</w:t>
+      </w:r>
+      <w:r>
+        <w:rPr>
+          <w:rFonts w:hint="eastAsia"/>
+        </w:rPr>
+        <w:t>/</w:t>
+      </w:r>
+      <w:r>
+        <w:rPr>
+          <w:rFonts w:hint="eastAsia"/>
+        </w:rPr>
+        <w:t>内耗泛函最小化。由于废热泛函天然满足非负下界</w:t>
       </w:r>
       <w:r>
         <w:t xml:space="preserve"> </w:t>
@@ -4751,64 +4313,160 @@
           <m:e>
             <m:r>
               <m:rPr>
+                <m:scr m:val="script"/>
+                <m:sty m:val="p"/>
+              </m:rPr>
+              <w:rPr>
+                <w:rFonts w:ascii="Cambria Math" w:hAnsi="Cambria Math"/>
+              </w:rPr>
+              <m:t>W</m:t>
+            </m:r>
+          </m:e>
+          <m:sub>
+            <m:r>
+              <m:rPr>
                 <m:nor/>
               </m:rPr>
-              <m:t>Boundary</m:t>
+              <m:t>heat</m:t>
+            </m:r>
+          </m:sub>
+        </m:sSub>
+        <m:r>
+          <m:rPr>
+            <m:sty m:val="p"/>
+          </m:rPr>
+          <w:rPr>
+            <w:rFonts w:ascii="Cambria Math" w:hAnsi="Cambria Math"/>
+          </w:rPr>
+          <m:t>[</m:t>
+        </m:r>
+        <m:r>
+          <w:rPr>
+            <w:rFonts w:ascii="Cambria Math" w:hAnsi="Cambria Math"/>
+          </w:rPr>
+          <m:t>S</m:t>
+        </m:r>
+        <m:r>
+          <m:rPr>
+            <m:sty m:val="p"/>
+          </m:rPr>
+          <w:rPr>
+            <w:rFonts w:ascii="Cambria Math" w:hAnsi="Cambria Math"/>
+          </w:rPr>
+          <m:t>]≥</m:t>
+        </m:r>
+        <m:r>
+          <w:rPr>
+            <w:rFonts w:ascii="Cambria Math" w:hAnsi="Cambria Math"/>
+          </w:rPr>
+          <m:t>0</m:t>
+        </m:r>
+      </m:oMath>
+      <w:r>
+        <w:rPr>
+          <w:rFonts w:hint="eastAsia"/>
+        </w:rPr>
+        <w:t>，故界内全局绝对最优解的物理充要条件即为无矢量对消（</w:t>
+      </w:r>
+      <m:oMath>
+        <m:sSub>
+          <m:sSubPr>
+            <m:ctrlPr>
+              <w:rPr>
+                <w:rFonts w:ascii="Cambria Math" w:hAnsi="Cambria Math"/>
+              </w:rPr>
+            </m:ctrlPr>
+          </m:sSubPr>
+          <m:e>
+            <m:r>
+              <m:rPr>
+                <m:scr m:val="script"/>
+                <m:sty m:val="p"/>
+              </m:rPr>
+              <w:rPr>
+                <w:rFonts w:ascii="Cambria Math" w:hAnsi="Cambria Math"/>
+              </w:rPr>
+              <m:t>W</m:t>
             </m:r>
           </m:e>
           <m:sub>
             <m:r>
-              <w:rPr>
-                <w:rFonts w:ascii="Cambria Math" w:hAnsi="Cambria Math"/>
-              </w:rPr>
-              <m:t>k</m:t>
+              <m:rPr>
+                <m:nor/>
+              </m:rPr>
+              <m:t>heat</m:t>
             </m:r>
           </m:sub>
         </m:sSub>
+        <m:r>
+          <m:rPr>
+            <m:sty m:val="p"/>
+          </m:rPr>
+          <w:rPr>
+            <w:rFonts w:ascii="Cambria Math" w:hAnsi="Cambria Math"/>
+          </w:rPr>
+          <m:t>[</m:t>
+        </m:r>
+        <m:sSubSup>
+          <m:sSubSupPr>
+            <m:ctrlPr>
+              <w:rPr>
+                <w:rFonts w:ascii="Cambria Math" w:hAnsi="Cambria Math"/>
+              </w:rPr>
+            </m:ctrlPr>
+          </m:sSubSupPr>
+          <m:e>
+            <m:r>
+              <w:rPr>
+                <w:rFonts w:ascii="Cambria Math" w:hAnsi="Cambria Math"/>
+              </w:rPr>
+              <m:t>S</m:t>
+            </m:r>
+          </m:e>
+          <m:sub>
+            <m:r>
+              <w:rPr>
+                <w:rFonts w:ascii="Cambria Math" w:hAnsi="Cambria Math"/>
+              </w:rPr>
+              <m:t>k</m:t>
+            </m:r>
+          </m:sub>
+          <m:sup>
+            <m:r>
+              <m:rPr>
+                <m:sty m:val="p"/>
+              </m:rPr>
+              <w:rPr>
+                <w:rFonts w:ascii="Cambria Math" w:hAnsi="Cambria Math"/>
+              </w:rPr>
+              <m:t>*</m:t>
+            </m:r>
+          </m:sup>
+        </m:sSubSup>
+        <m:r>
+          <m:rPr>
+            <m:sty m:val="p"/>
+          </m:rPr>
+          <w:rPr>
+            <w:rFonts w:ascii="Cambria Math" w:hAnsi="Cambria Math"/>
+          </w:rPr>
+          <m:t>]=</m:t>
+        </m:r>
+        <m:r>
+          <w:rPr>
+            <w:rFonts w:ascii="Cambria Math" w:hAnsi="Cambria Math"/>
+          </w:rPr>
+          <m:t>0</m:t>
+        </m:r>
       </m:oMath>
       <w:r>
-        <w:t xml:space="preserve"> </w:t>
-      </w:r>
-      <w:r>
-        <w:rPr>
-          <w:rFonts w:hint="eastAsia"/>
-        </w:rPr>
-        <w:t>内部均无法完备包络外部连续涌现的扰动，必显化出超越系统内部推演能力的外部余切残差：</w:t>
-      </w:r>
-      <m:oMath>
-        <m:r>
-          <m:rPr>
-            <m:sty m:val="p"/>
-          </m:rPr>
-          <w:rPr>
-            <w:rFonts w:ascii="Cambria Math" w:hAnsi="Cambria Math"/>
-          </w:rPr>
-          <m:t>∥Δ</m:t>
-        </m:r>
-        <m:r>
-          <w:rPr>
-            <w:rFonts w:ascii="Cambria Math" w:hAnsi="Cambria Math"/>
-          </w:rPr>
-          <m:t>X</m:t>
-        </m:r>
-        <m:r>
-          <m:rPr>
-            <m:sty m:val="p"/>
-          </m:rPr>
-          <w:rPr>
-            <w:rFonts w:ascii="Cambria Math" w:hAnsi="Cambria Math"/>
-          </w:rPr>
-          <m:t>∥&gt;</m:t>
-        </m:r>
-        <m:r>
-          <w:rPr>
-            <w:rFonts w:ascii="Cambria Math" w:hAnsi="Cambria Math"/>
-          </w:rPr>
-          <m:t>θ</m:t>
-        </m:r>
-      </m:oMath>
-      <w:r>
-        <w:t>。</w:t>
+        <w:rPr>
+          <w:rFonts w:hint="eastAsia"/>
+        </w:rPr>
+        <w:t>）；</w:t>
+      </w:r>
+      <w:r>
+        <w:br/>
       </w:r>
     </w:p>
     <w:p>
@@ -4825,6 +4483,536 @@
           <w:b/>
           <w:bCs/>
         </w:rPr>
+        <w:t>零对消的算法条件</w:t>
+      </w:r>
+      <w:r>
+        <w:rPr>
+          <w:rFonts w:hint="eastAsia"/>
+        </w:rPr>
+        <w:t>：算法</w:t>
+      </w:r>
+      <w:r>
+        <w:t xml:space="preserve"> </w:t>
+      </w:r>
+      <m:oMath>
+        <m:r>
+          <m:rPr>
+            <m:scr m:val="script"/>
+            <m:sty m:val="p"/>
+          </m:rPr>
+          <w:rPr>
+            <w:rFonts w:ascii="Cambria Math" w:hAnsi="Cambria Math"/>
+          </w:rPr>
+          <m:t>A</m:t>
+        </m:r>
+      </m:oMath>
+      <w:r>
+        <w:t xml:space="preserve"> </w:t>
+      </w:r>
+      <w:r>
+        <w:rPr>
+          <w:rFonts w:hint="eastAsia"/>
+        </w:rPr>
+        <w:t>顺因果特征线推进，剪枝算子</w:t>
+      </w:r>
+      <w:r>
+        <w:t xml:space="preserve"> </w:t>
+      </w:r>
+      <m:oMath>
+        <m:sSub>
+          <m:sSubPr>
+            <m:ctrlPr>
+              <w:rPr>
+                <w:rFonts w:ascii="Cambria Math" w:hAnsi="Cambria Math"/>
+              </w:rPr>
+            </m:ctrlPr>
+          </m:sSubPr>
+          <m:e>
+            <m:r>
+              <m:rPr>
+                <m:sty m:val="p"/>
+              </m:rPr>
+              <w:rPr>
+                <w:rFonts w:ascii="Cambria Math" w:hAnsi="Cambria Math"/>
+              </w:rPr>
+              <m:t>Π</m:t>
+            </m:r>
+          </m:e>
+          <m:sub>
+            <m:r>
+              <m:rPr>
+                <m:sty m:val="p"/>
+              </m:rPr>
+              <w:rPr>
+                <w:rFonts w:ascii="Cambria Math" w:hAnsi="Cambria Math"/>
+              </w:rPr>
+              <m:t>⊥</m:t>
+            </m:r>
+          </m:sub>
+        </m:sSub>
+      </m:oMath>
+      <w:r>
+        <w:t xml:space="preserve"> </w:t>
+      </w:r>
+      <w:r>
+        <w:rPr>
+          <w:rFonts w:hint="eastAsia"/>
+        </w:rPr>
+        <w:t>刚性剪除产生法向剪切分量（</w:t>
+      </w:r>
+      <m:oMath>
+        <m:sSub>
+          <m:sSubPr>
+            <m:ctrlPr>
+              <w:rPr>
+                <w:rFonts w:ascii="Cambria Math" w:hAnsi="Cambria Math"/>
+              </w:rPr>
+            </m:ctrlPr>
+          </m:sSubPr>
+          <m:e>
+            <m:r>
+              <m:rPr>
+                <m:sty m:val="bi"/>
+              </m:rPr>
+              <w:rPr>
+                <w:rFonts w:ascii="Cambria Math" w:hAnsi="Cambria Math"/>
+              </w:rPr>
+              <m:t>v</m:t>
+            </m:r>
+          </m:e>
+          <m:sub>
+            <m:r>
+              <m:rPr>
+                <m:sty m:val="p"/>
+              </m:rPr>
+              <w:rPr>
+                <w:rFonts w:ascii="Cambria Math" w:hAnsi="Cambria Math"/>
+              </w:rPr>
+              <m:t>⊥</m:t>
+            </m:r>
+          </m:sub>
+        </m:sSub>
+        <m:r>
+          <m:rPr>
+            <m:sty m:val="p"/>
+          </m:rPr>
+          <w:rPr>
+            <w:rFonts w:ascii="Cambria Math" w:hAnsi="Cambria Math"/>
+          </w:rPr>
+          <m:t>≠</m:t>
+        </m:r>
+        <m:r>
+          <w:rPr>
+            <w:rFonts w:ascii="Cambria Math" w:hAnsi="Cambria Math"/>
+          </w:rPr>
+          <m:t>0</m:t>
+        </m:r>
+      </m:oMath>
+      <w:r>
+        <w:rPr>
+          <w:rFonts w:hint="eastAsia"/>
+        </w:rPr>
+        <w:t>）的死锁分支，使得每一步推进均满足</w:t>
+      </w:r>
+      <w:r>
+        <w:t xml:space="preserve"> </w:t>
+      </w:r>
+      <m:oMath>
+        <m:r>
+          <w:rPr>
+            <w:rFonts w:ascii="Cambria Math" w:hAnsi="Cambria Math"/>
+          </w:rPr>
+          <m:t>δ</m:t>
+        </m:r>
+        <m:sSubSup>
+          <m:sSubSupPr>
+            <m:ctrlPr>
+              <w:rPr>
+                <w:rFonts w:ascii="Cambria Math" w:hAnsi="Cambria Math"/>
+              </w:rPr>
+            </m:ctrlPr>
+          </m:sSubSupPr>
+          <m:e>
+            <m:r>
+              <w:rPr>
+                <w:rFonts w:ascii="Cambria Math" w:hAnsi="Cambria Math"/>
+              </w:rPr>
+              <m:t>W</m:t>
+            </m:r>
+          </m:e>
+          <m:sub>
+            <m:r>
+              <m:rPr>
+                <m:nor/>
+              </m:rPr>
+              <m:t>heat</m:t>
+            </m:r>
+          </m:sub>
+          <m:sup>
+            <m:r>
+              <m:rPr>
+                <m:sty m:val="p"/>
+              </m:rPr>
+              <w:rPr>
+                <w:rFonts w:ascii="Cambria Math" w:hAnsi="Cambria Math"/>
+              </w:rPr>
+              <m:t>(</m:t>
+            </m:r>
+            <m:r>
+              <w:rPr>
+                <w:rFonts w:ascii="Cambria Math" w:hAnsi="Cambria Math"/>
+              </w:rPr>
+              <m:t>k</m:t>
+            </m:r>
+            <m:r>
+              <m:rPr>
+                <m:sty m:val="p"/>
+              </m:rPr>
+              <w:rPr>
+                <w:rFonts w:ascii="Cambria Math" w:hAnsi="Cambria Math"/>
+              </w:rPr>
+              <m:t>)</m:t>
+            </m:r>
+          </m:sup>
+        </m:sSubSup>
+        <m:r>
+          <m:rPr>
+            <m:sty m:val="p"/>
+          </m:rPr>
+          <w:rPr>
+            <w:rFonts w:ascii="Cambria Math" w:hAnsi="Cambria Math"/>
+          </w:rPr>
+          <m:t>=</m:t>
+        </m:r>
+        <m:r>
+          <w:rPr>
+            <w:rFonts w:ascii="Cambria Math" w:hAnsi="Cambria Math"/>
+          </w:rPr>
+          <m:t>0</m:t>
+        </m:r>
+      </m:oMath>
+      <w:r>
+        <w:rPr>
+          <w:rFonts w:hint="eastAsia"/>
+        </w:rPr>
+        <w:t>；</w:t>
+      </w:r>
+      <w:r>
+        <w:br/>
+      </w:r>
+    </w:p>
+    <w:p>
+      <w:pPr>
+        <w:pStyle w:val="Compact"/>
+        <w:numPr>
+          <w:ilvl w:val="0"/>
+          <w:numId w:val="6"/>
+        </w:numPr>
+      </w:pPr>
+      <w:r>
+        <w:rPr>
+          <w:rFonts w:hint="eastAsia"/>
+          <w:b/>
+          <w:bCs/>
+        </w:rPr>
+        <w:t>走通即界内最优（三位一体等价）</w:t>
+      </w:r>
+      <w:r>
+        <w:rPr>
+          <w:rFonts w:hint="eastAsia"/>
+        </w:rPr>
+        <w:t>：由于算法每一步均强制满足同向条件，若策略路径在有限步</w:t>
+      </w:r>
+      <w:r>
+        <w:t xml:space="preserve"> </w:t>
+      </w:r>
+      <m:oMath>
+        <m:r>
+          <w:rPr>
+            <w:rFonts w:ascii="Cambria Math" w:hAnsi="Cambria Math"/>
+          </w:rPr>
+          <m:t>K</m:t>
+        </m:r>
+      </m:oMath>
+      <w:r>
+        <w:t xml:space="preserve"> </w:t>
+      </w:r>
+      <w:r>
+        <w:rPr>
+          <w:rFonts w:hint="eastAsia"/>
+        </w:rPr>
+        <w:t>内成功走通（符合约束集</w:t>
+      </w:r>
+      <w:r>
+        <w:t xml:space="preserve"> </w:t>
+      </w:r>
+      <m:oMath>
+        <m:sSub>
+          <m:sSubPr>
+            <m:ctrlPr>
+              <w:rPr>
+                <w:rFonts w:ascii="Cambria Math" w:hAnsi="Cambria Math"/>
+              </w:rPr>
+            </m:ctrlPr>
+          </m:sSubPr>
+          <m:e>
+            <m:r>
+              <w:rPr>
+                <w:rFonts w:ascii="Cambria Math" w:hAnsi="Cambria Math"/>
+              </w:rPr>
+              <m:t>C</m:t>
+            </m:r>
+          </m:e>
+          <m:sub>
+            <m:r>
+              <w:rPr>
+                <w:rFonts w:ascii="Cambria Math" w:hAnsi="Cambria Math"/>
+              </w:rPr>
+              <m:t>k</m:t>
+            </m:r>
+          </m:sub>
+        </m:sSub>
+      </m:oMath>
+      <w:r>
+        <w:rPr>
+          <w:rFonts w:hint="eastAsia"/>
+        </w:rPr>
+        <w:t>），则全程累积内耗必定为零（</w:t>
+      </w:r>
+      <m:oMath>
+        <m:sSub>
+          <m:sSubPr>
+            <m:ctrlPr>
+              <w:rPr>
+                <w:rFonts w:ascii="Cambria Math" w:hAnsi="Cambria Math"/>
+              </w:rPr>
+            </m:ctrlPr>
+          </m:sSubPr>
+          <m:e>
+            <m:r>
+              <m:rPr>
+                <m:scr m:val="script"/>
+                <m:sty m:val="p"/>
+              </m:rPr>
+              <w:rPr>
+                <w:rFonts w:ascii="Cambria Math" w:hAnsi="Cambria Math"/>
+              </w:rPr>
+              <m:t>W</m:t>
+            </m:r>
+          </m:e>
+          <m:sub>
+            <m:r>
+              <m:rPr>
+                <m:nor/>
+              </m:rPr>
+              <m:t>heat</m:t>
+            </m:r>
+          </m:sub>
+        </m:sSub>
+        <m:r>
+          <m:rPr>
+            <m:sty m:val="p"/>
+          </m:rPr>
+          <w:rPr>
+            <w:rFonts w:ascii="Cambria Math" w:hAnsi="Cambria Math"/>
+          </w:rPr>
+          <m:t>[</m:t>
+        </m:r>
+        <m:sSubSup>
+          <m:sSubSupPr>
+            <m:ctrlPr>
+              <w:rPr>
+                <w:rFonts w:ascii="Cambria Math" w:hAnsi="Cambria Math"/>
+              </w:rPr>
+            </m:ctrlPr>
+          </m:sSubSupPr>
+          <m:e>
+            <m:r>
+              <w:rPr>
+                <w:rFonts w:ascii="Cambria Math" w:hAnsi="Cambria Math"/>
+              </w:rPr>
+              <m:t>S</m:t>
+            </m:r>
+          </m:e>
+          <m:sub>
+            <m:r>
+              <w:rPr>
+                <w:rFonts w:ascii="Cambria Math" w:hAnsi="Cambria Math"/>
+              </w:rPr>
+              <m:t>k</m:t>
+            </m:r>
+          </m:sub>
+          <m:sup>
+            <m:r>
+              <m:rPr>
+                <m:sty m:val="p"/>
+              </m:rPr>
+              <w:rPr>
+                <w:rFonts w:ascii="Cambria Math" w:hAnsi="Cambria Math"/>
+              </w:rPr>
+              <m:t>*</m:t>
+            </m:r>
+          </m:sup>
+        </m:sSubSup>
+        <m:r>
+          <m:rPr>
+            <m:sty m:val="p"/>
+          </m:rPr>
+          <w:rPr>
+            <w:rFonts w:ascii="Cambria Math" w:hAnsi="Cambria Math"/>
+          </w:rPr>
+          <m:t>]=</m:t>
+        </m:r>
+        <m:r>
+          <w:rPr>
+            <w:rFonts w:ascii="Cambria Math" w:hAnsi="Cambria Math"/>
+          </w:rPr>
+          <m:t>0</m:t>
+        </m:r>
+      </m:oMath>
+      <w:r>
+        <w:rPr>
+          <w:rFonts w:hint="eastAsia"/>
+        </w:rPr>
+        <w:t>）。零即物理下界，故走通的路径天然且必然是界内全局绝对最优路径！</w:t>
+      </w:r>
+    </w:p>
+    <w:p>
+      <w:r>
+        <w:pict>
+          <v:rect id="_x0000_i1027" style="width:0;height:1.5pt" o:hralign="center" o:hrstd="t" o:hr="t"/>
+        </w:pict>
+      </w:r>
+    </w:p>
+    <w:p>
+      <w:pPr>
+        <w:pStyle w:val="2"/>
+      </w:pPr>
+      <w:bookmarkStart w:id="8" w:name="哥德尔不完备与元认知动态再划界"/>
+      <w:bookmarkEnd w:id="7"/>
+      <w:bookmarkEnd w:id="5"/>
+      <w:r>
+        <w:t xml:space="preserve">3. </w:t>
+      </w:r>
+      <w:r>
+        <w:rPr>
+          <w:rFonts w:hint="eastAsia"/>
+        </w:rPr>
+        <w:t>哥德尔不完备与元认知动态再划界</w:t>
+      </w:r>
+    </w:p>
+    <w:p>
+      <w:pPr>
+        <w:pStyle w:val="Compact"/>
+        <w:numPr>
+          <w:ilvl w:val="0"/>
+          <w:numId w:val="7"/>
+        </w:numPr>
+      </w:pPr>
+      <w:r>
+        <w:rPr>
+          <w:rFonts w:hint="eastAsia"/>
+          <w:b/>
+          <w:bCs/>
+        </w:rPr>
+        <w:t>哥德尔残差</w:t>
+      </w:r>
+      <w:r>
+        <w:rPr>
+          <w:rFonts w:hint="eastAsia"/>
+        </w:rPr>
+        <w:t>：开放复杂巨系统必然与外界持续交换质能信。依据哥德尔不完备定理，任何有限划界</w:t>
+      </w:r>
+      <w:r>
+        <w:t xml:space="preserve"> </w:t>
+      </w:r>
+      <m:oMath>
+        <m:sSub>
+          <m:sSubPr>
+            <m:ctrlPr>
+              <w:rPr>
+                <w:rFonts w:ascii="Cambria Math" w:hAnsi="Cambria Math"/>
+              </w:rPr>
+            </m:ctrlPr>
+          </m:sSubPr>
+          <m:e>
+            <m:r>
+              <m:rPr>
+                <m:nor/>
+              </m:rPr>
+              <m:t>Boundary</m:t>
+            </m:r>
+          </m:e>
+          <m:sub>
+            <m:r>
+              <w:rPr>
+                <w:rFonts w:ascii="Cambria Math" w:hAnsi="Cambria Math"/>
+              </w:rPr>
+              <m:t>k</m:t>
+            </m:r>
+          </m:sub>
+        </m:sSub>
+      </m:oMath>
+      <w:r>
+        <w:t xml:space="preserve"> </w:t>
+      </w:r>
+      <w:r>
+        <w:rPr>
+          <w:rFonts w:hint="eastAsia"/>
+        </w:rPr>
+        <w:t>内部均无法完备包络外部连续涌现的扰动，必显化出超越系统内部推演能力的外部余切残差：</w:t>
+      </w:r>
+      <m:oMath>
+        <m:r>
+          <m:rPr>
+            <m:sty m:val="p"/>
+          </m:rPr>
+          <w:rPr>
+            <w:rFonts w:ascii="Cambria Math" w:hAnsi="Cambria Math"/>
+          </w:rPr>
+          <m:t>∥Δ</m:t>
+        </m:r>
+        <m:r>
+          <w:rPr>
+            <w:rFonts w:ascii="Cambria Math" w:hAnsi="Cambria Math"/>
+          </w:rPr>
+          <m:t>X</m:t>
+        </m:r>
+        <m:r>
+          <m:rPr>
+            <m:sty m:val="p"/>
+          </m:rPr>
+          <w:rPr>
+            <w:rFonts w:ascii="Cambria Math" w:hAnsi="Cambria Math"/>
+          </w:rPr>
+          <m:t>∥&gt;</m:t>
+        </m:r>
+        <m:r>
+          <w:rPr>
+            <w:rFonts w:ascii="Cambria Math" w:hAnsi="Cambria Math"/>
+          </w:rPr>
+          <m:t>θ</m:t>
+        </m:r>
+      </m:oMath>
+      <w:r>
+        <w:t>。</w:t>
+      </w:r>
+    </w:p>
+    <w:p>
+      <w:pPr>
+        <w:pStyle w:val="Compact"/>
+        <w:numPr>
+          <w:ilvl w:val="0"/>
+          <w:numId w:val="7"/>
+        </w:numPr>
+      </w:pPr>
+      <w:r>
+        <w:rPr>
+          <w:rFonts w:hint="eastAsia"/>
+          <w:b/>
+          <w:bCs/>
+        </w:rPr>
+        <w:lastRenderedPageBreak/>
         <w:t>元认知修宪算子</w:t>
       </w:r>
       <w:r>
@@ -4979,7 +5167,7 @@
         <w:pStyle w:val="Compact"/>
         <w:numPr>
           <w:ilvl w:val="1"/>
-          <w:numId w:val="7"/>
+          <w:numId w:val="8"/>
         </w:numPr>
       </w:pPr>
       <w:r>
@@ -5036,7 +5224,7 @@
         <w:pStyle w:val="Compact"/>
         <w:numPr>
           <w:ilvl w:val="1"/>
-          <w:numId w:val="7"/>
+          <w:numId w:val="8"/>
         </w:numPr>
       </w:pPr>
       <w:r>
@@ -5090,14 +5278,13 @@
         <w:pStyle w:val="Compact"/>
         <w:numPr>
           <w:ilvl w:val="1"/>
-          <w:numId w:val="7"/>
+          <w:numId w:val="8"/>
         </w:numPr>
       </w:pPr>
       <w:r>
         <w:rPr>
           <w:rFonts w:hint="eastAsia"/>
         </w:rPr>
-        <w:lastRenderedPageBreak/>
         <w:t>吸收新残差并将其编码为新约束集</w:t>
       </w:r>
       <w:r>
@@ -5238,24 +5425,15 @@
             </m:ctrlPr>
           </m:sSubPr>
           <m:e>
-            <m:acc>
-              <m:accPr>
-                <m:chr m:val="⃗"/>
-                <m:ctrlPr>
-                  <w:rPr>
-                    <w:rFonts w:ascii="Cambria Math" w:hAnsi="Cambria Math"/>
-                  </w:rPr>
-                </m:ctrlPr>
-              </m:accPr>
-              <m:e>
-                <m:r>
-                  <w:rPr>
-                    <w:rFonts w:ascii="Cambria Math" w:hAnsi="Cambria Math"/>
-                  </w:rPr>
-                  <m:t>v</m:t>
-                </m:r>
-              </m:e>
-            </m:acc>
+            <m:r>
+              <m:rPr>
+                <m:sty m:val="bi"/>
+              </m:rPr>
+              <w:rPr>
+                <w:rFonts w:ascii="Cambria Math" w:hAnsi="Cambria Math"/>
+              </w:rPr>
+              <m:t>v</m:t>
+            </m:r>
           </m:e>
           <m:sub>
             <m:r>
@@ -5284,24 +5462,15 @@
             </m:ctrlPr>
           </m:sSubPr>
           <m:e>
-            <m:acc>
-              <m:accPr>
-                <m:chr m:val="⃗"/>
-                <m:ctrlPr>
-                  <w:rPr>
-                    <w:rFonts w:ascii="Cambria Math" w:hAnsi="Cambria Math"/>
-                  </w:rPr>
-                </m:ctrlPr>
-              </m:accPr>
-              <m:e>
-                <m:r>
-                  <w:rPr>
-                    <w:rFonts w:ascii="Cambria Math" w:hAnsi="Cambria Math"/>
-                  </w:rPr>
-                  <m:t>v</m:t>
-                </m:r>
-              </m:e>
-            </m:acc>
+            <m:r>
+              <m:rPr>
+                <m:sty m:val="bi"/>
+              </m:rPr>
+              <w:rPr>
+                <w:rFonts w:ascii="Cambria Math" w:hAnsi="Cambria Math"/>
+              </w:rPr>
+              <m:t>v</m:t>
+            </m:r>
           </m:e>
           <m:sub>
             <m:r>
@@ -5358,7 +5527,7 @@
     </w:p>
     <w:p>
       <w:r>
-        <w:pict w14:anchorId="1261BD96">
+        <w:pict>
           <v:rect id="_x0000_i1028" style="width:0;height:1.5pt" o:hralign="center" o:hrstd="t" o:hr="t"/>
         </w:pict>
       </w:r>
@@ -5532,24 +5701,15 @@
                   </m:ctrlPr>
                 </m:sSubPr>
                 <m:e>
-                  <m:acc>
-                    <m:accPr>
-                      <m:chr m:val="⃗"/>
-                      <m:ctrlPr>
-                        <w:rPr>
-                          <w:rFonts w:ascii="Cambria Math" w:hAnsi="Cambria Math"/>
-                        </w:rPr>
-                      </m:ctrlPr>
-                    </m:accPr>
-                    <m:e>
-                      <m:r>
-                        <w:rPr>
-                          <w:rFonts w:ascii="Cambria Math" w:hAnsi="Cambria Math"/>
-                        </w:rPr>
-                        <m:t>v</m:t>
-                      </m:r>
-                    </m:e>
-                  </m:acc>
+                  <m:r>
+                    <m:rPr>
+                      <m:sty m:val="bi"/>
+                    </m:rPr>
+                    <w:rPr>
+                      <w:rFonts w:ascii="Cambria Math" w:hAnsi="Cambria Math"/>
+                    </w:rPr>
+                    <m:t>v</m:t>
+                  </m:r>
                 </m:e>
                 <m:sub>
                   <m:r>
@@ -5578,24 +5738,15 @@
                   </m:ctrlPr>
                 </m:sSubPr>
                 <m:e>
-                  <m:acc>
-                    <m:accPr>
-                      <m:chr m:val="⃗"/>
-                      <m:ctrlPr>
-                        <w:rPr>
-                          <w:rFonts w:ascii="Cambria Math" w:hAnsi="Cambria Math"/>
-                        </w:rPr>
-                      </m:ctrlPr>
-                    </m:accPr>
-                    <m:e>
-                      <m:r>
-                        <w:rPr>
-                          <w:rFonts w:ascii="Cambria Math" w:hAnsi="Cambria Math"/>
-                        </w:rPr>
-                        <m:t>v</m:t>
-                      </m:r>
-                    </m:e>
-                  </m:acc>
+                  <m:r>
+                    <m:rPr>
+                      <m:sty m:val="bi"/>
+                    </m:rPr>
+                    <w:rPr>
+                      <w:rFonts w:ascii="Cambria Math" w:hAnsi="Cambria Math"/>
+                    </w:rPr>
+                    <m:t>v</m:t>
+                  </m:r>
                 </m:e>
                 <m:sub>
                   <m:r>
@@ -5932,7 +6083,7 @@
     </w:p>
     <w:p>
       <w:r>
-        <w:pict w14:anchorId="4AB2E4D4">
+        <w:pict>
           <v:rect id="_x0000_i1029" style="width:0;height:1.5pt" o:hralign="center" o:hrstd="t" o:hr="t"/>
         </w:pict>
       </w:r>
@@ -6138,6 +6289,7 @@
                 <w:b/>
                 <w:bCs/>
               </w:rPr>
+              <w:lastRenderedPageBreak/>
               <w:t>定理</w:t>
             </w:r>
             <w:r>
@@ -6425,14 +6577,7 @@
               <w:rPr>
                 <w:rFonts w:hint="eastAsia"/>
               </w:rPr>
-              <w:t>算法剪枝失效，走通路径产生法向剪切分量引发矢量对消爆发；或存在另一</w:t>
-            </w:r>
-            <w:r>
-              <w:rPr>
-                <w:rFonts w:hint="eastAsia"/>
-              </w:rPr>
-              <w:lastRenderedPageBreak/>
-              <w:t>条内耗更低的合法轨迹。</w:t>
+              <w:t>算法剪枝失效，走通路径产生法向剪切分量引发矢量对消爆发；或存在另一条内耗更低的合法轨迹。</w:t>
             </w:r>
           </w:p>
         </w:tc>
@@ -6452,7 +6597,6 @@
                 <w:b/>
                 <w:bCs/>
               </w:rPr>
-              <w:lastRenderedPageBreak/>
               <w:t>元认知修宪算子</w:t>
             </w:r>
             <w:r>
@@ -6566,7 +6710,7 @@
     </w:tbl>
     <w:p>
       <w:r>
-        <w:pict w14:anchorId="4C0181D7">
+        <w:pict>
           <v:rect id="_x0000_i1030" style="width:0;height:1.5pt" o:hralign="center" o:hrstd="t" o:hr="t"/>
         </w:pict>
       </w:r>
@@ -6585,795 +6729,6 @@
           <w:rFonts w:hint="eastAsia"/>
         </w:rPr>
         <w:t>结论：元科学视角下的活体统治范式与跨域继承</w:t>
-      </w:r>
-    </w:p>
-    <w:p>
-      <w:pPr>
-        <w:pStyle w:val="Compact"/>
-        <w:numPr>
-          <w:ilvl w:val="0"/>
-          <w:numId w:val="8"/>
-        </w:numPr>
-      </w:pPr>
-      <w:r>
-        <w:rPr>
-          <w:rFonts w:hint="eastAsia"/>
-          <w:b/>
-          <w:bCs/>
-        </w:rPr>
-        <w:t>划界相对律</w:t>
-      </w:r>
-      <w:r>
-        <w:rPr>
-          <w:rFonts w:hint="eastAsia"/>
-        </w:rPr>
-        <w:t>：不存在脱离具体划界的“宇宙绝对全局最优”，任何最优解</w:t>
-      </w:r>
-      <w:r>
-        <w:t xml:space="preserve"> </w:t>
-      </w:r>
-      <m:oMath>
-        <m:sSubSup>
-          <m:sSubSupPr>
-            <m:ctrlPr>
-              <w:rPr>
-                <w:rFonts w:ascii="Cambria Math" w:hAnsi="Cambria Math"/>
-              </w:rPr>
-            </m:ctrlPr>
-          </m:sSubSupPr>
-          <m:e>
-            <m:r>
-              <w:rPr>
-                <w:rFonts w:ascii="Cambria Math" w:hAnsi="Cambria Math"/>
-              </w:rPr>
-              <m:t>S</m:t>
-            </m:r>
-          </m:e>
-          <m:sub>
-            <m:r>
-              <w:rPr>
-                <w:rFonts w:ascii="Cambria Math" w:hAnsi="Cambria Math"/>
-              </w:rPr>
-              <m:t>k</m:t>
-            </m:r>
-          </m:sub>
-          <m:sup>
-            <m:r>
-              <m:rPr>
-                <m:sty m:val="p"/>
-              </m:rPr>
-              <w:rPr>
-                <w:rFonts w:ascii="Cambria Math" w:hAnsi="Cambria Math"/>
-              </w:rPr>
-              <m:t>*</m:t>
-            </m:r>
-          </m:sup>
-        </m:sSubSup>
-      </m:oMath>
-      <w:r>
-        <w:t xml:space="preserve"> </w:t>
-      </w:r>
-      <w:r>
-        <w:rPr>
-          <w:rFonts w:hint="eastAsia"/>
-        </w:rPr>
-        <w:t>均严格从属于其划界</w:t>
-      </w:r>
-      <w:r>
-        <w:t xml:space="preserve"> </w:t>
-      </w:r>
-      <m:oMath>
-        <m:sSub>
-          <m:sSubPr>
-            <m:ctrlPr>
-              <w:rPr>
-                <w:rFonts w:ascii="Cambria Math" w:hAnsi="Cambria Math"/>
-              </w:rPr>
-            </m:ctrlPr>
-          </m:sSubPr>
-          <m:e>
-            <m:r>
-              <m:rPr>
-                <m:nor/>
-              </m:rPr>
-              <m:t>Boundary</m:t>
-            </m:r>
-          </m:e>
-          <m:sub>
-            <m:r>
-              <w:rPr>
-                <w:rFonts w:ascii="Cambria Math" w:hAnsi="Cambria Math"/>
-              </w:rPr>
-              <m:t>k</m:t>
-            </m:r>
-          </m:sub>
-        </m:sSub>
-      </m:oMath>
-      <w:r>
-        <w:rPr>
-          <w:rFonts w:hint="eastAsia"/>
-        </w:rPr>
-        <w:t>；</w:t>
-      </w:r>
-      <w:r>
-        <w:rPr>
-          <w:rFonts w:hint="eastAsia"/>
-          <w:b/>
-          <w:bCs/>
-        </w:rPr>
-        <w:t>活着是绝对的（此处“活着”指闭环存续），最优是划界内相对的。</w:t>
-      </w:r>
-    </w:p>
-    <w:p>
-      <w:pPr>
-        <w:pStyle w:val="Compact"/>
-        <w:numPr>
-          <w:ilvl w:val="0"/>
-          <w:numId w:val="8"/>
-        </w:numPr>
-      </w:pPr>
-      <w:r>
-        <w:rPr>
-          <w:rFonts w:hint="eastAsia"/>
-          <w:b/>
-          <w:bCs/>
-        </w:rPr>
-        <w:t>自洽可算律</w:t>
-      </w:r>
-      <w:r>
-        <w:rPr>
-          <w:rFonts w:hint="eastAsia"/>
-        </w:rPr>
-        <w:t>：界内条件自洽（</w:t>
-      </w:r>
-      <m:oMath>
-        <m:r>
-          <m:rPr>
-            <m:sty m:val="p"/>
-          </m:rPr>
-          <w:rPr>
-            <w:rFonts w:ascii="Cambria Math" w:hAnsi="Cambria Math"/>
-          </w:rPr>
-          <m:t>⟨</m:t>
-        </m:r>
-        <m:sSub>
-          <m:sSubPr>
-            <m:ctrlPr>
-              <w:rPr>
-                <w:rFonts w:ascii="Cambria Math" w:hAnsi="Cambria Math"/>
-              </w:rPr>
-            </m:ctrlPr>
-          </m:sSubPr>
-          <m:e>
-            <m:acc>
-              <m:accPr>
-                <m:chr m:val="⃗"/>
-                <m:ctrlPr>
-                  <w:rPr>
-                    <w:rFonts w:ascii="Cambria Math" w:hAnsi="Cambria Math"/>
-                  </w:rPr>
-                </m:ctrlPr>
-              </m:accPr>
-              <m:e>
-                <m:r>
-                  <w:rPr>
-                    <w:rFonts w:ascii="Cambria Math" w:hAnsi="Cambria Math"/>
-                  </w:rPr>
-                  <m:t>v</m:t>
-                </m:r>
-              </m:e>
-            </m:acc>
-          </m:e>
-          <m:sub>
-            <m:r>
-              <w:rPr>
-                <w:rFonts w:ascii="Cambria Math" w:hAnsi="Cambria Math"/>
-              </w:rPr>
-              <m:t>i</m:t>
-            </m:r>
-          </m:sub>
-        </m:sSub>
-        <m:r>
-          <m:rPr>
-            <m:sty m:val="p"/>
-          </m:rPr>
-          <w:rPr>
-            <w:rFonts w:ascii="Cambria Math" w:hAnsi="Cambria Math"/>
-          </w:rPr>
-          <m:t>,</m:t>
-        </m:r>
-        <m:sSub>
-          <m:sSubPr>
-            <m:ctrlPr>
-              <w:rPr>
-                <w:rFonts w:ascii="Cambria Math" w:hAnsi="Cambria Math"/>
-              </w:rPr>
-            </m:ctrlPr>
-          </m:sSubPr>
-          <m:e>
-            <m:acc>
-              <m:accPr>
-                <m:chr m:val="⃗"/>
-                <m:ctrlPr>
-                  <w:rPr>
-                    <w:rFonts w:ascii="Cambria Math" w:hAnsi="Cambria Math"/>
-                  </w:rPr>
-                </m:ctrlPr>
-              </m:accPr>
-              <m:e>
-                <m:r>
-                  <w:rPr>
-                    <w:rFonts w:ascii="Cambria Math" w:hAnsi="Cambria Math"/>
-                  </w:rPr>
-                  <m:t>v</m:t>
-                </m:r>
-              </m:e>
-            </m:acc>
-          </m:e>
-          <m:sub>
-            <m:r>
-              <w:rPr>
-                <w:rFonts w:ascii="Cambria Math" w:hAnsi="Cambria Math"/>
-              </w:rPr>
-              <m:t>j</m:t>
-            </m:r>
-          </m:sub>
-        </m:sSub>
-        <m:r>
-          <m:rPr>
-            <m:sty m:val="p"/>
-          </m:rPr>
-          <w:rPr>
-            <w:rFonts w:ascii="Cambria Math" w:hAnsi="Cambria Math"/>
-          </w:rPr>
-          <m:t>⟩</m:t>
-        </m:r>
-        <m:r>
-          <m:rPr>
-            <m:sty m:val="p"/>
-          </m:rPr>
-          <w:rPr>
-            <w:rFonts w:ascii="Cambria Math" w:hAnsi="Cambria Math"/>
-          </w:rPr>
-          <m:t>≥</m:t>
-        </m:r>
-        <m:r>
-          <w:rPr>
-            <w:rFonts w:ascii="Cambria Math" w:hAnsi="Cambria Math"/>
-          </w:rPr>
-          <m:t>0</m:t>
-        </m:r>
-      </m:oMath>
-      <w:r>
-        <w:rPr>
-          <w:rFonts w:hint="eastAsia"/>
-        </w:rPr>
-        <w:t>）与因果有限推进（</w:t>
-      </w:r>
-      <m:oMath>
-        <m:r>
-          <w:rPr>
-            <w:rFonts w:ascii="Cambria Math" w:hAnsi="Cambria Math"/>
-          </w:rPr>
-          <m:t>K</m:t>
-        </m:r>
-        <m:r>
-          <m:rPr>
-            <m:sty m:val="p"/>
-          </m:rPr>
-          <w:rPr>
-            <w:rFonts w:ascii="Cambria Math" w:hAnsi="Cambria Math"/>
-          </w:rPr>
-          <m:t>&lt;+∞</m:t>
-        </m:r>
-      </m:oMath>
-      <w:r>
-        <w:rPr>
-          <w:rFonts w:hint="eastAsia"/>
-        </w:rPr>
-        <w:t>），是系统具备闭环多项式可计算性的物理充要条件。</w:t>
-      </w:r>
-    </w:p>
-    <w:p>
-      <w:pPr>
-        <w:pStyle w:val="Compact"/>
-        <w:numPr>
-          <w:ilvl w:val="0"/>
-          <w:numId w:val="8"/>
-        </w:numPr>
-      </w:pPr>
-      <w:r>
-        <w:rPr>
-          <w:rFonts w:hint="eastAsia"/>
-          <w:b/>
-          <w:bCs/>
-        </w:rPr>
-        <w:t>元认知进化律</w:t>
-      </w:r>
-      <w:r>
-        <w:rPr>
-          <w:rFonts w:hint="eastAsia"/>
-        </w:rPr>
-        <w:t>：哥德尔残差（</w:t>
-      </w:r>
-      <m:oMath>
-        <m:r>
-          <m:rPr>
-            <m:sty m:val="p"/>
-          </m:rPr>
-          <w:rPr>
-            <w:rFonts w:ascii="Cambria Math" w:hAnsi="Cambria Math"/>
-          </w:rPr>
-          <m:t>∥Δ</m:t>
-        </m:r>
-        <m:r>
-          <w:rPr>
-            <w:rFonts w:ascii="Cambria Math" w:hAnsi="Cambria Math"/>
-          </w:rPr>
-          <m:t>X</m:t>
-        </m:r>
-        <m:r>
-          <m:rPr>
-            <m:sty m:val="p"/>
-          </m:rPr>
-          <w:rPr>
-            <w:rFonts w:ascii="Cambria Math" w:hAnsi="Cambria Math"/>
-          </w:rPr>
-          <m:t>∥&gt;</m:t>
-        </m:r>
-        <m:r>
-          <w:rPr>
-            <w:rFonts w:ascii="Cambria Math" w:hAnsi="Cambria Math"/>
-          </w:rPr>
-          <m:t>θ</m:t>
-        </m:r>
-      </m:oMath>
-      <w:r>
-        <w:rPr>
-          <w:rFonts w:hint="eastAsia"/>
-        </w:rPr>
-        <w:t>）倒逼二阶元认知算子</w:t>
-      </w:r>
-      <w:r>
-        <w:t xml:space="preserve"> </w:t>
-      </w:r>
-      <m:oMath>
-        <m:r>
-          <m:rPr>
-            <m:sty m:val="p"/>
-          </m:rPr>
-          <w:rPr>
-            <w:rFonts w:ascii="Cambria Math" w:hAnsi="Cambria Math"/>
-          </w:rPr>
-          <m:t>Φ</m:t>
-        </m:r>
-      </m:oMath>
-      <w:r>
-        <w:t xml:space="preserve"> </w:t>
-      </w:r>
-      <w:r>
-        <w:rPr>
-          <w:rFonts w:hint="eastAsia"/>
-        </w:rPr>
-        <w:t>动态重构划界（</w:t>
-      </w:r>
-      <m:oMath>
-        <m:sSub>
-          <m:sSubPr>
-            <m:ctrlPr>
-              <w:rPr>
-                <w:rFonts w:ascii="Cambria Math" w:hAnsi="Cambria Math"/>
-              </w:rPr>
-            </m:ctrlPr>
-          </m:sSubPr>
-          <m:e>
-            <m:r>
-              <m:rPr>
-                <m:nor/>
-              </m:rPr>
-              <m:t>Boundary</m:t>
-            </m:r>
-          </m:e>
-          <m:sub>
-            <m:r>
-              <w:rPr>
-                <w:rFonts w:ascii="Cambria Math" w:hAnsi="Cambria Math"/>
-              </w:rPr>
-              <m:t>k</m:t>
-            </m:r>
-          </m:sub>
-        </m:sSub>
-        <m:r>
-          <m:rPr>
-            <m:sty m:val="p"/>
-          </m:rPr>
-          <w:rPr>
-            <w:rFonts w:ascii="Cambria Math" w:hAnsi="Cambria Math"/>
-          </w:rPr>
-          <m:t>→</m:t>
-        </m:r>
-        <m:sSub>
-          <m:sSubPr>
-            <m:ctrlPr>
-              <w:rPr>
-                <w:rFonts w:ascii="Cambria Math" w:hAnsi="Cambria Math"/>
-              </w:rPr>
-            </m:ctrlPr>
-          </m:sSubPr>
-          <m:e>
-            <m:r>
-              <m:rPr>
-                <m:nor/>
-              </m:rPr>
-              <m:t>Boundary</m:t>
-            </m:r>
-          </m:e>
-          <m:sub>
-            <m:r>
-              <w:rPr>
-                <w:rFonts w:ascii="Cambria Math" w:hAnsi="Cambria Math"/>
-              </w:rPr>
-              <m:t>k</m:t>
-            </m:r>
-            <m:r>
-              <m:rPr>
-                <m:sty m:val="p"/>
-              </m:rPr>
-              <w:rPr>
-                <w:rFonts w:ascii="Cambria Math" w:hAnsi="Cambria Math"/>
-              </w:rPr>
-              <m:t>+</m:t>
-            </m:r>
-            <m:r>
-              <w:rPr>
-                <w:rFonts w:ascii="Cambria Math" w:hAnsi="Cambria Math"/>
-              </w:rPr>
-              <m:t>1</m:t>
-            </m:r>
-          </m:sub>
-        </m:sSub>
-      </m:oMath>
-      <w:r>
-        <w:rPr>
-          <w:rFonts w:hint="eastAsia"/>
-        </w:rPr>
-        <w:t>），构成了控制论、统计物理、计算图论与生物演化之间无缝的</w:t>
-      </w:r>
-      <w:r>
-        <w:rPr>
-          <w:rFonts w:hint="eastAsia"/>
-          <w:b/>
-          <w:bCs/>
-        </w:rPr>
-        <w:t>跨域结构同构（</w:t>
-      </w:r>
-      <w:r>
-        <w:rPr>
-          <w:rFonts w:hint="eastAsia"/>
-          <w:b/>
-          <w:bCs/>
-        </w:rPr>
-        <w:t>Cross-Domain</w:t>
-      </w:r>
-      <w:r>
-        <w:rPr>
-          <w:b/>
-          <w:bCs/>
-        </w:rPr>
-        <w:t xml:space="preserve"> Structural </w:t>
-      </w:r>
-      <w:r>
-        <w:rPr>
-          <w:rFonts w:hint="eastAsia"/>
-          <w:b/>
-          <w:bCs/>
-        </w:rPr>
-        <w:t>Isomorphism</w:t>
-      </w:r>
-      <w:r>
-        <w:rPr>
-          <w:rFonts w:hint="eastAsia"/>
-          <w:b/>
-          <w:bCs/>
-        </w:rPr>
-        <w:t>）</w:t>
-      </w:r>
-      <w:r>
-        <w:t>。</w:t>
-      </w:r>
-    </w:p>
-    <w:p>
-      <w:pPr>
-        <w:pStyle w:val="Compact"/>
-        <w:numPr>
-          <w:ilvl w:val="0"/>
-          <w:numId w:val="8"/>
-        </w:numPr>
-      </w:pPr>
-      <w:r>
-        <w:rPr>
-          <w:rFonts w:hint="eastAsia"/>
-          <w:b/>
-          <w:bCs/>
-        </w:rPr>
-        <w:t>跨域实例的公理继承</w:t>
-      </w:r>
-      <w:r>
-        <w:rPr>
-          <w:rFonts w:hint="eastAsia"/>
-        </w:rPr>
-        <w:t>：无论全球离散制造网络、蛋白质折叠动力学、高频金融风险清算，亦或生态演化系统，凡能映射为五维全息流形</w:t>
-      </w:r>
-      <w:r>
-        <w:t xml:space="preserve"> </w:t>
-      </w:r>
-      <m:oMath>
-        <m:sSub>
-          <m:sSubPr>
-            <m:ctrlPr>
-              <w:rPr>
-                <w:rFonts w:ascii="Cambria Math" w:hAnsi="Cambria Math"/>
-              </w:rPr>
-            </m:ctrlPr>
-          </m:sSubPr>
-          <m:e>
-            <m:r>
-              <m:rPr>
-                <m:scr m:val="script"/>
-                <m:sty m:val="p"/>
-              </m:rPr>
-              <w:rPr>
-                <w:rFonts w:ascii="Cambria Math" w:hAnsi="Cambria Math"/>
-              </w:rPr>
-              <m:t>M</m:t>
-            </m:r>
-          </m:e>
-          <m:sub>
-            <m:r>
-              <m:rPr>
-                <m:nor/>
-              </m:rPr>
-              <m:t>model</m:t>
-            </m:r>
-          </m:sub>
-        </m:sSub>
-        <m:r>
-          <m:rPr>
-            <m:sty m:val="p"/>
-          </m:rPr>
-          <w:rPr>
-            <w:rFonts w:ascii="Cambria Math" w:hAnsi="Cambria Math"/>
-          </w:rPr>
-          <m:t>=</m:t>
-        </m:r>
-        <m:r>
-          <m:rPr>
-            <m:sty m:val="p"/>
-          </m:rPr>
-          <w:rPr>
-            <w:rFonts w:ascii="Cambria Math" w:hAnsi="Cambria Math"/>
-          </w:rPr>
-          <m:t>⟨</m:t>
-        </m:r>
-        <m:r>
-          <m:rPr>
-            <m:scr m:val="script"/>
-            <m:sty m:val="p"/>
-          </m:rPr>
-          <w:rPr>
-            <w:rFonts w:ascii="Cambria Math" w:hAnsi="Cambria Math"/>
-          </w:rPr>
-          <m:t>N</m:t>
-        </m:r>
-        <m:r>
-          <m:rPr>
-            <m:sty m:val="p"/>
-          </m:rPr>
-          <w:rPr>
-            <w:rFonts w:ascii="Cambria Math" w:hAnsi="Cambria Math"/>
-          </w:rPr>
-          <m:t>,</m:t>
-        </m:r>
-        <m:r>
-          <m:rPr>
-            <m:scr m:val="script"/>
-            <m:sty m:val="p"/>
-          </m:rPr>
-          <w:rPr>
-            <w:rFonts w:ascii="Cambria Math" w:hAnsi="Cambria Math"/>
-          </w:rPr>
-          <m:t>T</m:t>
-        </m:r>
-        <m:r>
-          <m:rPr>
-            <m:sty m:val="p"/>
-          </m:rPr>
-          <w:rPr>
-            <w:rFonts w:ascii="Cambria Math" w:hAnsi="Cambria Math"/>
-          </w:rPr>
-          <m:t>,</m:t>
-        </m:r>
-        <m:r>
-          <m:rPr>
-            <m:scr m:val="script"/>
-            <m:sty m:val="p"/>
-          </m:rPr>
-          <w:rPr>
-            <w:rFonts w:ascii="Cambria Math" w:hAnsi="Cambria Math"/>
-          </w:rPr>
-          <m:t>C</m:t>
-        </m:r>
-        <m:r>
-          <m:rPr>
-            <m:sty m:val="p"/>
-          </m:rPr>
-          <w:rPr>
-            <w:rFonts w:ascii="Cambria Math" w:hAnsi="Cambria Math"/>
-          </w:rPr>
-          <m:t>,</m:t>
-        </m:r>
-        <m:r>
-          <w:rPr>
-            <w:rFonts w:ascii="Cambria Math" w:hAnsi="Cambria Math"/>
-          </w:rPr>
-          <m:t>X</m:t>
-        </m:r>
-        <m:r>
-          <m:rPr>
-            <m:sty m:val="p"/>
-          </m:rPr>
-          <w:rPr>
-            <w:rFonts w:ascii="Cambria Math" w:hAnsi="Cambria Math"/>
-          </w:rPr>
-          <m:t>,Δ</m:t>
-        </m:r>
-        <m:r>
-          <w:rPr>
-            <w:rFonts w:ascii="Cambria Math" w:hAnsi="Cambria Math"/>
-          </w:rPr>
-          <m:t>X</m:t>
-        </m:r>
-        <m:r>
-          <m:rPr>
-            <m:sty m:val="p"/>
-          </m:rPr>
-          <w:rPr>
-            <w:rFonts w:ascii="Cambria Math" w:hAnsi="Cambria Math"/>
-          </w:rPr>
-          <m:t>⟩</m:t>
-        </m:r>
-      </m:oMath>
-      <w:r>
-        <w:t xml:space="preserve"> </w:t>
-      </w:r>
-      <w:r>
-        <w:rPr>
-          <w:rFonts w:hint="eastAsia"/>
-        </w:rPr>
-        <w:t>的实体对象，</w:t>
-      </w:r>
-      <w:r>
-        <w:rPr>
-          <w:rFonts w:hint="eastAsia"/>
-          <w:b/>
-          <w:bCs/>
-        </w:rPr>
-        <w:t>全量自动继承闭环可计算性（</w:t>
-      </w:r>
-      <m:oMath>
-        <m:r>
-          <w:rPr>
-            <w:rFonts w:ascii="Cambria Math" w:hAnsi="Cambria Math"/>
-          </w:rPr>
-          <m:t>T</m:t>
-        </m:r>
-        <m:r>
-          <m:rPr>
-            <m:sty m:val="p"/>
-          </m:rPr>
-          <w:rPr>
-            <w:rFonts w:ascii="Cambria Math" w:hAnsi="Cambria Math"/>
-          </w:rPr>
-          <m:t>∈</m:t>
-        </m:r>
-        <m:r>
-          <m:rPr>
-            <m:sty m:val="bi"/>
-          </m:rPr>
-          <w:rPr>
-            <w:rFonts w:ascii="Cambria Math" w:hAnsi="Cambria Math"/>
-          </w:rPr>
-          <m:t>P</m:t>
-        </m:r>
-      </m:oMath>
-      <w:r>
-        <w:rPr>
-          <w:rFonts w:hint="eastAsia"/>
-          <w:b/>
-          <w:bCs/>
-        </w:rPr>
-        <w:t>）与“走通即界内最优”的定义式等价（</w:t>
-      </w:r>
-      <m:oMath>
-        <m:r>
-          <m:rPr>
-            <m:sty m:val="p"/>
-          </m:rPr>
-          <w:rPr>
-            <w:rFonts w:ascii="Cambria Math" w:hAnsi="Cambria Math"/>
-          </w:rPr>
-          <m:t>∃!</m:t>
-        </m:r>
-        <m:sSubSup>
-          <m:sSubSupPr>
-            <m:ctrlPr>
-              <w:rPr>
-                <w:rFonts w:ascii="Cambria Math" w:hAnsi="Cambria Math"/>
-              </w:rPr>
-            </m:ctrlPr>
-          </m:sSubSupPr>
-          <m:e>
-            <m:r>
-              <w:rPr>
-                <w:rFonts w:ascii="Cambria Math" w:hAnsi="Cambria Math"/>
-              </w:rPr>
-              <m:t>S</m:t>
-            </m:r>
-          </m:e>
-          <m:sub>
-            <m:r>
-              <w:rPr>
-                <w:rFonts w:ascii="Cambria Math" w:hAnsi="Cambria Math"/>
-              </w:rPr>
-              <m:t>k</m:t>
-            </m:r>
-          </m:sub>
-          <m:sup>
-            <m:r>
-              <m:rPr>
-                <m:sty m:val="p"/>
-              </m:rPr>
-              <w:rPr>
-                <w:rFonts w:ascii="Cambria Math" w:hAnsi="Cambria Math"/>
-              </w:rPr>
-              <m:t>*</m:t>
-            </m:r>
-          </m:sup>
-        </m:sSubSup>
-      </m:oMath>
-      <w:r>
-        <w:rPr>
-          <w:rFonts w:hint="eastAsia"/>
-          <w:b/>
-          <w:bCs/>
-        </w:rPr>
-        <w:t>）的全部物理与控制论性质</w:t>
-      </w:r>
-      <w:r>
-        <w:t>。</w:t>
-      </w:r>
-    </w:p>
-    <w:p>
-      <w:r>
-        <w:pict w14:anchorId="70DEF35D">
-          <v:rect id="_x0000_i1031" style="width:0;height:1.5pt" o:hralign="center" o:hrstd="t" o:hr="t"/>
-        </w:pict>
-      </w:r>
-    </w:p>
-    <w:p>
-      <w:pPr>
-        <w:pStyle w:val="2"/>
-      </w:pPr>
-      <w:bookmarkStart w:id="12" w:name="参考文献-references"/>
-      <w:bookmarkEnd w:id="11"/>
-      <w:r>
-        <w:rPr>
-          <w:rFonts w:hint="eastAsia"/>
-        </w:rPr>
-        <w:t>参考文献</w:t>
-      </w:r>
-      <w:r>
-        <w:t xml:space="preserve"> / References</w:t>
       </w:r>
     </w:p>
     <w:p>
@@ -7385,17 +6740,112 @@
         </w:numPr>
       </w:pPr>
       <w:r>
-        <w:t xml:space="preserve">Anderson, P.W.: More is different: broken symmetry and the nature of the hierarchical structure of science. Science </w:t>
-      </w:r>
-      <w:r>
-        <w:rPr>
+        <w:rPr>
+          <w:rFonts w:hint="eastAsia"/>
           <w:b/>
           <w:bCs/>
         </w:rPr>
-        <w:t>177</w:t>
-      </w:r>
-      <w:r>
-        <w:t>(4047), 393–396 (1972)</w:t>
+        <w:t>划界相对律</w:t>
+      </w:r>
+      <w:r>
+        <w:rPr>
+          <w:rFonts w:hint="eastAsia"/>
+        </w:rPr>
+        <w:t>：不存在脱离具体划界的“宇宙绝对全局最优”，任何最优解</w:t>
+      </w:r>
+      <w:r>
+        <w:t xml:space="preserve"> </w:t>
+      </w:r>
+      <m:oMath>
+        <m:sSubSup>
+          <m:sSubSupPr>
+            <m:ctrlPr>
+              <w:rPr>
+                <w:rFonts w:ascii="Cambria Math" w:hAnsi="Cambria Math"/>
+              </w:rPr>
+            </m:ctrlPr>
+          </m:sSubSupPr>
+          <m:e>
+            <m:r>
+              <w:rPr>
+                <w:rFonts w:ascii="Cambria Math" w:hAnsi="Cambria Math"/>
+              </w:rPr>
+              <m:t>S</m:t>
+            </m:r>
+          </m:e>
+          <m:sub>
+            <m:r>
+              <w:rPr>
+                <w:rFonts w:ascii="Cambria Math" w:hAnsi="Cambria Math"/>
+              </w:rPr>
+              <m:t>k</m:t>
+            </m:r>
+          </m:sub>
+          <m:sup>
+            <m:r>
+              <m:rPr>
+                <m:sty m:val="p"/>
+              </m:rPr>
+              <w:rPr>
+                <w:rFonts w:ascii="Cambria Math" w:hAnsi="Cambria Math"/>
+              </w:rPr>
+              <m:t>*</m:t>
+            </m:r>
+          </m:sup>
+        </m:sSubSup>
+      </m:oMath>
+      <w:r>
+        <w:t xml:space="preserve"> </w:t>
+      </w:r>
+      <w:r>
+        <w:rPr>
+          <w:rFonts w:hint="eastAsia"/>
+        </w:rPr>
+        <w:t>均严格从属于其划界</w:t>
+      </w:r>
+      <w:r>
+        <w:t xml:space="preserve"> </w:t>
+      </w:r>
+      <m:oMath>
+        <m:sSub>
+          <m:sSubPr>
+            <m:ctrlPr>
+              <w:rPr>
+                <w:rFonts w:ascii="Cambria Math" w:hAnsi="Cambria Math"/>
+              </w:rPr>
+            </m:ctrlPr>
+          </m:sSubPr>
+          <m:e>
+            <m:r>
+              <m:rPr>
+                <m:nor/>
+              </m:rPr>
+              <m:t>Boundary</m:t>
+            </m:r>
+          </m:e>
+          <m:sub>
+            <m:r>
+              <w:rPr>
+                <w:rFonts w:ascii="Cambria Math" w:hAnsi="Cambria Math"/>
+              </w:rPr>
+              <m:t>k</m:t>
+            </m:r>
+          </m:sub>
+        </m:sSub>
+      </m:oMath>
+      <w:r>
+        <w:rPr>
+          <w:rFonts w:hint="eastAsia"/>
+        </w:rPr>
+        <w:t>；</w:t>
+      </w:r>
+      <w:r>
+        <w:rPr>
+          <w:rFonts w:hint="eastAsia"/>
+          <w:b/>
+          <w:bCs/>
+        </w:rPr>
+        <w:t>活着是绝对的（此处“活着”指闭环存续），最优是划界内相对的。</w:t>
       </w:r>
     </w:p>
     <w:p>
@@ -7407,7 +6857,147 @@
         </w:numPr>
       </w:pPr>
       <w:r>
-        <w:t>Ashby, W.R.: An Introduction to Cybernetics. Chapman &amp; Hall, London (1956)</w:t>
+        <w:rPr>
+          <w:rFonts w:hint="eastAsia"/>
+          <w:b/>
+          <w:bCs/>
+        </w:rPr>
+        <w:t>闭环可算律</w:t>
+      </w:r>
+      <w:r>
+        <w:rPr>
+          <w:rFonts w:hint="eastAsia"/>
+        </w:rPr>
+        <w:t>：界内条件自洽（</w:t>
+      </w:r>
+      <m:oMath>
+        <m:r>
+          <m:rPr>
+            <m:sty m:val="p"/>
+          </m:rPr>
+          <w:rPr>
+            <w:rFonts w:ascii="Cambria Math" w:hAnsi="Cambria Math"/>
+          </w:rPr>
+          <m:t>⟨</m:t>
+        </m:r>
+        <m:sSub>
+          <m:sSubPr>
+            <m:ctrlPr>
+              <w:rPr>
+                <w:rFonts w:ascii="Cambria Math" w:hAnsi="Cambria Math"/>
+              </w:rPr>
+            </m:ctrlPr>
+          </m:sSubPr>
+          <m:e>
+            <m:r>
+              <m:rPr>
+                <m:sty m:val="bi"/>
+              </m:rPr>
+              <w:rPr>
+                <w:rFonts w:ascii="Cambria Math" w:hAnsi="Cambria Math"/>
+              </w:rPr>
+              <m:t>v</m:t>
+            </m:r>
+          </m:e>
+          <m:sub>
+            <m:r>
+              <w:rPr>
+                <w:rFonts w:ascii="Cambria Math" w:hAnsi="Cambria Math"/>
+              </w:rPr>
+              <m:t>i</m:t>
+            </m:r>
+          </m:sub>
+        </m:sSub>
+        <m:r>
+          <m:rPr>
+            <m:sty m:val="p"/>
+          </m:rPr>
+          <w:rPr>
+            <w:rFonts w:ascii="Cambria Math" w:hAnsi="Cambria Math"/>
+          </w:rPr>
+          <m:t>,</m:t>
+        </m:r>
+        <m:sSub>
+          <m:sSubPr>
+            <m:ctrlPr>
+              <w:rPr>
+                <w:rFonts w:ascii="Cambria Math" w:hAnsi="Cambria Math"/>
+              </w:rPr>
+            </m:ctrlPr>
+          </m:sSubPr>
+          <m:e>
+            <m:r>
+              <m:rPr>
+                <m:sty m:val="bi"/>
+              </m:rPr>
+              <w:rPr>
+                <w:rFonts w:ascii="Cambria Math" w:hAnsi="Cambria Math"/>
+              </w:rPr>
+              <m:t>v</m:t>
+            </m:r>
+          </m:e>
+          <m:sub>
+            <m:r>
+              <w:rPr>
+                <w:rFonts w:ascii="Cambria Math" w:hAnsi="Cambria Math"/>
+              </w:rPr>
+              <m:t>j</m:t>
+            </m:r>
+          </m:sub>
+        </m:sSub>
+        <m:r>
+          <m:rPr>
+            <m:sty m:val="p"/>
+          </m:rPr>
+          <w:rPr>
+            <w:rFonts w:ascii="Cambria Math" w:hAnsi="Cambria Math"/>
+          </w:rPr>
+          <m:t>⟩</m:t>
+        </m:r>
+        <m:r>
+          <m:rPr>
+            <m:sty m:val="p"/>
+          </m:rPr>
+          <w:rPr>
+            <w:rFonts w:ascii="Cambria Math" w:hAnsi="Cambria Math"/>
+          </w:rPr>
+          <m:t>≥</m:t>
+        </m:r>
+        <m:r>
+          <w:rPr>
+            <w:rFonts w:ascii="Cambria Math" w:hAnsi="Cambria Math"/>
+          </w:rPr>
+          <m:t>0</m:t>
+        </m:r>
+      </m:oMath>
+      <w:r>
+        <w:rPr>
+          <w:rFonts w:hint="eastAsia"/>
+        </w:rPr>
+        <w:t>）与因果有限推进（</w:t>
+      </w:r>
+      <m:oMath>
+        <m:r>
+          <w:rPr>
+            <w:rFonts w:ascii="Cambria Math" w:hAnsi="Cambria Math"/>
+          </w:rPr>
+          <m:t>K</m:t>
+        </m:r>
+        <m:r>
+          <m:rPr>
+            <m:sty m:val="p"/>
+          </m:rPr>
+          <w:rPr>
+            <w:rFonts w:ascii="Cambria Math" w:hAnsi="Cambria Math"/>
+          </w:rPr>
+          <m:t>&lt;+∞</m:t>
+        </m:r>
+      </m:oMath>
+      <w:r>
+        <w:rPr>
+          <w:rFonts w:hint="eastAsia"/>
+        </w:rPr>
+        <w:t>），是系统具备闭环多项式可计算性的物理充要条件。</w:t>
       </w:r>
     </w:p>
     <w:p>
@@ -7419,17 +7009,203 @@
         </w:numPr>
       </w:pPr>
       <w:r>
-        <w:t xml:space="preserve">Cao, L.: Non-IID learning: Cases, taxonomy and trends. IEEE Transactions on Knowledge and Data Engineering </w:t>
-      </w:r>
-      <w:r>
-        <w:rPr>
+        <w:rPr>
+          <w:rFonts w:hint="eastAsia"/>
           <w:b/>
           <w:bCs/>
         </w:rPr>
-        <w:t>26</w:t>
-      </w:r>
-      <w:r>
-        <w:t>(11), 2783–2801 (2014)</w:t>
+        <w:t>元认知进化律</w:t>
+      </w:r>
+      <w:r>
+        <w:rPr>
+          <w:rFonts w:hint="eastAsia"/>
+        </w:rPr>
+        <w:t>：哥德尔残差（</w:t>
+      </w:r>
+      <m:oMath>
+        <m:r>
+          <m:rPr>
+            <m:sty m:val="p"/>
+          </m:rPr>
+          <w:rPr>
+            <w:rFonts w:ascii="Cambria Math" w:hAnsi="Cambria Math"/>
+          </w:rPr>
+          <m:t>∥Δ</m:t>
+        </m:r>
+        <m:r>
+          <w:rPr>
+            <w:rFonts w:ascii="Cambria Math" w:hAnsi="Cambria Math"/>
+          </w:rPr>
+          <m:t>X</m:t>
+        </m:r>
+        <m:r>
+          <m:rPr>
+            <m:sty m:val="p"/>
+          </m:rPr>
+          <w:rPr>
+            <w:rFonts w:ascii="Cambria Math" w:hAnsi="Cambria Math"/>
+          </w:rPr>
+          <m:t>∥&gt;</m:t>
+        </m:r>
+        <m:r>
+          <w:rPr>
+            <w:rFonts w:ascii="Cambria Math" w:hAnsi="Cambria Math"/>
+          </w:rPr>
+          <m:t>θ</m:t>
+        </m:r>
+      </m:oMath>
+      <w:r>
+        <w:rPr>
+          <w:rFonts w:hint="eastAsia"/>
+        </w:rPr>
+        <w:t>）倒逼二阶元认知算子</w:t>
+      </w:r>
+      <w:r>
+        <w:t xml:space="preserve"> </w:t>
+      </w:r>
+      <m:oMath>
+        <m:r>
+          <m:rPr>
+            <m:sty m:val="p"/>
+          </m:rPr>
+          <w:rPr>
+            <w:rFonts w:ascii="Cambria Math" w:hAnsi="Cambria Math"/>
+          </w:rPr>
+          <m:t>Φ</m:t>
+        </m:r>
+      </m:oMath>
+      <w:r>
+        <w:t xml:space="preserve"> </w:t>
+      </w:r>
+      <w:r>
+        <w:rPr>
+          <w:rFonts w:hint="eastAsia"/>
+        </w:rPr>
+        <w:t>动态重构划界（</w:t>
+      </w:r>
+      <m:oMath>
+        <m:sSub>
+          <m:sSubPr>
+            <m:ctrlPr>
+              <w:rPr>
+                <w:rFonts w:ascii="Cambria Math" w:hAnsi="Cambria Math"/>
+              </w:rPr>
+            </m:ctrlPr>
+          </m:sSubPr>
+          <m:e>
+            <m:r>
+              <m:rPr>
+                <m:nor/>
+              </m:rPr>
+              <m:t>Boundary</m:t>
+            </m:r>
+          </m:e>
+          <m:sub>
+            <m:r>
+              <w:rPr>
+                <w:rFonts w:ascii="Cambria Math" w:hAnsi="Cambria Math"/>
+              </w:rPr>
+              <m:t>k</m:t>
+            </m:r>
+          </m:sub>
+        </m:sSub>
+        <m:r>
+          <m:rPr>
+            <m:sty m:val="p"/>
+          </m:rPr>
+          <w:rPr>
+            <w:rFonts w:ascii="Cambria Math" w:hAnsi="Cambria Math"/>
+          </w:rPr>
+          <m:t>→</m:t>
+        </m:r>
+        <m:sSub>
+          <m:sSubPr>
+            <m:ctrlPr>
+              <w:rPr>
+                <w:rFonts w:ascii="Cambria Math" w:hAnsi="Cambria Math"/>
+              </w:rPr>
+            </m:ctrlPr>
+          </m:sSubPr>
+          <m:e>
+            <m:r>
+              <m:rPr>
+                <m:nor/>
+              </m:rPr>
+              <m:t>Boundary</m:t>
+            </m:r>
+          </m:e>
+          <m:sub>
+            <m:r>
+              <w:rPr>
+                <w:rFonts w:ascii="Cambria Math" w:hAnsi="Cambria Math"/>
+              </w:rPr>
+              <m:t>k</m:t>
+            </m:r>
+            <m:r>
+              <m:rPr>
+                <m:sty m:val="p"/>
+              </m:rPr>
+              <w:rPr>
+                <w:rFonts w:ascii="Cambria Math" w:hAnsi="Cambria Math"/>
+              </w:rPr>
+              <m:t>+</m:t>
+            </m:r>
+            <m:r>
+              <w:rPr>
+                <w:rFonts w:ascii="Cambria Math" w:hAnsi="Cambria Math"/>
+              </w:rPr>
+              <m:t>1</m:t>
+            </m:r>
+          </m:sub>
+        </m:sSub>
+      </m:oMath>
+      <w:r>
+        <w:rPr>
+          <w:rFonts w:hint="eastAsia"/>
+        </w:rPr>
+        <w:t>），构成了控制论、统计物理、计算图论与生物演化之间无缝的</w:t>
+      </w:r>
+      <w:r>
+        <w:rPr>
+          <w:rFonts w:hint="eastAsia"/>
+          <w:b/>
+          <w:bCs/>
+        </w:rPr>
+        <w:t>跨域结构同构（</w:t>
+      </w:r>
+      <w:r>
+        <w:rPr>
+          <w:rFonts w:hint="eastAsia"/>
+          <w:b/>
+          <w:bCs/>
+        </w:rPr>
+        <w:t>Cross-Domain</w:t>
+      </w:r>
+      <w:r>
+        <w:rPr>
+          <w:b/>
+          <w:bCs/>
+        </w:rPr>
+        <w:t xml:space="preserve"> Structural </w:t>
+      </w:r>
+      <w:r>
+        <w:rPr>
+          <w:rFonts w:hint="eastAsia"/>
+          <w:b/>
+          <w:bCs/>
+        </w:rPr>
+        <w:t>Isomorphism</w:t>
+      </w:r>
+      <w:r>
+        <w:rPr>
+          <w:rFonts w:hint="eastAsia"/>
+          <w:b/>
+          <w:bCs/>
+        </w:rPr>
+        <w:t>）</w:t>
+      </w:r>
+      <w:r>
+        <w:t>。</w:t>
       </w:r>
     </w:p>
     <w:p>
@@ -7441,17 +7217,289 @@
         </w:numPr>
       </w:pPr>
       <w:r>
-        <w:t xml:space="preserve">Gödel, K.: Über formal unentscheidbare Sätze der Principia Mathematica und verwandter Systeme I. Monatshefte für Mathematik und Physik </w:t>
-      </w:r>
-      <w:r>
-        <w:rPr>
+        <w:rPr>
+          <w:rFonts w:hint="eastAsia"/>
           <w:b/>
           <w:bCs/>
         </w:rPr>
-        <w:t>38</w:t>
-      </w:r>
-      <w:r>
-        <w:t>(1), 173–198 (1931)</w:t>
+        <w:t>跨域实例的公理继承</w:t>
+      </w:r>
+      <w:r>
+        <w:rPr>
+          <w:rFonts w:hint="eastAsia"/>
+        </w:rPr>
+        <w:t>：无论全球离散制造网络、蛋白质折叠动力学、高频金融风险清算，亦或生态演化系统，凡能映射为五维全息流形</w:t>
+      </w:r>
+      <w:r>
+        <w:t xml:space="preserve"> </w:t>
+      </w:r>
+      <m:oMath>
+        <m:sSub>
+          <m:sSubPr>
+            <m:ctrlPr>
+              <w:rPr>
+                <w:rFonts w:ascii="Cambria Math" w:hAnsi="Cambria Math"/>
+              </w:rPr>
+            </m:ctrlPr>
+          </m:sSubPr>
+          <m:e>
+            <m:r>
+              <m:rPr>
+                <m:scr m:val="script"/>
+                <m:sty m:val="p"/>
+              </m:rPr>
+              <w:rPr>
+                <w:rFonts w:ascii="Cambria Math" w:hAnsi="Cambria Math"/>
+              </w:rPr>
+              <m:t>M</m:t>
+            </m:r>
+          </m:e>
+          <m:sub>
+            <m:r>
+              <m:rPr>
+                <m:nor/>
+              </m:rPr>
+              <m:t>model</m:t>
+            </m:r>
+          </m:sub>
+        </m:sSub>
+        <m:r>
+          <m:rPr>
+            <m:sty m:val="p"/>
+          </m:rPr>
+          <w:rPr>
+            <w:rFonts w:ascii="Cambria Math" w:hAnsi="Cambria Math"/>
+          </w:rPr>
+          <m:t>=</m:t>
+        </m:r>
+        <m:r>
+          <m:rPr>
+            <m:sty m:val="p"/>
+          </m:rPr>
+          <w:rPr>
+            <w:rFonts w:ascii="Cambria Math" w:hAnsi="Cambria Math"/>
+          </w:rPr>
+          <m:t>⟨</m:t>
+        </m:r>
+        <m:r>
+          <m:rPr>
+            <m:scr m:val="script"/>
+            <m:sty m:val="p"/>
+          </m:rPr>
+          <w:rPr>
+            <w:rFonts w:ascii="Cambria Math" w:hAnsi="Cambria Math"/>
+          </w:rPr>
+          <m:t>N</m:t>
+        </m:r>
+        <m:r>
+          <m:rPr>
+            <m:sty m:val="p"/>
+          </m:rPr>
+          <w:rPr>
+            <w:rFonts w:ascii="Cambria Math" w:hAnsi="Cambria Math"/>
+          </w:rPr>
+          <m:t>,</m:t>
+        </m:r>
+        <m:r>
+          <m:rPr>
+            <m:scr m:val="script"/>
+            <m:sty m:val="p"/>
+          </m:rPr>
+          <w:rPr>
+            <w:rFonts w:ascii="Cambria Math" w:hAnsi="Cambria Math"/>
+          </w:rPr>
+          <m:t>T</m:t>
+        </m:r>
+        <m:r>
+          <m:rPr>
+            <m:sty m:val="p"/>
+          </m:rPr>
+          <w:rPr>
+            <w:rFonts w:ascii="Cambria Math" w:hAnsi="Cambria Math"/>
+          </w:rPr>
+          <m:t>,</m:t>
+        </m:r>
+        <m:r>
+          <m:rPr>
+            <m:scr m:val="script"/>
+            <m:sty m:val="p"/>
+          </m:rPr>
+          <w:rPr>
+            <w:rFonts w:ascii="Cambria Math" w:hAnsi="Cambria Math"/>
+          </w:rPr>
+          <m:t>C</m:t>
+        </m:r>
+        <m:r>
+          <m:rPr>
+            <m:sty m:val="p"/>
+          </m:rPr>
+          <w:rPr>
+            <w:rFonts w:ascii="Cambria Math" w:hAnsi="Cambria Math"/>
+          </w:rPr>
+          <m:t>,</m:t>
+        </m:r>
+        <m:r>
+          <w:rPr>
+            <w:rFonts w:ascii="Cambria Math" w:hAnsi="Cambria Math"/>
+          </w:rPr>
+          <m:t>X</m:t>
+        </m:r>
+        <m:r>
+          <m:rPr>
+            <m:sty m:val="p"/>
+          </m:rPr>
+          <w:rPr>
+            <w:rFonts w:ascii="Cambria Math" w:hAnsi="Cambria Math"/>
+          </w:rPr>
+          <m:t>,Δ</m:t>
+        </m:r>
+        <m:r>
+          <w:rPr>
+            <w:rFonts w:ascii="Cambria Math" w:hAnsi="Cambria Math"/>
+          </w:rPr>
+          <m:t>X</m:t>
+        </m:r>
+        <m:r>
+          <m:rPr>
+            <m:sty m:val="p"/>
+          </m:rPr>
+          <w:rPr>
+            <w:rFonts w:ascii="Cambria Math" w:hAnsi="Cambria Math"/>
+          </w:rPr>
+          <m:t>⟩</m:t>
+        </m:r>
+      </m:oMath>
+      <w:r>
+        <w:t xml:space="preserve"> </w:t>
+      </w:r>
+      <w:r>
+        <w:rPr>
+          <w:rFonts w:hint="eastAsia"/>
+        </w:rPr>
+        <w:t>的实体对象，</w:t>
+      </w:r>
+      <w:r>
+        <w:rPr>
+          <w:rFonts w:hint="eastAsia"/>
+          <w:b/>
+          <w:bCs/>
+        </w:rPr>
+        <w:t>全量自动继承闭环可计算性（</w:t>
+      </w:r>
+      <m:oMath>
+        <m:r>
+          <w:rPr>
+            <w:rFonts w:ascii="Cambria Math" w:hAnsi="Cambria Math"/>
+          </w:rPr>
+          <m:t>T</m:t>
+        </m:r>
+        <m:r>
+          <m:rPr>
+            <m:sty m:val="p"/>
+          </m:rPr>
+          <w:rPr>
+            <w:rFonts w:ascii="Cambria Math" w:hAnsi="Cambria Math"/>
+          </w:rPr>
+          <m:t>∈</m:t>
+        </m:r>
+        <m:r>
+          <m:rPr>
+            <m:sty m:val="bi"/>
+          </m:rPr>
+          <w:rPr>
+            <w:rFonts w:ascii="Cambria Math" w:hAnsi="Cambria Math"/>
+          </w:rPr>
+          <m:t>P</m:t>
+        </m:r>
+      </m:oMath>
+      <w:r>
+        <w:rPr>
+          <w:rFonts w:hint="eastAsia"/>
+          <w:b/>
+          <w:bCs/>
+        </w:rPr>
+        <w:t>）与“走通即界内最优”的定义式等价（</w:t>
+      </w:r>
+      <m:oMath>
+        <m:r>
+          <m:rPr>
+            <m:sty m:val="p"/>
+          </m:rPr>
+          <w:rPr>
+            <w:rFonts w:ascii="Cambria Math" w:hAnsi="Cambria Math"/>
+          </w:rPr>
+          <m:t>∃!</m:t>
+        </m:r>
+        <m:sSubSup>
+          <m:sSubSupPr>
+            <m:ctrlPr>
+              <w:rPr>
+                <w:rFonts w:ascii="Cambria Math" w:hAnsi="Cambria Math"/>
+              </w:rPr>
+            </m:ctrlPr>
+          </m:sSubSupPr>
+          <m:e>
+            <m:r>
+              <w:rPr>
+                <w:rFonts w:ascii="Cambria Math" w:hAnsi="Cambria Math"/>
+              </w:rPr>
+              <m:t>S</m:t>
+            </m:r>
+          </m:e>
+          <m:sub>
+            <m:r>
+              <w:rPr>
+                <w:rFonts w:ascii="Cambria Math" w:hAnsi="Cambria Math"/>
+              </w:rPr>
+              <m:t>k</m:t>
+            </m:r>
+          </m:sub>
+          <m:sup>
+            <m:r>
+              <m:rPr>
+                <m:sty m:val="p"/>
+              </m:rPr>
+              <w:rPr>
+                <w:rFonts w:ascii="Cambria Math" w:hAnsi="Cambria Math"/>
+              </w:rPr>
+              <m:t>*</m:t>
+            </m:r>
+          </m:sup>
+        </m:sSubSup>
+      </m:oMath>
+      <w:r>
+        <w:rPr>
+          <w:rFonts w:hint="eastAsia"/>
+          <w:b/>
+          <w:bCs/>
+        </w:rPr>
+        <w:t>）的全部物理与控制论性质</w:t>
+      </w:r>
+      <w:r>
+        <w:t>。</w:t>
+      </w:r>
+    </w:p>
+    <w:p>
+      <w:r>
+        <w:pict>
+          <v:rect id="_x0000_i1031" style="width:0;height:1.5pt" o:hralign="center" o:hrstd="t" o:hr="t"/>
+        </w:pict>
+      </w:r>
+    </w:p>
+    <w:p>
+      <w:pPr>
+        <w:pStyle w:val="2"/>
+      </w:pPr>
+      <w:bookmarkStart w:id="12" w:name="参考文献-references"/>
+      <w:bookmarkEnd w:id="11"/>
+      <w:r>
+        <w:rPr>
+          <w:rFonts w:hint="eastAsia"/>
+        </w:rPr>
+        <w:t>参考文献</w:t>
+      </w:r>
+      <w:r>
+        <w:t xml:space="preserve"> / References</w:t>
       </w:r>
     </w:p>
     <w:p>
@@ -7459,21 +7507,21 @@
         <w:pStyle w:val="Compact"/>
         <w:numPr>
           <w:ilvl w:val="0"/>
-          <w:numId w:val="9"/>
+          <w:numId w:val="10"/>
         </w:numPr>
       </w:pPr>
       <w:r>
-        <w:t xml:space="preserve">Guo, L.: What is systems science? Journal of Systems Science and Mathematical Sciences </w:t>
+        <w:t xml:space="preserve">Anderson, P.W.: More is different: broken symmetry and the nature of the hierarchical structure of science. Science </w:t>
       </w:r>
       <w:r>
         <w:rPr>
           <w:b/>
           <w:bCs/>
         </w:rPr>
-        <w:t>36</w:t>
-      </w:r>
-      <w:r>
-        <w:t>(3), 291–301 (2016)</w:t>
+        <w:t>177</w:t>
+      </w:r>
+      <w:r>
+        <w:t>(4047), 393–396 (1972)</w:t>
       </w:r>
     </w:p>
     <w:p>
@@ -7481,11 +7529,11 @@
         <w:pStyle w:val="Compact"/>
         <w:numPr>
           <w:ilvl w:val="0"/>
-          <w:numId w:val="9"/>
+          <w:numId w:val="10"/>
         </w:numPr>
       </w:pPr>
       <w:r>
-        <w:t>Popper, K.R.: The Logic of Scientific Discovery. Hutchinson, London (1959)</w:t>
+        <w:t>Ashby, W.R.: An Introduction to Cybernetics. Chapman &amp; Hall, London (1956)</w:t>
       </w:r>
     </w:p>
     <w:p>
@@ -7493,21 +7541,21 @@
         <w:pStyle w:val="Compact"/>
         <w:numPr>
           <w:ilvl w:val="0"/>
-          <w:numId w:val="9"/>
+          <w:numId w:val="10"/>
         </w:numPr>
       </w:pPr>
       <w:r>
-        <w:t xml:space="preserve">Qian, X., Yu, J., Dai, R.: A new discipline of science—The open complex giant system and its methodology. Nature Journal </w:t>
+        <w:t xml:space="preserve">Cao, L.: Non-IID learning: Cases, taxonomy and trends. IEEE Transactions on Knowledge and Data Engineering </w:t>
       </w:r>
       <w:r>
         <w:rPr>
           <w:b/>
           <w:bCs/>
         </w:rPr>
-        <w:t>13</w:t>
-      </w:r>
-      <w:r>
-        <w:t>(1), 3–10 (1990)</w:t>
+        <w:t>26</w:t>
+      </w:r>
+      <w:r>
+        <w:t>(11), 2783–2801 (2014)</w:t>
       </w:r>
     </w:p>
     <w:p>
@@ -7515,12 +7563,25 @@
         <w:pStyle w:val="Compact"/>
         <w:numPr>
           <w:ilvl w:val="0"/>
-          <w:numId w:val="9"/>
+          <w:numId w:val="10"/>
         </w:numPr>
       </w:pPr>
       <w:r>
         <w:lastRenderedPageBreak/>
-        <w:t>Qian, X.: Creating Systems Science. Shanxi Science and Technology Press, Taiyuan (2001)</w:t>
+        <w:t>Gödel, K.: Über formal unentscheidbare Sätze der Principia Mathematica und verwandter Systeme I. Monatshefte für Mathematik und Physik</w:t>
+      </w:r>
+      <w:r>
+        <w:t xml:space="preserve"> </w:t>
+      </w:r>
+      <w:r>
+        <w:rPr>
+          <w:b/>
+          <w:bCs/>
+        </w:rPr>
+        <w:t>38</w:t>
+      </w:r>
+      <w:r>
+        <w:t>(1), 173–198 (1931)</w:t>
       </w:r>
     </w:p>
     <w:p>
@@ -7528,11 +7589,21 @@
         <w:pStyle w:val="Compact"/>
         <w:numPr>
           <w:ilvl w:val="0"/>
-          <w:numId w:val="9"/>
+          <w:numId w:val="10"/>
         </w:numPr>
       </w:pPr>
       <w:r>
-        <w:t>Spencer-Brown, G.: Laws of Form. Allen &amp; Unwin, London (1969)</w:t>
+        <w:t xml:space="preserve">Guo, L.: What is systems science? Journal of Systems Science and Mathematical Sciences </w:t>
+      </w:r>
+      <w:r>
+        <w:rPr>
+          <w:b/>
+          <w:bCs/>
+        </w:rPr>
+        <w:t>36</w:t>
+      </w:r>
+      <w:r>
+        <w:t>(3), 291–301 (2016)</w:t>
       </w:r>
     </w:p>
     <w:p>
@@ -7540,7 +7611,65 @@
         <w:pStyle w:val="Compact"/>
         <w:numPr>
           <w:ilvl w:val="0"/>
-          <w:numId w:val="9"/>
+          <w:numId w:val="10"/>
+        </w:numPr>
+      </w:pPr>
+      <w:r>
+        <w:t>Popper, K.R.: The Logic of Scientific Discovery. Hutchinson, London (1959)</w:t>
+      </w:r>
+    </w:p>
+    <w:p>
+      <w:pPr>
+        <w:pStyle w:val="Compact"/>
+        <w:numPr>
+          <w:ilvl w:val="0"/>
+          <w:numId w:val="10"/>
+        </w:numPr>
+      </w:pPr>
+      <w:r>
+        <w:t xml:space="preserve">Qian, X., Yu, J., Dai, R.: A new discipline of science—The open complex giant system and its methodology. Nature Journal </w:t>
+      </w:r>
+      <w:r>
+        <w:rPr>
+          <w:b/>
+          <w:bCs/>
+        </w:rPr>
+        <w:t>13</w:t>
+      </w:r>
+      <w:r>
+        <w:t>(1), 3–10 (1990)</w:t>
+      </w:r>
+    </w:p>
+    <w:p>
+      <w:pPr>
+        <w:pStyle w:val="Compact"/>
+        <w:numPr>
+          <w:ilvl w:val="0"/>
+          <w:numId w:val="10"/>
+        </w:numPr>
+      </w:pPr>
+      <w:r>
+        <w:t>Qian, X.: Creating Systems Science. Shanxi Science and Technology Press, Taiyuan (2001)</w:t>
+      </w:r>
+    </w:p>
+    <w:p>
+      <w:pPr>
+        <w:pStyle w:val="Compact"/>
+        <w:numPr>
+          <w:ilvl w:val="0"/>
+          <w:numId w:val="10"/>
+        </w:numPr>
+      </w:pPr>
+      <w:r>
+        <w:t>Spencer-Brown, G.: Laws of Form. Allen &amp; Unwin, London (1969)</w:t>
+      </w:r>
+    </w:p>
+    <w:p>
+      <w:pPr>
+        <w:pStyle w:val="Compact"/>
+        <w:numPr>
+          <w:ilvl w:val="0"/>
+          <w:numId w:val="10"/>
         </w:numPr>
       </w:pPr>
       <w:r>
@@ -7778,7 +7907,7 @@
   <w:abstractNum w:abstractNumId="0" w15:restartNumberingAfterBreak="0">
     <w:nsid w:val="0000A990"/>
     <w:multiLevelType w:val="multilevel"/>
-    <w:tmpl w:val="C2C0B3AE"/>
+    <w:tmpl w:val="4E22EB2C"/>
     <w:lvl w:ilvl="0">
       <w:numFmt w:val="bullet"/>
       <w:lvlText w:val=" "/>
@@ -7855,7 +7984,7 @@
   <w:abstractNum w:abstractNumId="1" w15:restartNumberingAfterBreak="0">
     <w:nsid w:val="0000A991"/>
     <w:multiLevelType w:val="multilevel"/>
-    <w:tmpl w:val="4FC6F6DC"/>
+    <w:tmpl w:val="25602318"/>
     <w:lvl w:ilvl="0">
       <w:numFmt w:val="bullet"/>
       <w:lvlText w:val=""/>
@@ -7959,7 +8088,7 @@
   <w:abstractNum w:abstractNumId="2" w15:restartNumberingAfterBreak="0">
     <w:nsid w:val="00A99411"/>
     <w:multiLevelType w:val="multilevel"/>
-    <w:tmpl w:val="05980804"/>
+    <w:tmpl w:val="904E703A"/>
     <w:lvl w:ilvl="0">
       <w:start w:val="1"/>
       <w:numFmt w:val="decimal"/>
@@ -8042,16 +8171,16 @@
       </w:pPr>
     </w:lvl>
   </w:abstractNum>
-  <w:num w:numId="1" w16cid:durableId="2030718566">
+  <w:num w:numId="1" w16cid:durableId="1842312598">
     <w:abstractNumId w:val="0"/>
   </w:num>
-  <w:num w:numId="2" w16cid:durableId="1570463919">
+  <w:num w:numId="2" w16cid:durableId="1473404225">
     <w:abstractNumId w:val="1"/>
   </w:num>
-  <w:num w:numId="3" w16cid:durableId="177623687">
+  <w:num w:numId="3" w16cid:durableId="1063137957">
     <w:abstractNumId w:val="1"/>
   </w:num>
-  <w:num w:numId="4" w16cid:durableId="1783256715">
+  <w:num w:numId="4" w16cid:durableId="315182677">
     <w:abstractNumId w:val="2"/>
     <w:lvlOverride w:ilvl="0">
       <w:startOverride w:val="1"/>
@@ -8081,7 +8210,7 @@
       <w:startOverride w:val="1"/>
     </w:lvlOverride>
   </w:num>
-  <w:num w:numId="5" w16cid:durableId="205071594">
+  <w:num w:numId="5" w16cid:durableId="1465392879">
     <w:abstractNumId w:val="2"/>
     <w:lvlOverride w:ilvl="0">
       <w:startOverride w:val="1"/>
@@ -8111,10 +8240,7 @@
       <w:startOverride w:val="1"/>
     </w:lvlOverride>
   </w:num>
-  <w:num w:numId="6" w16cid:durableId="1265575330">
-    <w:abstractNumId w:val="1"/>
-  </w:num>
-  <w:num w:numId="7" w16cid:durableId="1445614281">
+  <w:num w:numId="6" w16cid:durableId="1166821016">
     <w:abstractNumId w:val="2"/>
     <w:lvlOverride w:ilvl="0">
       <w:startOverride w:val="1"/>
@@ -8144,7 +8270,10 @@
       <w:startOverride w:val="1"/>
     </w:lvlOverride>
   </w:num>
-  <w:num w:numId="8" w16cid:durableId="460610264">
+  <w:num w:numId="7" w16cid:durableId="462775876">
+    <w:abstractNumId w:val="1"/>
+  </w:num>
+  <w:num w:numId="8" w16cid:durableId="1141187499">
     <w:abstractNumId w:val="2"/>
     <w:lvlOverride w:ilvl="0">
       <w:startOverride w:val="1"/>
@@ -8174,7 +8303,37 @@
       <w:startOverride w:val="1"/>
     </w:lvlOverride>
   </w:num>
-  <w:num w:numId="9" w16cid:durableId="913707273">
+  <w:num w:numId="9" w16cid:durableId="838041051">
+    <w:abstractNumId w:val="2"/>
+    <w:lvlOverride w:ilvl="0">
+      <w:startOverride w:val="1"/>
+    </w:lvlOverride>
+    <w:lvlOverride w:ilvl="1">
+      <w:startOverride w:val="1"/>
+    </w:lvlOverride>
+    <w:lvlOverride w:ilvl="2">
+      <w:startOverride w:val="1"/>
+    </w:lvlOverride>
+    <w:lvlOverride w:ilvl="3">
+      <w:startOverride w:val="1"/>
+    </w:lvlOverride>
+    <w:lvlOverride w:ilvl="4">
+      <w:startOverride w:val="1"/>
+    </w:lvlOverride>
+    <w:lvlOverride w:ilvl="5">
+      <w:startOverride w:val="1"/>
+    </w:lvlOverride>
+    <w:lvlOverride w:ilvl="6">
+      <w:startOverride w:val="1"/>
+    </w:lvlOverride>
+    <w:lvlOverride w:ilvl="7">
+      <w:startOverride w:val="1"/>
+    </w:lvlOverride>
+    <w:lvlOverride w:ilvl="8">
+      <w:startOverride w:val="1"/>
+    </w:lvlOverride>
+  </w:num>
+  <w:num w:numId="10" w16cid:durableId="1483428197">
     <w:abstractNumId w:val="2"/>
     <w:lvlOverride w:ilvl="0">
       <w:startOverride w:val="1"/>
@@ -9437,7 +9596,7 @@
     <w:name w:val="header"/>
     <w:basedOn w:val="a"/>
     <w:link w:val="af1"/>
-    <w:rsid w:val="008B4E9B"/>
+    <w:rsid w:val="003F7833"/>
     <w:pPr>
       <w:tabs>
         <w:tab w:val="center" w:pos="4153"/>
@@ -9455,7 +9614,7 @@
     <w:name w:val="页眉 字符"/>
     <w:basedOn w:val="a1"/>
     <w:link w:val="af0"/>
-    <w:rsid w:val="008B4E9B"/>
+    <w:rsid w:val="003F7833"/>
     <w:rPr>
       <w:sz w:val="18"/>
       <w:szCs w:val="18"/>
@@ -9465,7 +9624,7 @@
     <w:name w:val="footer"/>
     <w:basedOn w:val="a"/>
     <w:link w:val="af3"/>
-    <w:rsid w:val="008B4E9B"/>
+    <w:rsid w:val="003F7833"/>
     <w:pPr>
       <w:tabs>
         <w:tab w:val="center" w:pos="4153"/>
@@ -9482,7 +9641,7 @@
     <w:name w:val="页脚 字符"/>
     <w:basedOn w:val="a1"/>
     <w:link w:val="af2"/>
-    <w:rsid w:val="008B4E9B"/>
+    <w:rsid w:val="003F7833"/>
     <w:rPr>
       <w:sz w:val="18"/>
       <w:szCs w:val="18"/>
@@ -9491,7 +9650,7 @@
   <w:style w:type="character" w:styleId="af4">
     <w:name w:val="page number"/>
     <w:basedOn w:val="a1"/>
-    <w:rsid w:val="008B4E9B"/>
+    <w:rsid w:val="003F7833"/>
   </w:style>
 </w:styles>
 </file>
